--- a/analise/PARECER-DE-VIABILIDADE.docx
+++ b/analise/PARECER-DE-VIABILIDADE.docx
@@ -3,79 +3,95 @@
 <w:document xmlns:wpc="http://schemas.microsoft.com/office/word/2010/wordprocessingCanvas" xmlns:mo="http://schemas.microsoft.com/office/mac/office/2008/main" xmlns:mc="http://schemas.openxmlformats.org/markup-compatibility/2006" xmlns:mv="urn:schemas-microsoft-com:mac:vml" xmlns:o="urn:schemas-microsoft-com:office:office" xmlns:r="http://schemas.openxmlformats.org/officeDocument/2006/relationships" xmlns:m="http://schemas.openxmlformats.org/officeDocument/2006/math" xmlns:v="urn:schemas-microsoft-com:vml" xmlns:wp14="http://schemas.microsoft.com/office/word/2010/wordprocessingDrawing" xmlns:wp="http://schemas.openxmlformats.org/drawingml/2006/wordprocessingDrawing" xmlns:w10="urn:schemas-microsoft-com:office:word" xmlns:w="http://schemas.openxmlformats.org/wordprocessingml/2006/main" xmlns:w14="http://schemas.microsoft.com/office/word/2010/wordml" xmlns:wpg="http://schemas.microsoft.com/office/word/2010/wordprocessingGroup" xmlns:wpi="http://schemas.microsoft.com/office/word/2010/wordprocessingInk" xmlns:wne="http://schemas.microsoft.com/office/word/2006/wordml" xmlns:wps="http://schemas.microsoft.com/office/word/2010/wordprocessingShape" mc:Ignorable="w14 wp14">
   <w:body>
     <w:p>
+      <w:pPr>
+        <w:jc w:val="center"/>
+      </w:pPr>
       <w:r>
         <w:rPr>
           <w:b/>
-          <w:sz w:val="34"/>
+          <w:color w:val="1F3B57"/>
+          <w:sz w:val="40"/>
         </w:rPr>
         <w:t>Parecer de viabilidade — Revisão ortográfica e terminológica de transcrições do YouTube</w:t>
       </w:r>
     </w:p>
     <w:p>
+      <w:pPr>
+        <w:jc w:val="center"/>
+      </w:pPr>
+      <w:r>
+        <w:rPr>
+          <w:i/>
+          <w:color w:val="555555"/>
+          <w:sz w:val="22"/>
+        </w:rPr>
+        <w:t>Projeto: Transcri-YouTube · Data: 15 de setembro de 2026 · Elaborado por: Agente 86 (Arena.ai Agent Mode)</w:t>
+      </w:r>
+    </w:p>
+    <w:p/>
+    <w:p>
+      <w:pPr>
+        <w:pStyle w:val="Heading1"/>
+        <w:keepNext/>
+        <w:spacing w:before="280"/>
+      </w:pPr>
       <w:r>
         <w:rPr>
           <w:rFonts w:ascii="Calibri" w:hAnsi="Calibri"/>
           <w:b/>
-          <w:sz w:val="22"/>
+          <w:color w:val="1F3B57"/>
+          <w:sz w:val="32"/>
+        </w:rPr>
+        <w:t>Parecer de viabilidade — Revisão ortográfica e terminológica de transcrições do YouTube</w:t>
+      </w:r>
+    </w:p>
+    <w:p>
+      <w:pPr>
+        <w:jc w:val="both"/>
+      </w:pPr>
+      <w:r>
+        <w:rPr>
+          <w:b/>
         </w:rPr>
         <w:t>Projeto:</w:t>
       </w:r>
       <w:r>
+        <w:t xml:space="preserve"> Transcri-YouTube · </w:t>
+      </w:r>
+      <w:r>
         <w:rPr>
-          <w:rFonts w:ascii="Calibri" w:hAnsi="Calibri"/>
-          <w:sz w:val="22"/>
-        </w:rPr>
-        <w:t xml:space="preserve"> Transcri-YouTube · </w:t>
-      </w:r>
-      <w:r>
-        <w:rPr>
-          <w:rFonts w:ascii="Calibri" w:hAnsi="Calibri"/>
           <w:b/>
-          <w:sz w:val="22"/>
         </w:rPr>
         <w:t>Data:</w:t>
       </w:r>
       <w:r>
+        <w:t xml:space="preserve"> 15 de setembro de 2026 · </w:t>
+      </w:r>
+      <w:r>
         <w:rPr>
-          <w:rFonts w:ascii="Calibri" w:hAnsi="Calibri"/>
-          <w:sz w:val="22"/>
-        </w:rPr>
-        <w:t xml:space="preserve"> 15 de setembro de 2026 · </w:t>
-      </w:r>
-      <w:r>
-        <w:rPr>
-          <w:rFonts w:ascii="Calibri" w:hAnsi="Calibri"/>
           <w:b/>
-          <w:sz w:val="22"/>
         </w:rPr>
         <w:t>Elaborado por:</w:t>
       </w:r>
       <w:r>
-        <w:rPr>
-          <w:rFonts w:ascii="Calibri" w:hAnsi="Calibri"/>
-          <w:sz w:val="22"/>
-        </w:rPr>
         <w:t xml:space="preserve"> Agente 86 (Arena.ai Agent Mode)</w:t>
       </w:r>
     </w:p>
     <w:p>
+      <w:pPr>
+        <w:jc w:val="both"/>
+      </w:pPr>
       <w:r>
         <w:rPr>
-          <w:rFonts w:ascii="Calibri" w:hAnsi="Calibri"/>
           <w:b/>
-          <w:sz w:val="22"/>
         </w:rPr>
         <w:t>Objeto da análise</w:t>
       </w:r>
     </w:p>
     <w:p>
-      <w:r>
-        <w:rPr>
-          <w:rFonts w:ascii="Calibri" w:hAnsi="Calibri"/>
-          <w:sz w:val="22"/>
-        </w:rPr>
-        <w:t xml:space="preserve">1. </w:t>
-      </w:r>
+      <w:pPr>
+        <w:pStyle w:val="ListNumber"/>
+      </w:pPr>
       <w:r>
         <w:rPr>
           <w:rFonts w:ascii="Consolas" w:hAnsi="Consolas"/>
@@ -84,36 +100,22 @@
         <w:t>Guia - SISTEMA DE REVISÃO E GOVERNANÇA TERMINOLÓGICA.docx</w:t>
       </w:r>
       <w:r>
+        <w:t xml:space="preserve"> — a </w:t>
+      </w:r>
+      <w:r>
         <w:rPr>
-          <w:rFonts w:ascii="Calibri" w:hAnsi="Calibri"/>
-          <w:sz w:val="22"/>
-        </w:rPr>
-        <w:t xml:space="preserve"> — a </w:t>
-      </w:r>
-      <w:r>
-        <w:rPr>
-          <w:rFonts w:ascii="Calibri" w:hAnsi="Calibri"/>
           <w:i/>
-          <w:sz w:val="22"/>
         </w:rPr>
         <w:t>skill</w:t>
       </w:r>
       <w:r>
-        <w:rPr>
-          <w:rFonts w:ascii="Calibri" w:hAnsi="Calibri"/>
-          <w:sz w:val="22"/>
-        </w:rPr>
         <w:t xml:space="preserve"> vinda de outra plataforma;</w:t>
       </w:r>
     </w:p>
     <w:p>
-      <w:r>
-        <w:rPr>
-          <w:rFonts w:ascii="Calibri" w:hAnsi="Calibri"/>
-          <w:sz w:val="22"/>
-        </w:rPr>
-        <w:t xml:space="preserve">2. </w:t>
-      </w:r>
+      <w:pPr>
+        <w:pStyle w:val="ListNumber"/>
+      </w:pPr>
       <w:r>
         <w:rPr>
           <w:rFonts w:ascii="Consolas" w:hAnsi="Consolas"/>
@@ -122,21 +124,13 @@
         <w:t>base-terminologica.xlsx</w:t>
       </w:r>
       <w:r>
-        <w:rPr>
-          <w:rFonts w:ascii="Calibri" w:hAnsi="Calibri"/>
-          <w:sz w:val="22"/>
-        </w:rPr>
         <w:t xml:space="preserve"> — ontologia consolidada das Revelações Cósmicas (Jan Val Ellam);</w:t>
       </w:r>
     </w:p>
     <w:p>
-      <w:r>
-        <w:rPr>
-          <w:rFonts w:ascii="Calibri" w:hAnsi="Calibri"/>
-          <w:sz w:val="22"/>
-        </w:rPr>
-        <w:t xml:space="preserve">3. </w:t>
-      </w:r>
+      <w:pPr>
+        <w:pStyle w:val="ListNumber"/>
+      </w:pPr>
       <w:r>
         <w:rPr>
           <w:rFonts w:ascii="Consolas" w:hAnsi="Consolas"/>
@@ -145,48 +139,44 @@
         <w:t>Revelações Cósmicas Urgente – Jan Val Ellam.txt</w:t>
       </w:r>
       <w:r>
-        <w:rPr>
-          <w:rFonts w:ascii="Calibri" w:hAnsi="Calibri"/>
-          <w:sz w:val="22"/>
-        </w:rPr>
         <w:t xml:space="preserve"> — primeira transcrição a processar (live do canal Paranormal Experience, 14/09/2026).</w:t>
       </w:r>
     </w:p>
     <w:p>
       <w:pPr>
+        <w:pStyle w:val="Heading2"/>
+        <w:keepNext/>
         <w:spacing w:before="200"/>
       </w:pPr>
-      <w:r>
-        <w:rPr>
-          <w:b/>
-          <w:sz w:val="26"/>
-        </w:rPr>
-        <w:t>0. Sumário executivo</w:t>
-      </w:r>
-    </w:p>
-    <w:p>
       <w:r>
         <w:rPr>
           <w:rFonts w:ascii="Calibri" w:hAnsi="Calibri"/>
           <w:b/>
-          <w:sz w:val="22"/>
+          <w:color w:val="1F3B57"/>
+          <w:sz w:val="24"/>
+        </w:rPr>
+        <w:t>0. Sumário executivo</w:t>
+      </w:r>
+    </w:p>
+    <w:p>
+      <w:pPr>
+        <w:jc w:val="both"/>
+      </w:pPr>
+      <w:r>
+        <w:rPr>
+          <w:b/>
         </w:rPr>
         <w:t>Veredito: a proposta é viável e o ativo mais valioso do projeto — a base terminológica — está em condição de uso. Mas o Guia, tal como está escrito, não sobrevive ao contato com esta transcrição: ele pressupõe três condições que não se verificam aqui.</w:t>
       </w:r>
       <w:r>
-        <w:rPr>
-          <w:rFonts w:ascii="Calibri" w:hAnsi="Calibri"/>
-          <w:sz w:val="22"/>
-        </w:rPr>
         <w:t xml:space="preserve"> É um problema de arquitetura, não de mérito. Com quatro ajustes (todos de baixo custo), o fluxo passa a ser executável, auditável e repetível.</w:t>
       </w:r>
     </w:p>
     <w:p>
-      <w:r>
-        <w:rPr>
-          <w:rFonts w:ascii="Calibri" w:hAnsi="Calibri"/>
-          <w:sz w:val="22"/>
-        </w:rPr>
+      <w:pPr>
+        <w:jc w:val="both"/>
+      </w:pPr>
+      <w:r>
         <w:t>O que foi feito para chegar a essa conclusão (não é opinião, é medição):</w:t>
       </w:r>
     </w:p>
@@ -194,6 +184,7 @@
       <w:tblPr>
         <w:tblStyle w:val="LightGrid-Accent1"/>
         <w:tblW w:type="auto" w:w="0"/>
+        <w:jc w:val="center"/>
         <w:tblLook w:firstColumn="1" w:firstRow="1" w:lastColumn="0" w:lastRow="0" w:noHBand="0" w:noVBand="1" w:val="04A0"/>
       </w:tblPr>
       <w:tblGrid>
@@ -209,7 +200,6 @@
             <w:r/>
             <w:r>
               <w:rPr>
-                <w:rFonts w:ascii="Calibri" w:hAnsi="Calibri"/>
                 <w:b/>
                 <w:sz w:val="20"/>
               </w:rPr>
@@ -225,7 +215,6 @@
             <w:r/>
             <w:r>
               <w:rPr>
-                <w:rFonts w:ascii="Calibri" w:hAnsi="Calibri"/>
                 <w:b/>
                 <w:sz w:val="20"/>
               </w:rPr>
@@ -243,7 +232,6 @@
             <w:r/>
             <w:r>
               <w:rPr>
-                <w:rFonts w:ascii="Calibri" w:hAnsi="Calibri"/>
                 <w:sz w:val="20"/>
               </w:rPr>
               <w:t>Biblioteca de acesso à base (946 termos, 104 obras, 1.887 relações)</w:t>
@@ -258,8 +246,7 @@
             <w:r/>
             <w:r>
               <w:rPr>
-                <w:rFonts w:ascii="Consolas" w:hAnsi="Consolas"/>
-                <w:sz w:val="18"/>
+                <w:sz w:val="20"/>
               </w:rPr>
               <w:t>ferramentas/rc_lexicon.py</w:t>
             </w:r>
@@ -275,7 +262,6 @@
             <w:r/>
             <w:r>
               <w:rPr>
-                <w:rFonts w:ascii="Calibri" w:hAnsi="Calibri"/>
                 <w:sz w:val="20"/>
               </w:rPr>
               <w:t>Varredura automática transcrição × base</w:t>
@@ -290,8 +276,7 @@
             <w:r/>
             <w:r>
               <w:rPr>
-                <w:rFonts w:ascii="Consolas" w:hAnsi="Consolas"/>
-                <w:sz w:val="18"/>
+                <w:sz w:val="20"/>
               </w:rPr>
               <w:t>ferramentas/rc_diagnostico.py</w:t>
             </w:r>
@@ -307,7 +292,6 @@
             <w:r/>
             <w:r>
               <w:rPr>
-                <w:rFonts w:ascii="Calibri" w:hAnsi="Calibri"/>
                 <w:sz w:val="20"/>
               </w:rPr>
               <w:t>Tabela de variantes do Guia convertida em dado (39 pares, 55 superfícies analisadas)</w:t>
@@ -322,8 +306,7 @@
             <w:r/>
             <w:r>
               <w:rPr>
-                <w:rFonts w:ascii="Consolas" w:hAnsi="Consolas"/>
-                <w:sz w:val="18"/>
+                <w:sz w:val="20"/>
               </w:rPr>
               <w:t>ferramentas/sementes-variantes-stt.csv</w:t>
             </w:r>
@@ -339,7 +322,6 @@
             <w:r/>
             <w:r>
               <w:rPr>
-                <w:rFonts w:ascii="Calibri" w:hAnsi="Calibri"/>
                 <w:sz w:val="20"/>
               </w:rPr>
               <w:t>Guarda de vocabulário comum pt-BR (1.844 formas)</w:t>
@@ -354,8 +336,7 @@
             <w:r/>
             <w:r>
               <w:rPr>
-                <w:rFonts w:ascii="Consolas" w:hAnsi="Consolas"/>
-                <w:sz w:val="18"/>
+                <w:sz w:val="20"/>
               </w:rPr>
               <w:t>ferramentas/vocabular-guarda-pt.txt</w:t>
             </w:r>
@@ -371,7 +352,6 @@
             <w:r/>
             <w:r>
               <w:rPr>
-                <w:rFonts w:ascii="Calibri" w:hAnsi="Calibri"/>
                 <w:sz w:val="20"/>
               </w:rPr>
               <w:t>Montagem determinística do DOCX final (Passo 3)</w:t>
@@ -386,8 +366,7 @@
             <w:r/>
             <w:r>
               <w:rPr>
-                <w:rFonts w:ascii="Consolas" w:hAnsi="Consolas"/>
-                <w:sz w:val="18"/>
+                <w:sz w:val="20"/>
               </w:rPr>
               <w:t>ferramentas/rc_docx.py</w:t>
             </w:r>
@@ -403,7 +382,6 @@
             <w:r/>
             <w:r>
               <w:rPr>
-                <w:rFonts w:ascii="Calibri" w:hAnsi="Calibri"/>
                 <w:sz w:val="20"/>
               </w:rPr>
               <w:t>Diagnóstico completo desta transcrição</w:t>
@@ -418,8 +396,7 @@
             <w:r/>
             <w:r>
               <w:rPr>
-                <w:rFonts w:ascii="Consolas" w:hAnsi="Consolas"/>
-                <w:sz w:val="18"/>
+                <w:sz w:val="20"/>
               </w:rPr>
               <w:t>analise/revelacoes-cosmicas-urgente-jan-val-ellam/</w:t>
             </w:r>
@@ -435,8 +412,6 @@
             <w:r/>
             <w:r>
               <w:rPr>
-                <w:rFonts w:ascii="Calibri" w:hAnsi="Calibri"/>
-                <w:b/>
                 <w:sz w:val="20"/>
               </w:rPr>
               <w:t>Amostra revisada do bloco 1 + DOCX montado</w:t>
@@ -451,24 +426,9 @@
             <w:r/>
             <w:r>
               <w:rPr>
-                <w:rFonts w:ascii="Consolas" w:hAnsi="Consolas"/>
-                <w:sz w:val="18"/>
-              </w:rPr>
-              <w:t>…/exemplo-bloco-01.md</w:t>
-            </w:r>
-            <w:r>
-              <w:rPr>
-                <w:rFonts w:ascii="Calibri" w:hAnsi="Calibri"/>
-                <w:sz w:val="20"/>
-              </w:rPr>
-              <w:t xml:space="preserve">, </w:t>
-            </w:r>
-            <w:r>
-              <w:rPr>
-                <w:rFonts w:ascii="Consolas" w:hAnsi="Consolas"/>
-                <w:sz w:val="18"/>
-              </w:rPr>
-              <w:t>…/EXEMPLO-saida-bloco-01.docx</w:t>
+                <w:sz w:val="20"/>
+              </w:rPr>
+              <w:t>…/exemplo-bloco-01.md, …/EXEMPLO-saida-bloco-01.docx</w:t>
             </w:r>
           </w:p>
         </w:tc>
@@ -476,82 +436,57 @@
     </w:tbl>
     <w:p/>
     <w:p>
+      <w:pPr>
+        <w:jc w:val="both"/>
+      </w:pPr>
       <w:r>
         <w:rPr>
-          <w:rFonts w:ascii="Calibri" w:hAnsi="Calibri"/>
           <w:b/>
-          <w:sz w:val="22"/>
         </w:rPr>
         <w:t>Os três pressupostos do Guia que falham aqui</w:t>
       </w:r>
     </w:p>
     <w:p>
+      <w:pPr>
+        <w:pStyle w:val="ListNumber"/>
+      </w:pPr>
       <w:r>
         <w:rPr>
-          <w:rFonts w:ascii="Calibri" w:hAnsi="Calibri"/>
-          <w:sz w:val="22"/>
-        </w:rPr>
-        <w:t xml:space="preserve">1. </w:t>
-      </w:r>
-      <w:r>
-        <w:rPr>
-          <w:rFonts w:ascii="Calibri" w:hAnsi="Calibri"/>
           <w:i/>
-          <w:sz w:val="22"/>
         </w:rPr>
         <w:t xml:space="preserve">"Extrair termos, grafias canônicas, etimologia e definições da aba </w:t>
       </w:r>
       <w:r>
         <w:rPr>
-          <w:rFonts w:ascii="Calibri" w:hAnsi="Calibri"/>
           <w:i/>
-          <w:sz w:val="22"/>
         </w:rPr>
         <w:t>Fichas</w:t>
       </w:r>
       <w:r>
         <w:rPr>
-          <w:rFonts w:ascii="Calibri" w:hAnsi="Calibri"/>
           <w:i/>
-          <w:sz w:val="22"/>
         </w:rPr>
         <w:t>"</w:t>
       </w:r>
       <w:r>
+        <w:t xml:space="preserve"> → as cinco colunas ricas da aba Fichas (Definição sintética, Contexto/Origem, </w:t>
+      </w:r>
+      <w:r>
         <w:rPr>
-          <w:rFonts w:ascii="Calibri" w:hAnsi="Calibri"/>
-          <w:sz w:val="22"/>
-        </w:rPr>
-        <w:t xml:space="preserve"> → as cinco colunas ricas da aba Fichas (Definição sintética, Contexto/Origem, </w:t>
-      </w:r>
-      <w:r>
-        <w:rPr>
-          <w:rFonts w:ascii="Calibri" w:hAnsi="Calibri"/>
           <w:b/>
-          <w:sz w:val="22"/>
         </w:rPr>
         <w:t>Etimologia/Grafias</w:t>
       </w:r>
       <w:r>
+        <w:t xml:space="preserve">, Citações-chave, Observações) contêm, em </w:t>
+      </w:r>
+      <w:r>
         <w:rPr>
-          <w:rFonts w:ascii="Calibri" w:hAnsi="Calibri"/>
-          <w:sz w:val="22"/>
-        </w:rPr>
-        <w:t xml:space="preserve">, Citações-chave, Observações) contêm, em </w:t>
-      </w:r>
-      <w:r>
-        <w:rPr>
-          <w:rFonts w:ascii="Calibri" w:hAnsi="Calibri"/>
           <w:b/>
-          <w:sz w:val="22"/>
         </w:rPr>
         <w:t>100% das 820 linhas</w:t>
       </w:r>
       <w:r>
-        <w:rPr>
-          <w:rFonts w:ascii="Calibri" w:hAnsi="Calibri"/>
-          <w:sz w:val="22"/>
-        </w:rPr>
         <w:t xml:space="preserve">, o texto </w:t>
       </w:r>
       <w:r>
@@ -562,25 +497,15 @@
         <w:t>(ver ficha completa em termos/)</w:t>
       </w:r>
       <w:r>
+        <w:t xml:space="preserve">. São </w:t>
+      </w:r>
+      <w:r>
         <w:rPr>
-          <w:rFonts w:ascii="Calibri" w:hAnsi="Calibri"/>
-          <w:sz w:val="22"/>
-        </w:rPr>
-        <w:t xml:space="preserve">. São </w:t>
-      </w:r>
-      <w:r>
-        <w:rPr>
-          <w:rFonts w:ascii="Calibri" w:hAnsi="Calibri"/>
           <w:b/>
-          <w:sz w:val="22"/>
         </w:rPr>
         <w:t>4.100 células vazias de conteúdo</w:t>
       </w:r>
       <w:r>
-        <w:rPr>
-          <w:rFonts w:ascii="Calibri" w:hAnsi="Calibri"/>
-          <w:sz w:val="22"/>
-        </w:rPr>
         <w:t xml:space="preserve">. A pasta </w:t>
       </w:r>
       <w:r>
@@ -591,10 +516,6 @@
         <w:t>termos/</w:t>
       </w:r>
       <w:r>
-        <w:rPr>
-          <w:rFonts w:ascii="Calibri" w:hAnsi="Calibri"/>
-          <w:sz w:val="22"/>
-        </w:rPr>
         <w:t xml:space="preserve"> e o script </w:t>
       </w:r>
       <w:r>
@@ -605,210 +526,129 @@
         <w:t>ferramentas/build_xlsx.py</w:t>
       </w:r>
       <w:r>
+        <w:t xml:space="preserve">, citados na aba "Como usar", </w:t>
+      </w:r>
+      <w:r>
         <w:rPr>
-          <w:rFonts w:ascii="Calibri" w:hAnsi="Calibri"/>
-          <w:sz w:val="22"/>
-        </w:rPr>
-        <w:t xml:space="preserve">, citados na aba "Como usar", </w:t>
-      </w:r>
-      <w:r>
-        <w:rPr>
-          <w:rFonts w:ascii="Calibri" w:hAnsi="Calibri"/>
           <w:b/>
-          <w:sz w:val="22"/>
         </w:rPr>
         <w:t>não estão neste repositório</w:t>
       </w:r>
       <w:r>
-        <w:rPr>
-          <w:rFonts w:ascii="Calibri" w:hAnsi="Calibri"/>
-          <w:sz w:val="22"/>
-        </w:rPr>
         <w:t>. Ou seja: a fonte que o Passo 1 declara obrigatória não existe aqui.</w:t>
       </w:r>
     </w:p>
     <w:p>
+      <w:pPr>
+        <w:pStyle w:val="ListNumber"/>
+      </w:pPr>
       <w:r>
         <w:rPr>
-          <w:rFonts w:ascii="Calibri" w:hAnsi="Calibri"/>
-          <w:sz w:val="22"/>
-        </w:rPr>
-        <w:t xml:space="preserve">2. </w:t>
-      </w:r>
-      <w:r>
-        <w:rPr>
-          <w:rFonts w:ascii="Calibri" w:hAnsi="Calibri"/>
           <w:i/>
-          <w:sz w:val="22"/>
         </w:rPr>
         <w:t>"Uma única chamada de consulta consolidada"</w:t>
       </w:r>
       <w:r>
+        <w:t xml:space="preserve"> → o índice inteiro custa ~9.500 tokens; com glossas e relações, ~58.000. Somado à transcrição (~26.000) e ao Guia (~4.000), são ~88.000 tokens de entrada </w:t>
+      </w:r>
+      <w:r>
         <w:rPr>
-          <w:rFonts w:ascii="Calibri" w:hAnsi="Calibri"/>
-          <w:sz w:val="22"/>
-        </w:rPr>
-        <w:t xml:space="preserve"> → o índice inteiro custa ~9.500 tokens; com glossas e relações, ~58.000. Somado à transcrição (~26.000) e ao Guia (~4.000), são ~88.000 tokens de entrada </w:t>
-      </w:r>
-      <w:r>
-        <w:rPr>
-          <w:rFonts w:ascii="Calibri" w:hAnsi="Calibri"/>
           <w:b/>
-          <w:sz w:val="22"/>
         </w:rPr>
         <w:t>antes</w:t>
       </w:r>
       <w:r>
+        <w:t xml:space="preserve"> de produzir ~35.000 tokens de saída. Não cabe num passe único confiável. A boa notícia: </w:t>
+      </w:r>
+      <w:r>
         <w:rPr>
-          <w:rFonts w:ascii="Calibri" w:hAnsi="Calibri"/>
-          <w:sz w:val="22"/>
-        </w:rPr>
-        <w:t xml:space="preserve"> de produzir ~35.000 tokens de saída. Não cabe num passe único confiável. A boa notícia: </w:t>
-      </w:r>
-      <w:r>
-        <w:rPr>
-          <w:rFonts w:ascii="Calibri" w:hAnsi="Calibri"/>
           <w:b/>
-          <w:sz w:val="22"/>
         </w:rPr>
         <w:t>esta transcrição só aciona 78 dos 946 termos</w:t>
       </w:r>
       <w:r>
+        <w:t xml:space="preserve"> — um dossê filtrado custa </w:t>
+      </w:r>
+      <w:r>
         <w:rPr>
-          <w:rFonts w:ascii="Calibri" w:hAnsi="Calibri"/>
-          <w:sz w:val="22"/>
-        </w:rPr>
-        <w:t xml:space="preserve"> — um dossê filtrado custa </w:t>
-      </w:r>
-      <w:r>
-        <w:rPr>
-          <w:rFonts w:ascii="Calibri" w:hAnsi="Calibri"/>
           <w:b/>
-          <w:sz w:val="22"/>
         </w:rPr>
         <w:t>~1.000 tokens</w:t>
       </w:r>
       <w:r>
-        <w:rPr>
-          <w:rFonts w:ascii="Calibri" w:hAnsi="Calibri"/>
-          <w:sz w:val="22"/>
-        </w:rPr>
         <w:t>, 9× menos.</w:t>
       </w:r>
     </w:p>
     <w:p>
+      <w:pPr>
+        <w:pStyle w:val="ListNumber"/>
+      </w:pPr>
       <w:r>
         <w:rPr>
-          <w:rFonts w:ascii="Calibri" w:hAnsi="Calibri"/>
-          <w:sz w:val="22"/>
-        </w:rPr>
-        <w:t xml:space="preserve">3. </w:t>
-      </w:r>
-      <w:r>
-        <w:rPr>
-          <w:rFonts w:ascii="Calibri" w:hAnsi="Calibri"/>
           <w:i/>
-          <w:sz w:val="22"/>
         </w:rPr>
         <w:t>"Emissão direta do texto completo integralmente revisado"</w:t>
       </w:r>
       <w:r>
+        <w:t xml:space="preserve"> → 18.781 palavras não saem inteiras e bem revisadas numa única emissão. O próprio Guia já admite segmentação (item 7.1), mas sugere 2–4 blocos para áudios &gt;45 min; </w:t>
+      </w:r>
+      <w:r>
         <w:rPr>
-          <w:rFonts w:ascii="Calibri" w:hAnsi="Calibri"/>
-          <w:sz w:val="22"/>
-        </w:rPr>
-        <w:t xml:space="preserve"> → 18.781 palavras não saem inteiras e bem revisadas numa única emissão. O próprio Guia já admite segmentação (item 7.1), mas sugere 2–4 blocos para áudios &gt;45 min; </w:t>
-      </w:r>
-      <w:r>
-        <w:rPr>
-          <w:rFonts w:ascii="Calibri" w:hAnsi="Calibri"/>
           <w:b/>
-          <w:sz w:val="22"/>
         </w:rPr>
         <w:t>esta live tem ~125 min</w:t>
       </w:r>
       <w:r>
+        <w:t xml:space="preserve">. A montagem final deve ser </w:t>
+      </w:r>
+      <w:r>
         <w:rPr>
-          <w:rFonts w:ascii="Calibri" w:hAnsi="Calibri"/>
-          <w:sz w:val="22"/>
-        </w:rPr>
-        <w:t xml:space="preserve">. A montagem final deve ser </w:t>
-      </w:r>
-      <w:r>
-        <w:rPr>
-          <w:rFonts w:ascii="Calibri" w:hAnsi="Calibri"/>
           <w:b/>
-          <w:sz w:val="22"/>
         </w:rPr>
         <w:t>programática</w:t>
       </w:r>
       <w:r>
-        <w:rPr>
-          <w:rFonts w:ascii="Calibri" w:hAnsi="Calibri"/>
-          <w:sz w:val="22"/>
-        </w:rPr>
         <w:t>, não manual.</w:t>
       </w:r>
     </w:p>
     <w:p>
+      <w:pPr>
+        <w:jc w:val="both"/>
+      </w:pPr>
       <w:r>
         <w:rPr>
-          <w:rFonts w:ascii="Calibri" w:hAnsi="Calibri"/>
           <w:b/>
-          <w:sz w:val="22"/>
         </w:rPr>
         <w:t>A lacuna que mais dói:</w:t>
       </w:r>
       <w:r>
+        <w:t xml:space="preserve"> a base guarda </w:t>
+      </w:r>
+      <w:r>
         <w:rPr>
-          <w:rFonts w:ascii="Calibri" w:hAnsi="Calibri"/>
-          <w:sz w:val="22"/>
-        </w:rPr>
-        <w:t xml:space="preserve"> a base guarda </w:t>
-      </w:r>
-      <w:r>
-        <w:rPr>
-          <w:rFonts w:ascii="Calibri" w:hAnsi="Calibri"/>
           <w:i/>
-          <w:sz w:val="22"/>
         </w:rPr>
         <w:t>canônicos</w:t>
       </w:r>
       <w:r>
+        <w:t xml:space="preserve">; o conhecimento de </w:t>
+      </w:r>
+      <w:r>
         <w:rPr>
-          <w:rFonts w:ascii="Calibri" w:hAnsi="Calibri"/>
-          <w:sz w:val="22"/>
-        </w:rPr>
-        <w:t xml:space="preserve">; o conhecimento de </w:t>
-      </w:r>
-      <w:r>
-        <w:rPr>
-          <w:rFonts w:ascii="Calibri" w:hAnsi="Calibri"/>
           <w:i/>
-          <w:sz w:val="22"/>
         </w:rPr>
         <w:t>variante → canônico</w:t>
       </w:r>
       <w:r>
+        <w:t xml:space="preserve"> mora apenas nas tabelas do Guia (39 pares). Das 55 superfícies citadas nas seções 5.1/5.2/5.4 do Guia (variantes e canônicos somados), </w:t>
+      </w:r>
+      <w:r>
         <w:rPr>
-          <w:rFonts w:ascii="Calibri" w:hAnsi="Calibri"/>
-          <w:sz w:val="22"/>
-        </w:rPr>
-        <w:t xml:space="preserve"> mora apenas nas tabelas do Guia (39 pares). Das 55 superfícies citadas nas seções 5.1/5.2/5.4 do Guia (variantes e canônicos somados), </w:t>
-      </w:r>
-      <w:r>
-        <w:rPr>
-          <w:rFonts w:ascii="Calibri" w:hAnsi="Calibri"/>
           <w:b/>
-          <w:sz w:val="22"/>
         </w:rPr>
         <w:t>38 não existem em nenhuma aba da planilha</w:t>
       </w:r>
       <w:r>
-        <w:rPr>
-          <w:rFonts w:ascii="Calibri" w:hAnsi="Calibri"/>
-          <w:sz w:val="22"/>
-        </w:rPr>
         <w:t xml:space="preserve">. Como o Guia proíbe "inventar grafias por intuição" e manda sinalizar </w:t>
       </w:r>
       <w:r>
@@ -819,57 +659,38 @@
         <w:t>[NOTA: termo não encontrado na base]</w:t>
       </w:r>
       <w:r>
+        <w:t xml:space="preserve">, a aplicação literal produziria dezenas de notas — inclusive para erros que a própria base resolveria. Nesta live, um único autor externo (Ray Kurzweil) aparece </w:t>
+      </w:r>
+      <w:r>
         <w:rPr>
-          <w:rFonts w:ascii="Calibri" w:hAnsi="Calibri"/>
-          <w:sz w:val="22"/>
-        </w:rPr>
-        <w:t xml:space="preserve">, a aplicação literal produziria dezenas de notas — inclusive para erros que a própria base resolveria. Nesta live, um único autor externo (Ray Kurzweil) aparece </w:t>
-      </w:r>
-      <w:r>
-        <w:rPr>
-          <w:rFonts w:ascii="Calibri" w:hAnsi="Calibri"/>
           <w:b/>
-          <w:sz w:val="22"/>
         </w:rPr>
         <w:t>9 vezes sob 9 grafias diferentes</w:t>
       </w:r>
       <w:r>
+        <w:t xml:space="preserve">, das quais o Guia conhece </w:t>
+      </w:r>
+      <w:r>
         <w:rPr>
-          <w:rFonts w:ascii="Calibri" w:hAnsi="Calibri"/>
-          <w:sz w:val="22"/>
-        </w:rPr>
-        <w:t xml:space="preserve">, das quais o Guia conhece </w:t>
-      </w:r>
-      <w:r>
-        <w:rPr>
-          <w:rFonts w:ascii="Calibri" w:hAnsi="Calibri"/>
           <w:b/>
-          <w:sz w:val="22"/>
         </w:rPr>
         <w:t>uma</w:t>
       </w:r>
       <w:r>
-        <w:rPr>
-          <w:rFonts w:ascii="Calibri" w:hAnsi="Calibri"/>
-          <w:sz w:val="22"/>
-        </w:rPr>
         <w:t>.</w:t>
       </w:r>
     </w:p>
     <w:p>
+      <w:pPr>
+        <w:jc w:val="both"/>
+      </w:pPr>
       <w:r>
         <w:rPr>
-          <w:rFonts w:ascii="Calibri" w:hAnsi="Calibri"/>
           <w:b/>
-          <w:sz w:val="22"/>
         </w:rPr>
         <w:t>O que esta transcrição realmente exige</w:t>
       </w:r>
       <w:r>
-        <w:rPr>
-          <w:rFonts w:ascii="Calibri" w:hAnsi="Calibri"/>
-          <w:sz w:val="22"/>
-        </w:rPr>
         <w:t xml:space="preserve"> (ordem de grandeza medida):</w:t>
       </w:r>
     </w:p>
@@ -877,6 +698,7 @@
       <w:tblPr>
         <w:tblStyle w:val="LightGrid-Accent1"/>
         <w:tblW w:type="auto" w:w="0"/>
+        <w:jc w:val="center"/>
         <w:tblLook w:firstColumn="1" w:firstRow="1" w:lastColumn="0" w:lastRow="0" w:noHBand="0" w:noVBand="1" w:val="04A0"/>
       </w:tblPr>
       <w:tblGrid>
@@ -892,7 +714,6 @@
             <w:r/>
             <w:r>
               <w:rPr>
-                <w:rFonts w:ascii="Calibri" w:hAnsi="Calibri"/>
                 <w:b/>
                 <w:sz w:val="20"/>
               </w:rPr>
@@ -908,7 +729,6 @@
             <w:r/>
             <w:r>
               <w:rPr>
-                <w:rFonts w:ascii="Calibri" w:hAnsi="Calibri"/>
                 <w:b/>
                 <w:sz w:val="20"/>
               </w:rPr>
@@ -926,7 +746,6 @@
             <w:r/>
             <w:r>
               <w:rPr>
-                <w:rFonts w:ascii="Calibri" w:hAnsi="Calibri"/>
                 <w:sz w:val="20"/>
               </w:rPr>
               <w:t>Pontuação a reconstruir</w:t>
@@ -941,7 +760,6 @@
             <w:r/>
             <w:r>
               <w:rPr>
-                <w:rFonts w:ascii="Calibri" w:hAnsi="Calibri"/>
                 <w:sz w:val="20"/>
               </w:rPr>
               <w:t>1 vírgula e 19 pontos (todos numéricos) em 18.781 palavras</w:t>
@@ -958,7 +776,6 @@
             <w:r/>
             <w:r>
               <w:rPr>
-                <w:rFonts w:ascii="Calibri" w:hAnsi="Calibri"/>
                 <w:sz w:val="20"/>
               </w:rPr>
               <w:t>Segmentação</w:t>
@@ -973,7 +790,6 @@
             <w:r/>
             <w:r>
               <w:rPr>
-                <w:rFonts w:ascii="Calibri" w:hAnsi="Calibri"/>
                 <w:sz w:val="20"/>
               </w:rPr>
               <w:t>1 parágrafo único de 101.468 caracteres</w:t>
@@ -990,7 +806,6 @@
             <w:r/>
             <w:r>
               <w:rPr>
-                <w:rFonts w:ascii="Calibri" w:hAnsi="Calibri"/>
                 <w:sz w:val="20"/>
               </w:rPr>
               <w:t>Diarização</w:t>
@@ -1005,7 +820,6 @@
             <w:r/>
             <w:r>
               <w:rPr>
-                <w:rFonts w:ascii="Calibri" w:hAnsi="Calibri"/>
                 <w:sz w:val="20"/>
               </w:rPr>
               <w:t>≥ 2 vozes ativas (apresentador e Jan Val Ellam) + 6 pessoas citadas</w:t>
@@ -1022,7 +836,6 @@
             <w:r/>
             <w:r>
               <w:rPr>
-                <w:rFonts w:ascii="Calibri" w:hAnsi="Calibri"/>
                 <w:sz w:val="20"/>
               </w:rPr>
               <w:t>Variantes terminológicas resolvíveis pela base</w:t>
@@ -1037,7 +850,6 @@
             <w:r/>
             <w:r>
               <w:rPr>
-                <w:rFonts w:ascii="Calibri" w:hAnsi="Calibri"/>
                 <w:sz w:val="20"/>
               </w:rPr>
               <w:t>~45 ocorrências mapeadas</w:t>
@@ -1054,7 +866,6 @@
             <w:r/>
             <w:r>
               <w:rPr>
-                <w:rFonts w:ascii="Calibri" w:hAnsi="Calibri"/>
                 <w:sz w:val="20"/>
               </w:rPr>
               <w:t>Candidatos levantados pela varredura</w:t>
@@ -1069,18 +880,9 @@
             <w:r/>
             <w:r>
               <w:rPr>
-                <w:rFonts w:ascii="Calibri" w:hAnsi="Calibri"/>
-                <w:sz w:val="20"/>
-              </w:rPr>
-              <w:t xml:space="preserve">572 brutos → 70 adjudicáveis → </w:t>
-            </w:r>
-            <w:r>
-              <w:rPr>
-                <w:rFonts w:ascii="Calibri" w:hAnsi="Calibri"/>
-                <w:b/>
-                <w:sz w:val="20"/>
-              </w:rPr>
-              <w:t>38 variantes/truncamentos</w:t>
+                <w:sz w:val="20"/>
+              </w:rPr>
+              <w:t>572 brutos → 70 adjudicáveis → 38 variantes/truncamentos</w:t>
             </w:r>
           </w:p>
         </w:tc>
@@ -1094,7 +896,6 @@
             <w:r/>
             <w:r>
               <w:rPr>
-                <w:rFonts w:ascii="Calibri" w:hAnsi="Calibri"/>
                 <w:sz w:val="20"/>
               </w:rPr>
               <w:t>Entidades ausentes da base</w:t>
@@ -1109,32 +910,9 @@
             <w:r/>
             <w:r>
               <w:rPr>
-                <w:rFonts w:ascii="Calibri" w:hAnsi="Calibri"/>
-                <w:b/>
-                <w:sz w:val="20"/>
-              </w:rPr>
-              <w:t>169</w:t>
-            </w:r>
-            <w:r>
-              <w:rPr>
-                <w:rFonts w:ascii="Calibri" w:hAnsi="Calibri"/>
-                <w:sz w:val="20"/>
-              </w:rPr>
-              <w:t xml:space="preserve"> sequências próprias (candidatas a </w:t>
-            </w:r>
-            <w:r>
-              <w:rPr>
-                <w:rFonts w:ascii="Consolas" w:hAnsi="Consolas"/>
-                <w:sz w:val="18"/>
-              </w:rPr>
-              <w:t>[NOTA]</w:t>
-            </w:r>
-            <w:r>
-              <w:rPr>
-                <w:rFonts w:ascii="Calibri" w:hAnsi="Calibri"/>
-                <w:sz w:val="20"/>
-              </w:rPr>
-              <w:t xml:space="preserve"> ou a novo registro)</w:t>
+                <w:sz w:val="20"/>
+              </w:rPr>
+              <w:t>169 sequências próprias (candidatas a [NOTA] ou a novo registro)</w:t>
             </w:r>
           </w:p>
         </w:tc>
@@ -1148,7 +926,6 @@
             <w:r/>
             <w:r>
               <w:rPr>
-                <w:rFonts w:ascii="Calibri" w:hAnsi="Calibri"/>
                 <w:sz w:val="20"/>
               </w:rPr>
               <w:t>Disfluências</w:t>
@@ -1163,7 +940,6 @@
             <w:r/>
             <w:r>
               <w:rPr>
-                <w:rFonts w:ascii="Calibri" w:hAnsi="Calibri"/>
                 <w:sz w:val="20"/>
               </w:rPr>
               <w:t>115 repetições consecutivas; "né" 49, "eh" 45, "uhum" 31, "aí" 123</w:t>
@@ -1174,56 +950,59 @@
     </w:tbl>
     <w:p/>
     <w:p>
+      <w:pPr>
+        <w:jc w:val="both"/>
+      </w:pPr>
+      <w:r>
+        <w:t xml:space="preserve">Conclusão prática: </w:t>
+      </w:r>
       <w:r>
         <w:rPr>
-          <w:rFonts w:ascii="Calibri" w:hAnsi="Calibri"/>
-          <w:sz w:val="22"/>
+          <w:b/>
         </w:rPr>
-        <w:t xml:space="preserve">Conclusão prática: </w:t>
-      </w:r>
+        <w:t>terminologia é ~20% do trabalho; normalização sintática (pontuação, parágrafos, disfluência) é ~80%.</w:t>
+      </w:r>
+      <w:r>
+        <w:t xml:space="preserve"> O Guia cobre bem os 20% e é omisso sobre os 80%.</w:t>
+      </w:r>
+    </w:p>
+    <w:p>
+      <w:pPr>
+        <w:pStyle w:val="Heading2"/>
+        <w:keepNext/>
+        <w:spacing w:before="200"/>
+      </w:pPr>
       <w:r>
         <w:rPr>
           <w:rFonts w:ascii="Calibri" w:hAnsi="Calibri"/>
           <w:b/>
-          <w:sz w:val="22"/>
+          <w:color w:val="1F3B57"/>
+          <w:sz w:val="24"/>
         </w:rPr>
-        <w:t>terminologia é ~20% do trabalho; normalização sintática (pontuação, parágrafos, disfluência) é ~80%.</w:t>
-      </w:r>
-      <w:r>
-        <w:rPr>
-          <w:rFonts w:ascii="Calibri" w:hAnsi="Calibri"/>
-          <w:sz w:val="22"/>
-        </w:rPr>
-        <w:t xml:space="preserve"> O Guia cobre bem os 20% e é omisso sobre os 80%.</w:t>
+        <w:t>1. Auditoria dos três arquivos</w:t>
       </w:r>
     </w:p>
     <w:p>
       <w:pPr>
+        <w:pStyle w:val="Heading3"/>
+        <w:keepNext/>
         <w:spacing w:before="200"/>
       </w:pPr>
       <w:r>
         <w:rPr>
+          <w:rFonts w:ascii="Calibri" w:hAnsi="Calibri"/>
           <w:b/>
-          <w:sz w:val="26"/>
+          <w:color w:val="1F3B57"/>
+          <w:sz w:val="22"/>
         </w:rPr>
-        <w:t>1. Auditoria dos três arquivos</w:t>
+        <w:t>1.1 Guia (DOCX) — 8 seções, bem estruturado</w:t>
       </w:r>
     </w:p>
     <w:p>
-      <w:r>
-        <w:rPr>
-          <w:b/>
-          <w:sz w:val="24"/>
-        </w:rPr>
-        <w:t>1.1 Guia (DOCX) — 8 seções, bem estruturado</w:t>
-      </w:r>
-    </w:p>
-    <w:p>
-      <w:r>
-        <w:rPr>
-          <w:rFonts w:ascii="Calibri" w:hAnsi="Calibri"/>
-          <w:sz w:val="22"/>
-        </w:rPr>
+      <w:pPr>
+        <w:jc w:val="both"/>
+      </w:pPr>
+      <w:r>
         <w:t xml:space="preserve">Pontos fortes: fluxo em 3 passos claro; governança por status (⚪🟡🟠🟢); sistema de sinalização </w:t>
       </w:r>
       <w:r>
@@ -1234,46 +1013,29 @@
         <w:t>[NOTA]</w:t>
       </w:r>
       <w:r>
-        <w:rPr>
-          <w:rFonts w:ascii="Calibri" w:hAnsi="Calibri"/>
-          <w:sz w:val="22"/>
-        </w:rPr>
         <w:t xml:space="preserve"> consistente; seção "o que não fazer" que evita loops (herança valiosa da plataforma anterior); política de preservação de trechos promocionais.</w:t>
-      </w:r>
-    </w:p>
-    <w:p>
-      <w:r>
-        <w:rPr>
-          <w:rFonts w:ascii="Calibri" w:hAnsi="Calibri"/>
-          <w:sz w:val="22"/>
-        </w:rPr>
-        <w:t>Achados de forma e conteúdo:</w:t>
       </w:r>
     </w:p>
     <w:p>
       <w:pPr>
-        <w:ind w:left="340"/>
+        <w:jc w:val="both"/>
       </w:pPr>
       <w:r>
+        <w:t>Achados de forma e conteúdo:</w:t>
+      </w:r>
+    </w:p>
+    <w:p>
+      <w:pPr>
+        <w:pStyle w:val="ListBullet"/>
+        <w:ind w:left="360"/>
+      </w:pPr>
+      <w:r>
         <w:rPr>
-          <w:rFonts w:ascii="Calibri" w:hAnsi="Calibri"/>
-          <w:sz w:val="22"/>
-        </w:rPr>
-        <w:t xml:space="preserve">• </w:t>
-      </w:r>
-      <w:r>
-        <w:rPr>
-          <w:rFonts w:ascii="Calibri" w:hAnsi="Calibri"/>
           <w:b/>
-          <w:sz w:val="22"/>
         </w:rPr>
         <w:t>Entidades HTML vazadas no documento:</w:t>
       </w:r>
       <w:r>
-        <w:rPr>
-          <w:rFonts w:ascii="Calibri" w:hAnsi="Calibri"/>
-          <w:sz w:val="22"/>
-        </w:rPr>
         <w:t xml:space="preserve"> </w:t>
       </w:r>
       <w:r>
@@ -1284,10 +1046,6 @@
         <w:t>&amp;quot;</w:t>
       </w:r>
       <w:r>
-        <w:rPr>
-          <w:rFonts w:ascii="Calibri" w:hAnsi="Calibri"/>
-          <w:sz w:val="22"/>
-        </w:rPr>
         <w:t xml:space="preserve"> (14×) e </w:t>
       </w:r>
       <w:r>
@@ -1298,201 +1056,126 @@
         <w:t>&amp;apos;</w:t>
       </w:r>
       <w:r>
+        <w:t xml:space="preserve"> (13×) aparecem no texto visível (ex.: </w:t>
+      </w:r>
+      <w:r>
         <w:rPr>
-          <w:rFonts w:ascii="Calibri" w:hAnsi="Calibri"/>
-          <w:sz w:val="22"/>
-        </w:rPr>
-        <w:t xml:space="preserve"> (13×) aparecem no texto visível (ex.: </w:t>
-      </w:r>
-      <w:r>
-        <w:rPr>
-          <w:rFonts w:ascii="Calibri" w:hAnsi="Calibri"/>
           <w:i/>
-          <w:sz w:val="22"/>
         </w:rPr>
         <w:t>subtítulo padrão: &amp;quot;Transcrição revisada…&amp;quot;</w:t>
       </w:r>
       <w:r>
+        <w:t xml:space="preserve">, </w:t>
+      </w:r>
+      <w:r>
         <w:rPr>
-          <w:rFonts w:ascii="Calibri" w:hAnsi="Calibri"/>
-          <w:sz w:val="22"/>
-        </w:rPr>
-        <w:t xml:space="preserve">, </w:t>
-      </w:r>
-      <w:r>
-        <w:rPr>
-          <w:rFonts w:ascii="Calibri" w:hAnsi="Calibri"/>
           <w:i/>
-          <w:sz w:val="22"/>
         </w:rPr>
         <w:t>marcas d&amp;apos;água</w:t>
       </w:r>
       <w:r>
-        <w:rPr>
-          <w:rFonts w:ascii="Calibri" w:hAnsi="Calibri"/>
-          <w:sz w:val="22"/>
-        </w:rPr>
         <w:t>). Resíduo de conversão — recomendo regenerar o DOCX.</w:t>
       </w:r>
     </w:p>
     <w:p>
       <w:pPr>
-        <w:ind w:left="340"/>
+        <w:pStyle w:val="ListBullet"/>
+        <w:ind w:left="360"/>
       </w:pPr>
       <w:r>
         <w:rPr>
-          <w:rFonts w:ascii="Calibri" w:hAnsi="Calibri"/>
-          <w:sz w:val="22"/>
+          <w:b/>
         </w:rPr>
-        <w:t xml:space="preserve">• </w:t>
-      </w:r>
+        <w:t>Inconsistência de título no Passo 3:</w:t>
+      </w:r>
+      <w:r>
+        <w:t xml:space="preserve"> o diagrama diz "GERAÇÃO DO DOCUMENTO TEXTUAL FINAL"; o item 3.3 diz "Gerar Documento </w:t>
+      </w:r>
+      <w:r>
+        <w:rPr>
+          <w:b/>
+        </w:rPr>
+        <w:t>Word</w:t>
+      </w:r>
+      <w:r>
+        <w:t xml:space="preserve"> Revisado". Definir o formato contratual (DOCX? MD? ambos?).</w:t>
+      </w:r>
+    </w:p>
+    <w:p>
+      <w:pPr>
+        <w:pStyle w:val="ListBullet"/>
+        <w:ind w:left="360"/>
+      </w:pPr>
+      <w:r>
+        <w:rPr>
+          <w:b/>
+        </w:rPr>
+        <w:t>Números declarados divergem da planilha</w:t>
+      </w:r>
+      <w:r>
+        <w:t xml:space="preserve"> (ver 1.2).</w:t>
+      </w:r>
+    </w:p>
+    <w:p>
+      <w:pPr>
+        <w:pStyle w:val="ListBullet"/>
+        <w:ind w:left="360"/>
+      </w:pPr>
+      <w:r>
+        <w:rPr>
+          <w:b/>
+        </w:rPr>
+        <w:t>Regras herdadas de outra plataforma</w:t>
+      </w:r>
+      <w:r>
+        <w:t xml:space="preserve"> que aqui perdem o sentido: "proibido fracionar a consulta", "proibido emitir sumários analíticos", "proibido reiniciar o ciclo". Num repositório Git com scripts determinísticos, o antídoto contra loops não é proibir o fracionamento — é </w:t>
+      </w:r>
+      <w:r>
+        <w:rPr>
+          <w:b/>
+        </w:rPr>
+        <w:t>fracionar com montagem programática</w:t>
+      </w:r>
+      <w:r>
+        <w:t>.</w:t>
+      </w:r>
+    </w:p>
+    <w:p>
+      <w:pPr>
+        <w:pStyle w:val="ListBullet"/>
+        <w:ind w:left="360"/>
+      </w:pPr>
+      <w:r>
+        <w:rPr>
+          <w:b/>
+        </w:rPr>
+        <w:t>"NÃO recorrer a busca externa"</w:t>
+      </w:r>
+      <w:r>
+        <w:t xml:space="preserve"> é uma regra ótima para o cânone ellâmico, mas insustentável para a camada </w:t>
+      </w:r>
+      <w:r>
+        <w:rPr>
+          <w:i/>
+        </w:rPr>
+        <w:t>Externos</w:t>
+      </w:r>
+      <w:r>
+        <w:t xml:space="preserve"> (Kurzweil, Bostrom, Gordon Moore, Agostinho de Hipona, Goethe). Ver proposta 6.3.</w:t>
+      </w:r>
+    </w:p>
+    <w:p>
+      <w:pPr>
+        <w:pStyle w:val="Heading3"/>
+        <w:keepNext/>
+        <w:spacing w:before="200"/>
+      </w:pPr>
       <w:r>
         <w:rPr>
           <w:rFonts w:ascii="Calibri" w:hAnsi="Calibri"/>
           <w:b/>
+          <w:color w:val="1F3B57"/>
           <w:sz w:val="22"/>
-        </w:rPr>
-        <w:t>Inconsistência de título no Passo 3:</w:t>
-      </w:r>
-      <w:r>
-        <w:rPr>
-          <w:rFonts w:ascii="Calibri" w:hAnsi="Calibri"/>
-          <w:sz w:val="22"/>
-        </w:rPr>
-        <w:t xml:space="preserve"> o diagrama diz "GERAÇÃO DO DOCUMENTO TEXTUAL FINAL"; o item 3.3 diz "Gerar Documento </w:t>
-      </w:r>
-      <w:r>
-        <w:rPr>
-          <w:rFonts w:ascii="Calibri" w:hAnsi="Calibri"/>
-          <w:b/>
-          <w:sz w:val="22"/>
-        </w:rPr>
-        <w:t>Word</w:t>
-      </w:r>
-      <w:r>
-        <w:rPr>
-          <w:rFonts w:ascii="Calibri" w:hAnsi="Calibri"/>
-          <w:sz w:val="22"/>
-        </w:rPr>
-        <w:t xml:space="preserve"> Revisado". Definir o formato contratual (DOCX? MD? ambos?).</w:t>
-      </w:r>
-    </w:p>
-    <w:p>
-      <w:pPr>
-        <w:ind w:left="340"/>
-      </w:pPr>
-      <w:r>
-        <w:rPr>
-          <w:rFonts w:ascii="Calibri" w:hAnsi="Calibri"/>
-          <w:sz w:val="22"/>
-        </w:rPr>
-        <w:t xml:space="preserve">• </w:t>
-      </w:r>
-      <w:r>
-        <w:rPr>
-          <w:rFonts w:ascii="Calibri" w:hAnsi="Calibri"/>
-          <w:b/>
-          <w:sz w:val="22"/>
-        </w:rPr>
-        <w:t>Números declarados divergem da planilha</w:t>
-      </w:r>
-      <w:r>
-        <w:rPr>
-          <w:rFonts w:ascii="Calibri" w:hAnsi="Calibri"/>
-          <w:sz w:val="22"/>
-        </w:rPr>
-        <w:t xml:space="preserve"> (ver 1.2).</w:t>
-      </w:r>
-    </w:p>
-    <w:p>
-      <w:pPr>
-        <w:ind w:left="340"/>
-      </w:pPr>
-      <w:r>
-        <w:rPr>
-          <w:rFonts w:ascii="Calibri" w:hAnsi="Calibri"/>
-          <w:sz w:val="22"/>
-        </w:rPr>
-        <w:t xml:space="preserve">• </w:t>
-      </w:r>
-      <w:r>
-        <w:rPr>
-          <w:rFonts w:ascii="Calibri" w:hAnsi="Calibri"/>
-          <w:b/>
-          <w:sz w:val="22"/>
-        </w:rPr>
-        <w:t>Regras herdadas de outra plataforma</w:t>
-      </w:r>
-      <w:r>
-        <w:rPr>
-          <w:rFonts w:ascii="Calibri" w:hAnsi="Calibri"/>
-          <w:sz w:val="22"/>
-        </w:rPr>
-        <w:t xml:space="preserve"> que aqui perdem o sentido: "proibido fracionar a consulta", "proibido emitir sumários analíticos", "proibido reiniciar o ciclo". Num repositório Git com scripts determinísticos, o antídoto contra loops não é proibir o fracionamento — é </w:t>
-      </w:r>
-      <w:r>
-        <w:rPr>
-          <w:rFonts w:ascii="Calibri" w:hAnsi="Calibri"/>
-          <w:b/>
-          <w:sz w:val="22"/>
-        </w:rPr>
-        <w:t>fracionar com montagem programática</w:t>
-      </w:r>
-      <w:r>
-        <w:rPr>
-          <w:rFonts w:ascii="Calibri" w:hAnsi="Calibri"/>
-          <w:sz w:val="22"/>
-        </w:rPr>
-        <w:t>.</w:t>
-      </w:r>
-    </w:p>
-    <w:p>
-      <w:pPr>
-        <w:ind w:left="340"/>
-      </w:pPr>
-      <w:r>
-        <w:rPr>
-          <w:rFonts w:ascii="Calibri" w:hAnsi="Calibri"/>
-          <w:sz w:val="22"/>
-        </w:rPr>
-        <w:t xml:space="preserve">• </w:t>
-      </w:r>
-      <w:r>
-        <w:rPr>
-          <w:rFonts w:ascii="Calibri" w:hAnsi="Calibri"/>
-          <w:b/>
-          <w:sz w:val="22"/>
-        </w:rPr>
-        <w:t>"NÃO recorrer a busca externa"</w:t>
-      </w:r>
-      <w:r>
-        <w:rPr>
-          <w:rFonts w:ascii="Calibri" w:hAnsi="Calibri"/>
-          <w:sz w:val="22"/>
-        </w:rPr>
-        <w:t xml:space="preserve"> é uma regra ótima para o cânone ellâmico, mas insustentável para a camada </w:t>
-      </w:r>
-      <w:r>
-        <w:rPr>
-          <w:rFonts w:ascii="Calibri" w:hAnsi="Calibri"/>
-          <w:i/>
-          <w:sz w:val="22"/>
-        </w:rPr>
-        <w:t>Externos</w:t>
-      </w:r>
-      <w:r>
-        <w:rPr>
-          <w:rFonts w:ascii="Calibri" w:hAnsi="Calibri"/>
-          <w:sz w:val="22"/>
-        </w:rPr>
-        <w:t xml:space="preserve"> (Kurzweil, Bostrom, Gordon Moore, Agostinho de Hipona, Goethe). Ver proposta 6.3.</w:t>
-      </w:r>
-    </w:p>
-    <w:p>
-      <w:r>
-        <w:rPr>
-          <w:b/>
-          <w:sz w:val="24"/>
         </w:rPr>
         <w:t>1.2 Base (XLSX) — declarado no Guia × medido na planilha</w:t>
       </w:r>
@@ -1501,6 +1184,7 @@
       <w:tblPr>
         <w:tblStyle w:val="LightGrid-Accent1"/>
         <w:tblW w:type="auto" w:w="0"/>
+        <w:jc w:val="center"/>
         <w:tblLook w:firstColumn="1" w:firstRow="1" w:lastColumn="0" w:lastRow="0" w:noHBand="0" w:noVBand="1" w:val="04A0"/>
       </w:tblPr>
       <w:tblGrid>
@@ -1518,7 +1202,6 @@
             <w:r/>
             <w:r>
               <w:rPr>
-                <w:rFonts w:ascii="Calibri" w:hAnsi="Calibri"/>
                 <w:b/>
                 <w:sz w:val="20"/>
               </w:rPr>
@@ -1534,7 +1217,6 @@
             <w:r/>
             <w:r>
               <w:rPr>
-                <w:rFonts w:ascii="Calibri" w:hAnsi="Calibri"/>
                 <w:b/>
                 <w:sz w:val="20"/>
               </w:rPr>
@@ -1550,7 +1232,6 @@
             <w:r/>
             <w:r>
               <w:rPr>
-                <w:rFonts w:ascii="Calibri" w:hAnsi="Calibri"/>
                 <w:b/>
                 <w:sz w:val="20"/>
               </w:rPr>
@@ -1566,7 +1247,6 @@
             <w:r/>
             <w:r>
               <w:rPr>
-                <w:rFonts w:ascii="Calibri" w:hAnsi="Calibri"/>
                 <w:b/>
                 <w:sz w:val="20"/>
               </w:rPr>
@@ -1584,7 +1264,6 @@
             <w:r/>
             <w:r>
               <w:rPr>
-                <w:rFonts w:ascii="Calibri" w:hAnsi="Calibri"/>
                 <w:sz w:val="20"/>
               </w:rPr>
               <w:t>Índice Mestre</w:t>
@@ -1599,7 +1278,6 @@
             <w:r/>
             <w:r>
               <w:rPr>
-                <w:rFonts w:ascii="Calibri" w:hAnsi="Calibri"/>
                 <w:sz w:val="20"/>
               </w:rPr>
               <w:t>946 termos</w:t>
@@ -1614,8 +1292,6 @@
             <w:r/>
             <w:r>
               <w:rPr>
-                <w:rFonts w:ascii="Calibri" w:hAnsi="Calibri"/>
-                <w:b/>
                 <w:sz w:val="20"/>
               </w:rPr>
               <w:t>946</w:t>
@@ -1630,7 +1306,6 @@
             <w:r/>
             <w:r>
               <w:rPr>
-                <w:rFonts w:ascii="Calibri" w:hAnsi="Calibri"/>
                 <w:sz w:val="20"/>
               </w:rPr>
               <w:t>✅ confere</w:t>
@@ -1647,7 +1322,6 @@
             <w:r/>
             <w:r>
               <w:rPr>
-                <w:rFonts w:ascii="Calibri" w:hAnsi="Calibri"/>
                 <w:sz w:val="20"/>
               </w:rPr>
               <w:t>Fichas</w:t>
@@ -1662,7 +1336,6 @@
             <w:r/>
             <w:r>
               <w:rPr>
-                <w:rFonts w:ascii="Calibri" w:hAnsi="Calibri"/>
                 <w:sz w:val="20"/>
               </w:rPr>
               <w:t>650 registros, 14 colunas</w:t>
@@ -1677,26 +1350,9 @@
             <w:r/>
             <w:r>
               <w:rPr>
-                <w:rFonts w:ascii="Calibri" w:hAnsi="Calibri"/>
-                <w:b/>
-                <w:sz w:val="20"/>
-              </w:rPr>
-              <w:t>820</w:t>
-            </w:r>
-            <w:r>
-              <w:rPr>
-                <w:rFonts w:ascii="Calibri" w:hAnsi="Calibri"/>
-                <w:sz w:val="20"/>
-              </w:rPr>
-              <w:t xml:space="preserve"> registros; 5 colunas ricas = </w:t>
-            </w:r>
-            <w:r>
-              <w:rPr>
-                <w:rFonts w:ascii="Calibri" w:hAnsi="Calibri"/>
-                <w:b/>
-                <w:sz w:val="20"/>
-              </w:rPr>
-              <w:t>4.100 placeholders, 0 preenchidas</w:t>
+                <w:sz w:val="20"/>
+              </w:rPr>
+              <w:t>820 registros; 5 colunas ricas = 4.100 placeholders, 0 preenchidas</w:t>
             </w:r>
           </w:p>
         </w:tc>
@@ -1708,7 +1364,6 @@
             <w:r/>
             <w:r>
               <w:rPr>
-                <w:rFonts w:ascii="Calibri" w:hAnsi="Calibri"/>
                 <w:sz w:val="20"/>
               </w:rPr>
               <w:t>❌ bloqueante para o Passo 1</w:t>
@@ -1725,7 +1380,6 @@
             <w:r/>
             <w:r>
               <w:rPr>
-                <w:rFonts w:ascii="Calibri" w:hAnsi="Calibri"/>
                 <w:sz w:val="20"/>
               </w:rPr>
               <w:t>Relações</w:t>
@@ -1740,7 +1394,6 @@
             <w:r/>
             <w:r>
               <w:rPr>
-                <w:rFonts w:ascii="Calibri" w:hAnsi="Calibri"/>
                 <w:sz w:val="20"/>
               </w:rPr>
               <w:t>1.898 relações</w:t>
@@ -1755,18 +1408,9 @@
             <w:r/>
             <w:r>
               <w:rPr>
-                <w:rFonts w:ascii="Calibri" w:hAnsi="Calibri"/>
-                <w:b/>
-                <w:sz w:val="20"/>
-              </w:rPr>
-              <w:t>1.887</w:t>
-            </w:r>
-            <w:r>
-              <w:rPr>
-                <w:rFonts w:ascii="Calibri" w:hAnsi="Calibri"/>
-                <w:sz w:val="20"/>
-              </w:rPr>
-              <w:t xml:space="preserve"> (240 tipos distintos)</w:t>
+                <w:sz w:val="20"/>
+              </w:rPr>
+              <w:t>1.887 (240 tipos distintos)</w:t>
             </w:r>
           </w:p>
         </w:tc>
@@ -1778,7 +1422,6 @@
             <w:r/>
             <w:r>
               <w:rPr>
-                <w:rFonts w:ascii="Calibri" w:hAnsi="Calibri"/>
                 <w:sz w:val="20"/>
               </w:rPr>
               <w:t>⚠️ deriva pequena</w:t>
@@ -1795,7 +1438,6 @@
             <w:r/>
             <w:r>
               <w:rPr>
-                <w:rFonts w:ascii="Calibri" w:hAnsi="Calibri"/>
                 <w:sz w:val="20"/>
               </w:rPr>
               <w:t>Bibliografia</w:t>
@@ -1810,7 +1452,6 @@
             <w:r/>
             <w:r>
               <w:rPr>
-                <w:rFonts w:ascii="Calibri" w:hAnsi="Calibri"/>
                 <w:sz w:val="20"/>
               </w:rPr>
               <w:t>102 obras (B001–B102)</w:t>
@@ -1825,46 +1466,9 @@
             <w:r/>
             <w:r>
               <w:rPr>
-                <w:rFonts w:ascii="Calibri" w:hAnsi="Calibri"/>
-                <w:b/>
-                <w:sz w:val="20"/>
-              </w:rPr>
-              <w:t>104</w:t>
-            </w:r>
-            <w:r>
-              <w:rPr>
-                <w:rFonts w:ascii="Calibri" w:hAnsi="Calibri"/>
-                <w:sz w:val="20"/>
-              </w:rPr>
-              <w:t xml:space="preserve"> linhas (102 obras + </w:t>
-            </w:r>
-            <w:r>
-              <w:rPr>
-                <w:rFonts w:ascii="Consolas" w:hAnsi="Consolas"/>
-                <w:sz w:val="18"/>
-              </w:rPr>
-              <w:t>P2023-05-21</w:t>
-            </w:r>
-            <w:r>
-              <w:rPr>
-                <w:rFonts w:ascii="Calibri" w:hAnsi="Calibri"/>
-                <w:sz w:val="20"/>
-              </w:rPr>
-              <w:t xml:space="preserve">, </w:t>
-            </w:r>
-            <w:r>
-              <w:rPr>
-                <w:rFonts w:ascii="Consolas" w:hAnsi="Consolas"/>
-                <w:sz w:val="18"/>
-              </w:rPr>
-              <w:t>P2024-11-09</w:t>
-            </w:r>
-            <w:r>
-              <w:rPr>
-                <w:rFonts w:ascii="Calibri" w:hAnsi="Calibri"/>
-                <w:sz w:val="20"/>
-              </w:rPr>
-              <w:t>)</w:t>
+                <w:sz w:val="20"/>
+              </w:rPr>
+              <w:t>104 linhas (102 obras + P2023-05-21, P2024-11-09)</w:t>
             </w:r>
           </w:p>
         </w:tc>
@@ -1876,7 +1480,6 @@
             <w:r/>
             <w:r>
               <w:rPr>
-                <w:rFonts w:ascii="Calibri" w:hAnsi="Calibri"/>
                 <w:sz w:val="20"/>
               </w:rPr>
               <w:t>⚠️ mistura obras e podcasts</w:t>
@@ -1893,7 +1496,6 @@
             <w:r/>
             <w:r>
               <w:rPr>
-                <w:rFonts w:ascii="Calibri" w:hAnsi="Calibri"/>
                 <w:sz w:val="20"/>
               </w:rPr>
               <w:t>Categorias</w:t>
@@ -1908,7 +1510,6 @@
             <w:r/>
             <w:r>
               <w:rPr>
-                <w:rFonts w:ascii="Calibri" w:hAnsi="Calibri"/>
                 <w:sz w:val="20"/>
               </w:rPr>
               <w:t>40 subdivisões</w:t>
@@ -1923,8 +1524,6 @@
             <w:r/>
             <w:r>
               <w:rPr>
-                <w:rFonts w:ascii="Calibri" w:hAnsi="Calibri"/>
-                <w:b/>
                 <w:sz w:val="20"/>
               </w:rPr>
               <w:t>40</w:t>
@@ -1939,7 +1538,6 @@
             <w:r/>
             <w:r>
               <w:rPr>
-                <w:rFonts w:ascii="Calibri" w:hAnsi="Calibri"/>
                 <w:sz w:val="20"/>
               </w:rPr>
               <w:t>✅</w:t>
@@ -1956,7 +1554,6 @@
             <w:r/>
             <w:r>
               <w:rPr>
-                <w:rFonts w:ascii="Calibri" w:hAnsi="Calibri"/>
                 <w:sz w:val="20"/>
               </w:rPr>
               <w:t>Status</w:t>
@@ -1971,7 +1568,6 @@
             <w:r/>
             <w:r>
               <w:rPr>
-                <w:rFonts w:ascii="Calibri" w:hAnsi="Calibri"/>
                 <w:sz w:val="20"/>
               </w:rPr>
               <w:t>4 níveis</w:t>
@@ -1986,18 +1582,9 @@
             <w:r/>
             <w:r>
               <w:rPr>
-                <w:rFonts w:ascii="Calibri" w:hAnsi="Calibri"/>
-                <w:b/>
-                <w:sz w:val="20"/>
-              </w:rPr>
-              <w:t>4</w:t>
-            </w:r>
-            <w:r>
-              <w:rPr>
-                <w:rFonts w:ascii="Calibri" w:hAnsi="Calibri"/>
-                <w:sz w:val="20"/>
-              </w:rPr>
-              <w:t xml:space="preserve"> (🟢 572 · 🟡 212 · 🟠 102 · ⚪ 60)</w:t>
+                <w:sz w:val="20"/>
+              </w:rPr>
+              <w:t>4 (🟢 572 · 🟡 212 · 🟠 102 · ⚪ 60)</w:t>
             </w:r>
           </w:p>
         </w:tc>
@@ -2009,7 +1596,6 @@
             <w:r/>
             <w:r>
               <w:rPr>
-                <w:rFonts w:ascii="Calibri" w:hAnsi="Calibri"/>
                 <w:sz w:val="20"/>
               </w:rPr>
               <w:t>✅</w:t>
@@ -2026,7 +1612,6 @@
             <w:r/>
             <w:r>
               <w:rPr>
-                <w:rFonts w:ascii="Calibri" w:hAnsi="Calibri"/>
                 <w:sz w:val="20"/>
               </w:rPr>
               <w:t>Como usar</w:t>
@@ -2041,7 +1626,6 @@
             <w:r/>
             <w:r>
               <w:rPr>
-                <w:rFonts w:ascii="Calibri" w:hAnsi="Calibri"/>
                 <w:sz w:val="20"/>
               </w:rPr>
               <w:t>—</w:t>
@@ -2056,18 +1640,9 @@
             <w:r/>
             <w:r>
               <w:rPr>
-                <w:rFonts w:ascii="Calibri" w:hAnsi="Calibri"/>
-                <w:sz w:val="20"/>
-              </w:rPr>
-              <w:t xml:space="preserve">revela: </w:t>
-            </w:r>
-            <w:r>
-              <w:rPr>
-                <w:rFonts w:ascii="Calibri" w:hAnsi="Calibri"/>
-                <w:i/>
-                <w:sz w:val="20"/>
-              </w:rPr>
-              <w:t>"as fichas-fonte vivem em Markdown (pasta `termos/` + `indice-mestre.md`)… pode ser regenerada pelo script `ferramentas/build_xlsx.py`"</w:t>
+                <w:sz w:val="20"/>
+              </w:rPr>
+              <w:t>revela: "as fichas-fonte vivem em Markdown (pasta termos/ + indice-mestre.md)… pode ser regenerada pelo script ferramentas/build_xlsx.py"</w:t>
             </w:r>
           </w:p>
         </w:tc>
@@ -2079,18 +1654,9 @@
             <w:r/>
             <w:r>
               <w:rPr>
-                <w:rFonts w:ascii="Calibri" w:hAnsi="Calibri"/>
-                <w:sz w:val="20"/>
-              </w:rPr>
-              <w:t xml:space="preserve">⚠️ esses arquivos </w:t>
-            </w:r>
-            <w:r>
-              <w:rPr>
-                <w:rFonts w:ascii="Calibri" w:hAnsi="Calibri"/>
-                <w:b/>
-                <w:sz w:val="20"/>
-              </w:rPr>
-              <w:t>não estão no repositório</w:t>
+                <w:sz w:val="20"/>
+              </w:rPr>
+              <w:t>⚠️ esses arquivos não estão no repositório</w:t>
             </w:r>
           </w:p>
         </w:tc>
@@ -2098,79 +1664,56 @@
     </w:tbl>
     <w:p/>
     <w:p>
-      <w:r>
-        <w:rPr>
-          <w:rFonts w:ascii="Calibri" w:hAnsi="Calibri"/>
-          <w:sz w:val="22"/>
-        </w:rPr>
+      <w:pPr>
+        <w:jc w:val="both"/>
+      </w:pPr>
+      <w:r>
         <w:t>Distribuição temática dos 946 termos: Conceitos Cosmológicos 277 · Seres &amp; Entidades 264 · Processos &amp; Fenômenos 120 · Eventos &amp; Eras 94 · Lokas &amp; Geografias 56 · Termos Específicos 55 · Tecnologias &amp; Artefatos 42 · Genealogias &amp; Linhagens 38.</w:t>
-      </w:r>
-    </w:p>
-    <w:p>
-      <w:r>
-        <w:rPr>
-          <w:rFonts w:ascii="Calibri" w:hAnsi="Calibri"/>
-          <w:sz w:val="22"/>
-        </w:rPr>
-        <w:t xml:space="preserve">Regra de aplicação obrigatória (🟢 + 🟠) atinge </w:t>
-      </w:r>
-      <w:r>
-        <w:rPr>
-          <w:rFonts w:ascii="Calibri" w:hAnsi="Calibri"/>
-          <w:b/>
-          <w:sz w:val="22"/>
-        </w:rPr>
-        <w:t>674 termos</w:t>
-      </w:r>
-      <w:r>
-        <w:rPr>
-          <w:rFonts w:ascii="Calibri" w:hAnsi="Calibri"/>
-          <w:sz w:val="22"/>
-        </w:rPr>
-        <w:t>; os 272 restantes (🟡/⚪) são, pelo Guia, apenas observacionais.</w:t>
-      </w:r>
-    </w:p>
-    <w:p>
-      <w:r>
-        <w:rPr>
-          <w:rFonts w:ascii="Calibri" w:hAnsi="Calibri"/>
-          <w:b/>
-          <w:sz w:val="22"/>
-        </w:rPr>
-        <w:t>Qualidade interna da base</w:t>
-      </w:r>
-      <w:r>
-        <w:rPr>
-          <w:rFonts w:ascii="Calibri" w:hAnsi="Calibri"/>
-          <w:sz w:val="22"/>
-        </w:rPr>
-        <w:t xml:space="preserve"> (achados que afetam a revisão):</w:t>
       </w:r>
     </w:p>
     <w:p>
       <w:pPr>
-        <w:ind w:left="340"/>
+        <w:jc w:val="both"/>
       </w:pPr>
       <w:r>
+        <w:t xml:space="preserve">Regra de aplicação obrigatória (🟢 + 🟠) atinge </w:t>
+      </w:r>
+      <w:r>
         <w:rPr>
-          <w:rFonts w:ascii="Calibri" w:hAnsi="Calibri"/>
-          <w:sz w:val="22"/>
+          <w:b/>
         </w:rPr>
-        <w:t xml:space="preserve">• </w:t>
-      </w:r>
+        <w:t>674 termos</w:t>
+      </w:r>
+      <w:r>
+        <w:t>; os 272 restantes (🟡/⚪) são, pelo Guia, apenas observacionais.</w:t>
+      </w:r>
+    </w:p>
+    <w:p>
+      <w:pPr>
+        <w:jc w:val="both"/>
+      </w:pPr>
       <w:r>
         <w:rPr>
-          <w:rFonts w:ascii="Calibri" w:hAnsi="Calibri"/>
           <w:b/>
-          <w:sz w:val="22"/>
+        </w:rPr>
+        <w:t>Qualidade interna da base</w:t>
+      </w:r>
+      <w:r>
+        <w:t xml:space="preserve"> (achados que afetam a revisão):</w:t>
+      </w:r>
+    </w:p>
+    <w:p>
+      <w:pPr>
+        <w:pStyle w:val="ListBullet"/>
+        <w:ind w:left="360"/>
+      </w:pPr>
+      <w:r>
+        <w:rPr>
+          <w:b/>
         </w:rPr>
         <w:t>9 núcleos duplicados, envolvendo 19 códigos.</w:t>
       </w:r>
       <w:r>
-        <w:rPr>
-          <w:rFonts w:ascii="Calibri" w:hAnsi="Calibri"/>
-          <w:sz w:val="22"/>
-        </w:rPr>
         <w:t xml:space="preserve"> O caso mais grave: </w:t>
       </w:r>
       <w:r>
@@ -2181,25 +1724,15 @@
         <w:t>Choque de Realidade</w:t>
       </w:r>
       <w:r>
+        <w:t xml:space="preserve"> existe </w:t>
+      </w:r>
+      <w:r>
         <w:rPr>
-          <w:rFonts w:ascii="Calibri" w:hAnsi="Calibri"/>
-          <w:sz w:val="22"/>
-        </w:rPr>
-        <w:t xml:space="preserve"> existe </w:t>
-      </w:r>
-      <w:r>
-        <w:rPr>
-          <w:rFonts w:ascii="Calibri" w:hAnsi="Calibri"/>
           <w:b/>
-          <w:sz w:val="22"/>
         </w:rPr>
         <w:t>3×</w:t>
       </w:r>
       <w:r>
-        <w:rPr>
-          <w:rFonts w:ascii="Calibri" w:hAnsi="Calibri"/>
-          <w:sz w:val="22"/>
-        </w:rPr>
         <w:t xml:space="preserve"> — RC-898 (🟢), RC-936 (🟡) e RC-867 (⚪). A regra "aplique compulsoriamente 🟢/🟠" fica ambígua: qual código referenciar? Também duplicados: </w:t>
       </w:r>
       <w:r>
@@ -2210,10 +1743,6 @@
         <w:t>Criaturas-ferramenta</w:t>
       </w:r>
       <w:r>
-        <w:rPr>
-          <w:rFonts w:ascii="Calibri" w:hAnsi="Calibri"/>
-          <w:sz w:val="22"/>
-        </w:rPr>
         <w:t xml:space="preserve"> (RC-164/RC-449), </w:t>
       </w:r>
       <w:r>
@@ -2224,10 +1753,6 @@
         <w:t>Val Aten</w:t>
       </w:r>
       <w:r>
-        <w:rPr>
-          <w:rFonts w:ascii="Calibri" w:hAnsi="Calibri"/>
-          <w:sz w:val="22"/>
-        </w:rPr>
         <w:t xml:space="preserve"> (RC-115/RC-502), </w:t>
       </w:r>
       <w:r>
@@ -2238,10 +1763,6 @@
         <w:t>Mônada</w:t>
       </w:r>
       <w:r>
-        <w:rPr>
-          <w:rFonts w:ascii="Calibri" w:hAnsi="Calibri"/>
-          <w:sz w:val="22"/>
-        </w:rPr>
         <w:t xml:space="preserve"> (RC-149/RC-937), </w:t>
       </w:r>
       <w:r>
@@ -2252,10 +1773,6 @@
         <w:t>Têmis</w:t>
       </w:r>
       <w:r>
-        <w:rPr>
-          <w:rFonts w:ascii="Calibri" w:hAnsi="Calibri"/>
-          <w:sz w:val="22"/>
-        </w:rPr>
         <w:t xml:space="preserve"> (RC-305/RC-815), </w:t>
       </w:r>
       <w:r>
@@ -2266,10 +1783,6 @@
         <w:t>Rakshasas</w:t>
       </w:r>
       <w:r>
-        <w:rPr>
-          <w:rFonts w:ascii="Calibri" w:hAnsi="Calibri"/>
-          <w:sz w:val="22"/>
-        </w:rPr>
         <w:t xml:space="preserve"> (RC-581/RC-872), </w:t>
       </w:r>
       <w:r>
@@ -2280,10 +1793,6 @@
         <w:t>Conselho dos Cinco</w:t>
       </w:r>
       <w:r>
-        <w:rPr>
-          <w:rFonts w:ascii="Calibri" w:hAnsi="Calibri"/>
-          <w:sz w:val="22"/>
-        </w:rPr>
         <w:t xml:space="preserve"> (RC-043/RC-501), </w:t>
       </w:r>
       <w:r>
@@ -2294,10 +1803,6 @@
         <w:t>Favor Divino</w:t>
       </w:r>
       <w:r>
-        <w:rPr>
-          <w:rFonts w:ascii="Calibri" w:hAnsi="Calibri"/>
-          <w:sz w:val="22"/>
-        </w:rPr>
         <w:t xml:space="preserve"> (RC-063/RC-332), </w:t>
       </w:r>
       <w:r>
@@ -2308,37 +1813,21 @@
         <w:t>Fenômenos Denunciadores do Fim</w:t>
       </w:r>
       <w:r>
-        <w:rPr>
-          <w:rFonts w:ascii="Calibri" w:hAnsi="Calibri"/>
-          <w:sz w:val="22"/>
-        </w:rPr>
         <w:t xml:space="preserve"> (RC-203/RC-314).</w:t>
       </w:r>
     </w:p>
     <w:p>
       <w:pPr>
-        <w:ind w:left="340"/>
+        <w:pStyle w:val="ListBullet"/>
+        <w:ind w:left="360"/>
       </w:pPr>
       <w:r>
         <w:rPr>
-          <w:rFonts w:ascii="Calibri" w:hAnsi="Calibri"/>
-          <w:sz w:val="22"/>
-        </w:rPr>
-        <w:t xml:space="preserve">• </w:t>
-      </w:r>
-      <w:r>
-        <w:rPr>
-          <w:rFonts w:ascii="Calibri" w:hAnsi="Calibri"/>
           <w:b/>
-          <w:sz w:val="22"/>
         </w:rPr>
         <w:t>Grafias divergentes entre registros:</w:t>
       </w:r>
       <w:r>
-        <w:rPr>
-          <w:rFonts w:ascii="Calibri" w:hAnsi="Calibri"/>
-          <w:sz w:val="22"/>
-        </w:rPr>
         <w:t xml:space="preserve"> RC-037 é </w:t>
       </w:r>
       <w:r>
@@ -2349,10 +1838,6 @@
         <w:t>Brahma (Brajna)</w:t>
       </w:r>
       <w:r>
-        <w:rPr>
-          <w:rFonts w:ascii="Calibri" w:hAnsi="Calibri"/>
-          <w:sz w:val="22"/>
-        </w:rPr>
         <w:t xml:space="preserve">, mas RC-781 grafa </w:t>
       </w:r>
       <w:r>
@@ -2363,37 +1848,21 @@
         <w:t>Pactos de Javé (Brama / Vishnu / Shiva)</w:t>
       </w:r>
       <w:r>
-        <w:rPr>
-          <w:rFonts w:ascii="Calibri" w:hAnsi="Calibri"/>
-          <w:sz w:val="22"/>
-        </w:rPr>
         <w:t>. Na live, o palestrante diz "Brama" 8× e "Brahma" 0× — a decisão canônica muda 8 substituições.</w:t>
       </w:r>
     </w:p>
     <w:p>
       <w:pPr>
-        <w:ind w:left="340"/>
+        <w:pStyle w:val="ListBullet"/>
+        <w:ind w:left="360"/>
       </w:pPr>
       <w:r>
         <w:rPr>
-          <w:rFonts w:ascii="Calibri" w:hAnsi="Calibri"/>
-          <w:sz w:val="22"/>
-        </w:rPr>
-        <w:t xml:space="preserve">• </w:t>
-      </w:r>
-      <w:r>
-        <w:rPr>
-          <w:rFonts w:ascii="Calibri" w:hAnsi="Calibri"/>
           <w:b/>
-          <w:sz w:val="22"/>
         </w:rPr>
         <w:t>Só 2 relações modelam erro de STT</w:t>
       </w:r>
       <w:r>
-        <w:rPr>
-          <w:rFonts w:ascii="Calibri" w:hAnsi="Calibri"/>
-          <w:sz w:val="22"/>
-        </w:rPr>
         <w:t xml:space="preserve"> (</w:t>
       </w:r>
       <w:r>
@@ -2404,10 +1873,6 @@
         <w:t>erro-stt-de</w:t>
       </w:r>
       <w:r>
-        <w:rPr>
-          <w:rFonts w:ascii="Calibri" w:hAnsi="Calibri"/>
-          <w:sz w:val="22"/>
-        </w:rPr>
         <w:t xml:space="preserve">): RC-497 </w:t>
       </w:r>
       <w:r>
@@ -2418,10 +1883,6 @@
         <w:t>Impérial</w:t>
       </w:r>
       <w:r>
-        <w:rPr>
-          <w:rFonts w:ascii="Calibri" w:hAnsi="Calibri"/>
-          <w:sz w:val="22"/>
-        </w:rPr>
         <w:t xml:space="preserve"> → RC-087 </w:t>
       </w:r>
       <w:r>
@@ -2432,10 +1893,6 @@
         <w:t>Perpérion</w:t>
       </w:r>
       <w:r>
-        <w:rPr>
-          <w:rFonts w:ascii="Calibri" w:hAnsi="Calibri"/>
-          <w:sz w:val="22"/>
-        </w:rPr>
         <w:t xml:space="preserve">; RC-500 </w:t>
       </w:r>
       <w:r>
@@ -2446,10 +1903,6 @@
         <w:t>Almaior/Alamaior</w:t>
       </w:r>
       <w:r>
-        <w:rPr>
-          <w:rFonts w:ascii="Calibri" w:hAnsi="Calibri"/>
-          <w:sz w:val="22"/>
-        </w:rPr>
         <w:t xml:space="preserve"> → RC-499 </w:t>
       </w:r>
       <w:r>
@@ -2460,37 +1913,21 @@
         <w:t>Forno de Awaymaion</w:t>
       </w:r>
       <w:r>
-        <w:rPr>
-          <w:rFonts w:ascii="Calibri" w:hAnsi="Calibri"/>
-          <w:sz w:val="22"/>
-        </w:rPr>
         <w:t>. É o embrião certo, mas em escala insuficiente (2 para 946).</w:t>
       </w:r>
     </w:p>
     <w:p>
       <w:pPr>
-        <w:ind w:left="340"/>
+        <w:pStyle w:val="ListBullet"/>
+        <w:ind w:left="360"/>
       </w:pPr>
       <w:r>
         <w:rPr>
-          <w:rFonts w:ascii="Calibri" w:hAnsi="Calibri"/>
-          <w:sz w:val="22"/>
-        </w:rPr>
-        <w:t xml:space="preserve">• </w:t>
-      </w:r>
-      <w:r>
-        <w:rPr>
-          <w:rFonts w:ascii="Calibri" w:hAnsi="Calibri"/>
           <w:b/>
-          <w:sz w:val="22"/>
         </w:rPr>
         <w:t>390 termos têm glossa entre parênteses</w:t>
       </w:r>
       <w:r>
-        <w:rPr>
-          <w:rFonts w:ascii="Calibri" w:hAnsi="Calibri"/>
-          <w:sz w:val="22"/>
-        </w:rPr>
         <w:t xml:space="preserve"> e 70 têm formas separadas por </w:t>
       </w:r>
       <w:r>
@@ -2501,18 +1938,21 @@
         <w:t>/</w:t>
       </w:r>
       <w:r>
+        <w:t>. Extração automática de alias a partir daí produz superfícies falsas — ver 4.4.</w:t>
+      </w:r>
+    </w:p>
+    <w:p>
+      <w:pPr>
+        <w:pStyle w:val="Heading3"/>
+        <w:keepNext/>
+        <w:spacing w:before="200"/>
+      </w:pPr>
+      <w:r>
         <w:rPr>
           <w:rFonts w:ascii="Calibri" w:hAnsi="Calibri"/>
+          <w:b/>
+          <w:color w:val="1F3B57"/>
           <w:sz w:val="22"/>
-        </w:rPr>
-        <w:t>. Extração automática de alias a partir daí produz superfícies falsas — ver 4.4.</w:t>
-      </w:r>
-    </w:p>
-    <w:p>
-      <w:r>
-        <w:rPr>
-          <w:b/>
-          <w:sz w:val="24"/>
         </w:rPr>
         <w:t>1.3 Transcrição — retrato estrutural</w:t>
       </w:r>
@@ -2521,6 +1961,7 @@
       <w:tblPr>
         <w:tblStyle w:val="LightGrid-Accent1"/>
         <w:tblW w:type="auto" w:w="0"/>
+        <w:jc w:val="center"/>
         <w:tblLook w:firstColumn="1" w:firstRow="1" w:lastColumn="0" w:lastRow="0" w:noHBand="0" w:noVBand="1" w:val="04A0"/>
       </w:tblPr>
       <w:tblGrid>
@@ -2536,7 +1977,6 @@
             <w:r/>
             <w:r>
               <w:rPr>
-                <w:rFonts w:ascii="Calibri" w:hAnsi="Calibri"/>
                 <w:b/>
                 <w:sz w:val="20"/>
               </w:rPr>
@@ -2552,7 +1992,6 @@
             <w:r/>
             <w:r>
               <w:rPr>
-                <w:rFonts w:ascii="Calibri" w:hAnsi="Calibri"/>
                 <w:b/>
                 <w:sz w:val="20"/>
               </w:rPr>
@@ -2570,7 +2009,6 @@
             <w:r/>
             <w:r>
               <w:rPr>
-                <w:rFonts w:ascii="Calibri" w:hAnsi="Calibri"/>
                 <w:sz w:val="20"/>
               </w:rPr>
               <w:t>palavras / caracteres</w:t>
@@ -2585,7 +2023,6 @@
             <w:r/>
             <w:r>
               <w:rPr>
-                <w:rFonts w:ascii="Calibri" w:hAnsi="Calibri"/>
                 <w:sz w:val="20"/>
               </w:rPr>
               <w:t>18.781 / 101.468</w:t>
@@ -2602,7 +2039,6 @@
             <w:r/>
             <w:r>
               <w:rPr>
-                <w:rFonts w:ascii="Calibri" w:hAnsi="Calibri"/>
                 <w:sz w:val="20"/>
               </w:rPr>
               <w:t>duração estimada (150 ppm)</w:t>
@@ -2617,8 +2053,6 @@
             <w:r/>
             <w:r>
               <w:rPr>
-                <w:rFonts w:ascii="Calibri" w:hAnsi="Calibri"/>
-                <w:b/>
                 <w:sz w:val="20"/>
               </w:rPr>
               <w:t>~125 min</w:t>
@@ -2635,7 +2069,6 @@
             <w:r/>
             <w:r>
               <w:rPr>
-                <w:rFonts w:ascii="Calibri" w:hAnsi="Calibri"/>
                 <w:sz w:val="20"/>
               </w:rPr>
               <w:t>parágrafos</w:t>
@@ -2650,18 +2083,9 @@
             <w:r/>
             <w:r>
               <w:rPr>
-                <w:rFonts w:ascii="Calibri" w:hAnsi="Calibri"/>
-                <w:b/>
-                <w:sz w:val="20"/>
-              </w:rPr>
-              <w:t>1</w:t>
-            </w:r>
-            <w:r>
-              <w:rPr>
-                <w:rFonts w:ascii="Calibri" w:hAnsi="Calibri"/>
-                <w:sz w:val="20"/>
-              </w:rPr>
-              <w:t xml:space="preserve"> (bloco único, zero quebras de linha)</w:t>
+                <w:sz w:val="20"/>
+              </w:rPr>
+              <w:t>1 (bloco único, zero quebras de linha)</w:t>
             </w:r>
           </w:p>
         </w:tc>
@@ -2675,7 +2099,6 @@
             <w:r/>
             <w:r>
               <w:rPr>
-                <w:rFonts w:ascii="Calibri" w:hAnsi="Calibri"/>
                 <w:sz w:val="20"/>
               </w:rPr>
               <w:t>vírgulas / pontos / reticências</w:t>
@@ -2690,60 +2113,9 @@
             <w:r/>
             <w:r>
               <w:rPr>
-                <w:rFonts w:ascii="Calibri" w:hAnsi="Calibri"/>
-                <w:b/>
-                <w:sz w:val="20"/>
-              </w:rPr>
-              <w:t>1 / 19 / 0</w:t>
-            </w:r>
-            <w:r>
-              <w:rPr>
-                <w:rFonts w:ascii="Calibri" w:hAnsi="Calibri"/>
-                <w:sz w:val="20"/>
-              </w:rPr>
-              <w:t xml:space="preserve"> — e os 19 pontos são numéricos (</w:t>
-            </w:r>
-            <w:r>
-              <w:rPr>
-                <w:rFonts w:ascii="Consolas" w:hAnsi="Consolas"/>
-                <w:sz w:val="18"/>
-              </w:rPr>
-              <w:t>60.000</w:t>
-            </w:r>
-            <w:r>
-              <w:rPr>
-                <w:rFonts w:ascii="Calibri" w:hAnsi="Calibri"/>
-                <w:sz w:val="20"/>
-              </w:rPr>
-              <w:t xml:space="preserve">, </w:t>
-            </w:r>
-            <w:r>
-              <w:rPr>
-                <w:rFonts w:ascii="Consolas" w:hAnsi="Consolas"/>
-                <w:sz w:val="18"/>
-              </w:rPr>
-              <w:t>13.8</w:t>
-            </w:r>
-            <w:r>
-              <w:rPr>
-                <w:rFonts w:ascii="Calibri" w:hAnsi="Calibri"/>
-                <w:sz w:val="20"/>
-              </w:rPr>
-              <w:t xml:space="preserve">, </w:t>
-            </w:r>
-            <w:r>
-              <w:rPr>
-                <w:rFonts w:ascii="Consolas" w:hAnsi="Consolas"/>
-                <w:sz w:val="18"/>
-              </w:rPr>
-              <w:t>Javé 2.0</w:t>
-            </w:r>
-            <w:r>
-              <w:rPr>
-                <w:rFonts w:ascii="Calibri" w:hAnsi="Calibri"/>
-                <w:sz w:val="20"/>
-              </w:rPr>
-              <w:t>)</w:t>
+                <w:sz w:val="20"/>
+              </w:rPr>
+              <w:t>1 / 19 / 0 — e os 19 pontos são numéricos (60.000, 13.8, Javé 2.0)</w:t>
             </w:r>
           </w:p>
         </w:tc>
@@ -2757,7 +2129,6 @@
             <w:r/>
             <w:r>
               <w:rPr>
-                <w:rFonts w:ascii="Calibri" w:hAnsi="Calibri"/>
                 <w:sz w:val="20"/>
               </w:rPr>
               <w:t>dois-pontos / aspas</w:t>
@@ -2772,7 +2143,6 @@
             <w:r/>
             <w:r>
               <w:rPr>
-                <w:rFonts w:ascii="Calibri" w:hAnsi="Calibri"/>
                 <w:sz w:val="20"/>
               </w:rPr>
               <w:t>73 / 117 (o motor marcou discurso direto, mas não marcou frase)</w:t>
@@ -2789,7 +2159,6 @@
             <w:r/>
             <w:r>
               <w:rPr>
-                <w:rFonts w:ascii="Calibri" w:hAnsi="Calibri"/>
                 <w:sz w:val="20"/>
               </w:rPr>
               <w:t>tipos lexicais distintos</w:t>
@@ -2804,7 +2173,6 @@
             <w:r/>
             <w:r>
               <w:rPr>
-                <w:rFonts w:ascii="Calibri" w:hAnsi="Calibri"/>
                 <w:sz w:val="20"/>
               </w:rPr>
               <w:t>3.171</w:t>
@@ -2821,7 +2189,6 @@
             <w:r/>
             <w:r>
               <w:rPr>
-                <w:rFonts w:ascii="Calibri" w:hAnsi="Calibri"/>
                 <w:sz w:val="20"/>
               </w:rPr>
               <w:t>repetições consecutivas (disfluência)</w:t>
@@ -2836,7 +2203,6 @@
             <w:r/>
             <w:r>
               <w:rPr>
-                <w:rFonts w:ascii="Calibri" w:hAnsi="Calibri"/>
                 <w:sz w:val="20"/>
               </w:rPr>
               <w:t>115 (ex.: "eu eu eu eu", "não não não não não")</w:t>
@@ -2853,7 +2219,6 @@
             <w:r/>
             <w:r>
               <w:rPr>
-                <w:rFonts w:ascii="Calibri" w:hAnsi="Calibri"/>
                 <w:sz w:val="20"/>
               </w:rPr>
               <w:t>diacríticos</w:t>
@@ -2868,60 +2233,9 @@
             <w:r/>
             <w:r>
               <w:rPr>
-                <w:rFonts w:ascii="Calibri" w:hAnsi="Calibri"/>
-                <w:b/>
-                <w:sz w:val="20"/>
-              </w:rPr>
-              <w:t>preservados</w:t>
-            </w:r>
-            <w:r>
-              <w:rPr>
-                <w:rFonts w:ascii="Calibri" w:hAnsi="Calibri"/>
-                <w:sz w:val="20"/>
-              </w:rPr>
-              <w:t>: perda de ~0–3% nos pares testados (</w:t>
-            </w:r>
-            <w:r>
-              <w:rPr>
-                <w:rFonts w:ascii="Consolas" w:hAnsi="Consolas"/>
-                <w:sz w:val="18"/>
-              </w:rPr>
-              <w:t>não</w:t>
-            </w:r>
-            <w:r>
-              <w:rPr>
-                <w:rFonts w:ascii="Calibri" w:hAnsi="Calibri"/>
-                <w:sz w:val="20"/>
-              </w:rPr>
-              <w:t xml:space="preserve"> 394/402, </w:t>
-            </w:r>
-            <w:r>
-              <w:rPr>
-                <w:rFonts w:ascii="Consolas" w:hAnsi="Consolas"/>
-                <w:sz w:val="18"/>
-              </w:rPr>
-              <w:t>você</w:t>
-            </w:r>
-            <w:r>
-              <w:rPr>
-                <w:rFonts w:ascii="Calibri" w:hAnsi="Calibri"/>
-                <w:sz w:val="20"/>
-              </w:rPr>
-              <w:t xml:space="preserve"> 202/205, </w:t>
-            </w:r>
-            <w:r>
-              <w:rPr>
-                <w:rFonts w:ascii="Consolas" w:hAnsi="Consolas"/>
-                <w:sz w:val="18"/>
-              </w:rPr>
-              <w:t>então</w:t>
-            </w:r>
-            <w:r>
-              <w:rPr>
-                <w:rFonts w:ascii="Calibri" w:hAnsi="Calibri"/>
-                <w:sz w:val="20"/>
-              </w:rPr>
-              <w:t xml:space="preserve"> 129/132). Acentuação não é o problema.</w:t>
+                <w:sz w:val="20"/>
+              </w:rPr>
+              <w:t>preservados: perda de ~0–3% nos pares testados (não 394/402, você 202/205, então 129/132). Acentuação não é o problema.</w:t>
             </w:r>
           </w:p>
         </w:tc>
@@ -2935,7 +2249,6 @@
             <w:r/>
             <w:r>
               <w:rPr>
-                <w:rFonts w:ascii="Calibri" w:hAnsi="Calibri"/>
                 <w:sz w:val="20"/>
               </w:rPr>
               <w:t>cabeçalho</w:t>
@@ -2950,25 +2263,9 @@
             <w:r/>
             <w:r>
               <w:rPr>
-                <w:rFonts w:ascii="Calibri" w:hAnsi="Calibri"/>
-                <w:sz w:val="20"/>
-              </w:rPr>
-              <w:t xml:space="preserve">título, canal, chamada comercial, data e um </w:t>
-            </w:r>
-            <w:r>
-              <w:rPr>
-                <w:rFonts w:ascii="Calibri" w:hAnsi="Calibri"/>
-                <w:b/>
-                <w:sz w:val="20"/>
-              </w:rPr>
-              <w:t>"Guia de fontes"</w:t>
-            </w:r>
-            <w:r>
-              <w:rPr>
-                <w:rFonts w:ascii="Calibri" w:hAnsi="Calibri"/>
-                <w:sz w:val="20"/>
-              </w:rPr>
-              <w:t xml:space="preserve"> (resumo automático de ~850 caracteres, provavelmente gerado por ferramenta)</w:t>
+                <w:sz w:val="20"/>
+              </w:rPr>
+              <w:t>título, canal, chamada comercial, data e um "Guia de fontes" (resumo automático de ~850 caracteres, provavelmente gerado por ferramenta)</w:t>
             </w:r>
           </w:p>
         </w:tc>
@@ -2982,7 +2279,6 @@
             <w:r/>
             <w:r>
               <w:rPr>
-                <w:rFonts w:ascii="Calibri" w:hAnsi="Calibri"/>
                 <w:sz w:val="20"/>
               </w:rPr>
               <w:t>elenco identificável</w:t>
@@ -2997,7 +2293,6 @@
             <w:r/>
             <w:r>
               <w:rPr>
-                <w:rFonts w:ascii="Calibri" w:hAnsi="Calibri"/>
                 <w:sz w:val="20"/>
               </w:rPr>
               <w:t>apresentador (tratado como "guru"), Jan Val Ellam (também chamado "Rogério" e "Jeanval"), e os citados Terry Fabris, Robson Pinheiro, Alê, Mayara Leite, Tati ("Tati Quântica")</w:t>
@@ -3014,7 +2309,6 @@
             <w:r/>
             <w:r>
               <w:rPr>
-                <w:rFonts w:ascii="Calibri" w:hAnsi="Calibri"/>
                 <w:sz w:val="20"/>
               </w:rPr>
               <w:t>conteúdo comercial</w:t>
@@ -3029,7 +2323,6 @@
             <w:r/>
             <w:r>
               <w:rPr>
-                <w:rFonts w:ascii="Calibri" w:hAnsi="Calibri"/>
                 <w:sz w:val="20"/>
               </w:rPr>
               <w:t>~24 menções (Insider, cupom, QR code, evento de 3 de outubro, ingressos) — o Guia manda preservar</w:t>
@@ -3041,54 +2334,48 @@
     <w:p/>
     <w:p>
       <w:pPr>
+        <w:pStyle w:val="Heading2"/>
+        <w:keepNext/>
         <w:spacing w:before="200"/>
       </w:pPr>
-      <w:r>
-        <w:rPr>
-          <w:b/>
-          <w:sz w:val="26"/>
-        </w:rPr>
-        <w:t>2. Lacuna crítica: não existe camada de variantes</w:t>
-      </w:r>
-    </w:p>
-    <w:p>
-      <w:r>
-        <w:rPr>
-          <w:rFonts w:ascii="Calibri" w:hAnsi="Calibri"/>
-          <w:sz w:val="22"/>
-        </w:rPr>
-        <w:t xml:space="preserve">O Guia determina: </w:t>
-      </w:r>
-      <w:r>
-        <w:rPr>
-          <w:rFonts w:ascii="Calibri" w:hAnsi="Calibri"/>
-          <w:i/>
-          <w:sz w:val="22"/>
-        </w:rPr>
-        <w:t>"NÃO inventar, estimar ou padronizar grafias por intuição; termos sem respaldo documental na planilha devem ser sinalizados como não encontrados."</w:t>
-      </w:r>
-      <w:r>
-        <w:rPr>
-          <w:rFonts w:ascii="Calibri" w:hAnsi="Calibri"/>
-          <w:sz w:val="22"/>
-        </w:rPr>
-        <w:t xml:space="preserve"> A regra é correta — mas só funciona se a planilha documentar variantes. </w:t>
-      </w:r>
       <w:r>
         <w:rPr>
           <w:rFonts w:ascii="Calibri" w:hAnsi="Calibri"/>
           <w:b/>
-          <w:sz w:val="22"/>
+          <w:color w:val="1F3B57"/>
+          <w:sz w:val="24"/>
+        </w:rPr>
+        <w:t>2. Lacuna crítica: não existe camada de variantes</w:t>
+      </w:r>
+    </w:p>
+    <w:p>
+      <w:pPr>
+        <w:jc w:val="both"/>
+      </w:pPr>
+      <w:r>
+        <w:t xml:space="preserve">O Guia determina: </w:t>
+      </w:r>
+      <w:r>
+        <w:rPr>
+          <w:i/>
+        </w:rPr>
+        <w:t>"NÃO inventar, estimar ou padronizar grafias por intuição; termos sem respaldo documental na planilha devem ser sinalizados como não encontrados."</w:t>
+      </w:r>
+      <w:r>
+        <w:t xml:space="preserve"> A regra é correta — mas só funciona se a planilha documentar variantes. </w:t>
+      </w:r>
+      <w:r>
+        <w:rPr>
+          <w:b/>
         </w:rPr>
         <w:t>Ela não documenta.</w:t>
       </w:r>
     </w:p>
     <w:p>
-      <w:r>
-        <w:rPr>
-          <w:rFonts w:ascii="Calibri" w:hAnsi="Calibri"/>
-          <w:sz w:val="22"/>
-        </w:rPr>
+      <w:pPr>
+        <w:jc w:val="both"/>
+      </w:pPr>
+      <w:r>
         <w:t>Das 55 superfícies citadas nas tabelas do Guia (5.1 nomes próprios, 5.2 termos técnicos, 5.4 erros STT):</w:t>
       </w:r>
     </w:p>
@@ -3096,6 +2383,7 @@
       <w:tblPr>
         <w:tblStyle w:val="LightGrid-Accent1"/>
         <w:tblW w:type="auto" w:w="0"/>
+        <w:jc w:val="center"/>
         <w:tblLook w:firstColumn="1" w:firstRow="1" w:lastColumn="0" w:lastRow="0" w:noHBand="0" w:noVBand="1" w:val="04A0"/>
       </w:tblPr>
       <w:tblGrid>
@@ -3112,7 +2400,6 @@
             <w:r/>
             <w:r>
               <w:rPr>
-                <w:rFonts w:ascii="Calibri" w:hAnsi="Calibri"/>
                 <w:b/>
                 <w:sz w:val="20"/>
               </w:rPr>
@@ -3128,7 +2415,6 @@
             <w:r/>
             <w:r>
               <w:rPr>
-                <w:rFonts w:ascii="Calibri" w:hAnsi="Calibri"/>
                 <w:b/>
                 <w:sz w:val="20"/>
               </w:rPr>
@@ -3144,7 +2430,6 @@
             <w:r/>
             <w:r>
               <w:rPr>
-                <w:rFonts w:ascii="Calibri" w:hAnsi="Calibri"/>
                 <w:b/>
                 <w:sz w:val="20"/>
               </w:rPr>
@@ -3162,7 +2447,6 @@
             <w:r/>
             <w:r>
               <w:rPr>
-                <w:rFonts w:ascii="Calibri" w:hAnsi="Calibri"/>
                 <w:sz w:val="20"/>
               </w:rPr>
               <w:t>existem na base</w:t>
@@ -3177,7 +2461,6 @@
             <w:r/>
             <w:r>
               <w:rPr>
-                <w:rFonts w:ascii="Calibri" w:hAnsi="Calibri"/>
                 <w:sz w:val="20"/>
               </w:rPr>
               <w:t>17 (15 no Índice Mestre + 2 só na Bibliografia)</w:t>
@@ -3192,7 +2475,6 @@
             <w:r/>
             <w:r>
               <w:rPr>
-                <w:rFonts w:ascii="Calibri" w:hAnsi="Calibri"/>
                 <w:sz w:val="20"/>
               </w:rPr>
               <w:t>Yel Luzbel, Sophia, Len Mion, Javé, Jan Val Ellam, Olm, Zion, Biodemos, Wyrd, Terra Atlantis</w:t>
@@ -3209,8 +2491,6 @@
             <w:r/>
             <w:r>
               <w:rPr>
-                <w:rFonts w:ascii="Calibri" w:hAnsi="Calibri"/>
-                <w:b/>
                 <w:sz w:val="20"/>
               </w:rPr>
               <w:t>não existem em nenhuma aba</w:t>
@@ -3225,8 +2505,6 @@
             <w:r/>
             <w:r>
               <w:rPr>
-                <w:rFonts w:ascii="Calibri" w:hAnsi="Calibri"/>
-                <w:b/>
                 <w:sz w:val="20"/>
               </w:rPr>
               <w:t>38</w:t>
@@ -3241,7 +2519,6 @@
             <w:r/>
             <w:r>
               <w:rPr>
-                <w:rFonts w:ascii="Calibri" w:hAnsi="Calibri"/>
                 <w:sz w:val="20"/>
               </w:rPr>
               <w:t>Alusbel, Eelusbel, Elusbel, Luz Bel, Uri Alusbel, Demion, Jabé, Javert, Xavé, Yahé, Jean Van Hollen, Yavain Lan, Jean Vaillelin, Jane/Jeanne Miranda, Ohm, radiato, Asfezion, Asfésian, Fessien, Os Deselados, Raymond Czel, Immanuel/Manuel/Emanuel Kant, Sherminator, Sherminetro, churto, degotificação, pressionificou, afitar, elogismo, "quebra dos lágrimas mentais"</w:t>
@@ -3252,19 +2529,16 @@
     </w:tbl>
     <w:p/>
     <w:p>
+      <w:pPr>
+        <w:jc w:val="both"/>
+      </w:pPr>
       <w:r>
         <w:rPr>
-          <w:rFonts w:ascii="Calibri" w:hAnsi="Calibri"/>
           <w:b/>
-          <w:sz w:val="22"/>
         </w:rPr>
         <w:t>Consequência operacional:</w:t>
       </w:r>
       <w:r>
-        <w:rPr>
-          <w:rFonts w:ascii="Calibri" w:hAnsi="Calibri"/>
-          <w:sz w:val="22"/>
-        </w:rPr>
         <w:t xml:space="preserve"> a regra do Guia, aplicada ao pé da letra, transforma todo erro STT novo em </w:t>
       </w:r>
       <w:r>
@@ -3275,57 +2549,38 @@
         <w:t>[NOTA: termo não encontrado na base]</w:t>
       </w:r>
       <w:r>
+        <w:t xml:space="preserve">. Nesta live seriam </w:t>
+      </w:r>
+      <w:r>
         <w:rPr>
-          <w:rFonts w:ascii="Calibri" w:hAnsi="Calibri"/>
-          <w:sz w:val="22"/>
-        </w:rPr>
-        <w:t xml:space="preserve">. Nesta live seriam </w:t>
-      </w:r>
-      <w:r>
-        <w:rPr>
-          <w:rFonts w:ascii="Calibri" w:hAnsi="Calibri"/>
           <w:b/>
-          <w:sz w:val="22"/>
         </w:rPr>
         <w:t>mais de 30 notas</w:t>
       </w:r>
       <w:r>
-        <w:rPr>
-          <w:rFonts w:ascii="Calibri" w:hAnsi="Calibri"/>
-          <w:sz w:val="22"/>
-        </w:rPr>
         <w:t xml:space="preserve"> apenas em nomes próprios — poluição que destrói a legibilidade do produto final.</w:t>
       </w:r>
     </w:p>
     <w:p>
+      <w:pPr>
+        <w:jc w:val="both"/>
+      </w:pPr>
       <w:r>
         <w:rPr>
-          <w:rFonts w:ascii="Calibri" w:hAnsi="Calibri"/>
           <w:b/>
-          <w:sz w:val="22"/>
         </w:rPr>
         <w:t>Solução proposta (camada 2):</w:t>
       </w:r>
       <w:r>
+        <w:t xml:space="preserve"> uma tabela de variantes </w:t>
+      </w:r>
+      <w:r>
         <w:rPr>
-          <w:rFonts w:ascii="Calibri" w:hAnsi="Calibri"/>
-          <w:sz w:val="22"/>
-        </w:rPr>
-        <w:t xml:space="preserve"> uma tabela de variantes </w:t>
-      </w:r>
-      <w:r>
-        <w:rPr>
-          <w:rFonts w:ascii="Calibri" w:hAnsi="Calibri"/>
           <w:b/>
-          <w:sz w:val="22"/>
         </w:rPr>
         <w:t>versionada em CSV no repositório</w:t>
       </w:r>
       <w:r>
-        <w:rPr>
-          <w:rFonts w:ascii="Calibri" w:hAnsi="Calibri"/>
-          <w:sz w:val="22"/>
-        </w:rPr>
         <w:t xml:space="preserve"> (e, quando aprovada, refletida numa nova aba do XLSX ou nas relações </w:t>
       </w:r>
       <w:r>
@@ -3336,14 +2591,13 @@
         <w:t>erro-stt-de</w:t>
       </w:r>
       <w:r>
-        <w:rPr>
-          <w:rFonts w:ascii="Calibri" w:hAnsi="Calibri"/>
-          <w:sz w:val="22"/>
-        </w:rPr>
         <w:t>):</w:t>
       </w:r>
     </w:p>
     <w:p>
+      <w:pPr>
+        <w:ind w:left="360"/>
+      </w:pPr>
       <w:r>
         <w:rPr>
           <w:rFonts w:ascii="Consolas" w:hAnsi="Consolas"/>
@@ -3353,26 +2607,21 @@
       </w:r>
     </w:p>
     <w:p>
+      <w:pPr>
+        <w:jc w:val="both"/>
+      </w:pPr>
+      <w:r>
+        <w:t xml:space="preserve">Já entregue como </w:t>
+      </w:r>
       <w:r>
         <w:rPr>
-          <w:rFonts w:ascii="Calibri" w:hAnsi="Calibri"/>
-          <w:sz w:val="22"/>
+          <w:rFonts w:ascii="Consolas" w:hAnsi="Consolas"/>
+          <w:b/>
+          <w:sz w:val="20"/>
         </w:rPr>
-        <w:t xml:space="preserve">Já entregue como </w:t>
-      </w:r>
-      <w:r>
-        <w:rPr>
-          <w:rFonts w:ascii="Calibri" w:hAnsi="Calibri"/>
-          <w:b/>
-          <w:sz w:val="22"/>
-        </w:rPr>
-        <w:t>`ferramentas/sementes-variantes-stt.csv`</w:t>
-      </w:r>
-      <w:r>
-        <w:rPr>
-          <w:rFonts w:ascii="Calibri" w:hAnsi="Calibri"/>
-          <w:sz w:val="22"/>
-        </w:rPr>
+        <w:t>ferramentas/sementes-variantes-stt.csv</w:t>
+      </w:r>
+      <w:r>
         <w:t xml:space="preserve"> — os 39 pares do Guia convertidos em dado, com coluna </w:t>
       </w:r>
       <w:r>
@@ -3383,10 +2632,6 @@
         <w:t>status_aprovacao</w:t>
       </w:r>
       <w:r>
-        <w:rPr>
-          <w:rFonts w:ascii="Calibri" w:hAnsi="Calibri"/>
-          <w:sz w:val="22"/>
-        </w:rPr>
         <w:t xml:space="preserve"> separando </w:t>
       </w:r>
       <w:r>
@@ -3397,10 +2642,6 @@
         <w:t>aprovada</w:t>
       </w:r>
       <w:r>
-        <w:rPr>
-          <w:rFonts w:ascii="Calibri" w:hAnsi="Calibri"/>
-          <w:sz w:val="22"/>
-        </w:rPr>
         <w:t xml:space="preserve"> (29) de </w:t>
       </w:r>
       <w:r>
@@ -3411,10 +2652,6 @@
         <w:t>conflito</w:t>
       </w:r>
       <w:r>
-        <w:rPr>
-          <w:rFonts w:ascii="Calibri" w:hAnsi="Calibri"/>
-          <w:sz w:val="22"/>
-        </w:rPr>
         <w:t xml:space="preserve"> (10, ver §3). O script de diagnóstico consome esse arquivo e passa a detectar automaticamente, em qualquer transcrição futura, as variantes já conhecidas: nesta live ele pegou </w:t>
       </w:r>
       <w:r>
@@ -3425,10 +2662,6 @@
         <w:t>Sofia</w:t>
       </w:r>
       <w:r>
-        <w:rPr>
-          <w:rFonts w:ascii="Calibri" w:hAnsi="Calibri"/>
-          <w:sz w:val="22"/>
-        </w:rPr>
         <w:t xml:space="preserve">→Sophia (2×), </w:t>
       </w:r>
       <w:r>
@@ -3439,10 +2672,6 @@
         <w:t>Yahé</w:t>
       </w:r>
       <w:r>
-        <w:rPr>
-          <w:rFonts w:ascii="Calibri" w:hAnsi="Calibri"/>
-          <w:sz w:val="22"/>
-        </w:rPr>
         <w:t>/</w:t>
       </w:r>
       <w:r>
@@ -3453,10 +2682,6 @@
         <w:t>Xavé</w:t>
       </w:r>
       <w:r>
-        <w:rPr>
-          <w:rFonts w:ascii="Calibri" w:hAnsi="Calibri"/>
-          <w:sz w:val="22"/>
-        </w:rPr>
         <w:t xml:space="preserve">→Javé (3×), </w:t>
       </w:r>
       <w:r>
@@ -3467,10 +2692,6 @@
         <w:t>Sherminetro</w:t>
       </w:r>
       <w:r>
-        <w:rPr>
-          <w:rFonts w:ascii="Calibri" w:hAnsi="Calibri"/>
-          <w:sz w:val="22"/>
-        </w:rPr>
         <w:t xml:space="preserve">→Sherminator (1×), </w:t>
       </w:r>
       <w:r>
@@ -3481,10 +2702,6 @@
         <w:t>Manuel Kant</w:t>
       </w:r>
       <w:r>
-        <w:rPr>
-          <w:rFonts w:ascii="Calibri" w:hAnsi="Calibri"/>
-          <w:sz w:val="22"/>
-        </w:rPr>
         <w:t>/</w:t>
       </w:r>
       <w:r>
@@ -3495,10 +2712,6 @@
         <w:t>Emanuel Kant</w:t>
       </w:r>
       <w:r>
-        <w:rPr>
-          <w:rFonts w:ascii="Calibri" w:hAnsi="Calibri"/>
-          <w:sz w:val="22"/>
-        </w:rPr>
         <w:t xml:space="preserve">→Immanuel Kant (2×), </w:t>
       </w:r>
       <w:r>
@@ -3509,27 +2722,20 @@
         <w:t>Raymond Czel</w:t>
       </w:r>
       <w:r>
-        <w:rPr>
-          <w:rFonts w:ascii="Calibri" w:hAnsi="Calibri"/>
-          <w:sz w:val="22"/>
-        </w:rPr>
         <w:t>→Ray Kurzweil (1×).</w:t>
       </w:r>
     </w:p>
     <w:p>
+      <w:pPr>
+        <w:jc w:val="both"/>
+      </w:pPr>
       <w:r>
         <w:rPr>
-          <w:rFonts w:ascii="Calibri" w:hAnsi="Calibri"/>
           <w:b/>
-          <w:sz w:val="22"/>
         </w:rPr>
         <w:t>E o ciclo se fecha:</w:t>
       </w:r>
       <w:r>
-        <w:rPr>
-          <w:rFonts w:ascii="Calibri" w:hAnsi="Calibri"/>
-          <w:sz w:val="22"/>
-        </w:rPr>
         <w:t xml:space="preserve"> cada revisão devolve variantes novas para a tabela (a varredura já emite </w:t>
       </w:r>
       <w:r>
@@ -3540,21 +2746,21 @@
         <w:t>variantes-propostas.csv</w:t>
       </w:r>
       <w:r>
-        <w:rPr>
-          <w:rFonts w:ascii="Calibri" w:hAnsi="Calibri"/>
-          <w:sz w:val="22"/>
-        </w:rPr>
         <w:t xml:space="preserve"> com 77 linhas prontas para triagem: 38 propostas de correção, 7 sementes do Guia confirmadas no texto e 32 informativas). Da segunda transcrição em diante, o sistema fica progressivamente mais preciso — hoje ele precisa redescobrir tudo a cada arquivo.</w:t>
       </w:r>
     </w:p>
     <w:p>
       <w:pPr>
+        <w:pStyle w:val="Heading2"/>
+        <w:keepNext/>
         <w:spacing w:before="200"/>
       </w:pPr>
       <w:r>
         <w:rPr>
+          <w:rFonts w:ascii="Calibri" w:hAnsi="Calibri"/>
           <w:b/>
-          <w:sz w:val="26"/>
+          <w:color w:val="1F3B57"/>
+          <w:sz w:val="24"/>
         </w:rPr>
         <w:t>3. Conflitos Guia × Base que exigem decisão de governança</w:t>
       </w:r>
@@ -3563,6 +2769,7 @@
       <w:tblPr>
         <w:tblStyle w:val="LightGrid-Accent1"/>
         <w:tblW w:type="auto" w:w="0"/>
+        <w:jc w:val="center"/>
         <w:tblLook w:firstColumn="1" w:firstRow="1" w:lastColumn="0" w:lastRow="0" w:noHBand="0" w:noVBand="1" w:val="04A0"/>
       </w:tblPr>
       <w:tblGrid>
@@ -3581,7 +2788,6 @@
             <w:r/>
             <w:r>
               <w:rPr>
-                <w:rFonts w:ascii="Calibri" w:hAnsi="Calibri"/>
                 <w:b/>
                 <w:sz w:val="20"/>
               </w:rPr>
@@ -3597,7 +2803,6 @@
             <w:r/>
             <w:r>
               <w:rPr>
-                <w:rFonts w:ascii="Calibri" w:hAnsi="Calibri"/>
                 <w:b/>
                 <w:sz w:val="20"/>
               </w:rPr>
@@ -3613,7 +2818,6 @@
             <w:r/>
             <w:r>
               <w:rPr>
-                <w:rFonts w:ascii="Calibri" w:hAnsi="Calibri"/>
                 <w:b/>
                 <w:sz w:val="20"/>
               </w:rPr>
@@ -3629,7 +2833,6 @@
             <w:r/>
             <w:r>
               <w:rPr>
-                <w:rFonts w:ascii="Calibri" w:hAnsi="Calibri"/>
                 <w:b/>
                 <w:sz w:val="20"/>
               </w:rPr>
@@ -3645,7 +2848,6 @@
             <w:r/>
             <w:r>
               <w:rPr>
-                <w:rFonts w:ascii="Calibri" w:hAnsi="Calibri"/>
                 <w:b/>
                 <w:sz w:val="20"/>
               </w:rPr>
@@ -3663,7 +2865,6 @@
             <w:r/>
             <w:r>
               <w:rPr>
-                <w:rFonts w:ascii="Calibri" w:hAnsi="Calibri"/>
                 <w:sz w:val="20"/>
               </w:rPr>
               <w:t>1</w:t>
@@ -3678,7 +2879,6 @@
             <w:r/>
             <w:r>
               <w:rPr>
-                <w:rFonts w:ascii="Calibri" w:hAnsi="Calibri"/>
                 <w:sz w:val="20"/>
               </w:rPr>
               <w:t>Nave/complexo</w:t>
@@ -3693,25 +2893,9 @@
             <w:r/>
             <w:r>
               <w:rPr>
-                <w:rFonts w:ascii="Calibri" w:hAnsi="Calibri"/>
-                <w:sz w:val="20"/>
-              </w:rPr>
-              <w:t xml:space="preserve">canônico </w:t>
-            </w:r>
-            <w:r>
-              <w:rPr>
-                <w:rFonts w:ascii="Calibri" w:hAnsi="Calibri"/>
-                <w:b/>
-                <w:sz w:val="20"/>
-              </w:rPr>
-              <w:t>Asfezion</w:t>
-            </w:r>
-            <w:r>
-              <w:rPr>
-                <w:rFonts w:ascii="Calibri" w:hAnsi="Calibri"/>
-                <w:sz w:val="20"/>
-              </w:rPr>
-              <w:t>, evitar "Asfésian"/"Fessien"</w:t>
+                <w:sz w:val="20"/>
+              </w:rPr>
+              <w:t>canônico Asfezion, evitar "Asfésian"/"Fessien"</w:t>
             </w:r>
           </w:p>
         </w:tc>
@@ -3723,18 +2907,9 @@
             <w:r/>
             <w:r>
               <w:rPr>
-                <w:rFonts w:ascii="Calibri" w:hAnsi="Calibri"/>
-                <w:b/>
-                <w:sz w:val="20"/>
-              </w:rPr>
-              <w:t>RC-025 Asphezian</w:t>
-            </w:r>
-            <w:r>
-              <w:rPr>
-                <w:rFonts w:ascii="Calibri" w:hAnsi="Calibri"/>
-                <w:sz w:val="20"/>
-              </w:rPr>
-              <w:t xml:space="preserve"> (🟠 em análise)</w:t>
+                <w:sz w:val="20"/>
+              </w:rPr>
+              <w:t>RC-025 Asphezian (🟠 em análise)</w:t>
             </w:r>
           </w:p>
         </w:tc>
@@ -3746,7 +2921,6 @@
             <w:r/>
             <w:r>
               <w:rPr>
-                <w:rFonts w:ascii="Calibri" w:hAnsi="Calibri"/>
                 <w:sz w:val="20"/>
               </w:rPr>
               <w:t>decidir a grafia e corrigir os dois lados</w:t>
@@ -3763,7 +2937,6 @@
             <w:r/>
             <w:r>
               <w:rPr>
-                <w:rFonts w:ascii="Calibri" w:hAnsi="Calibri"/>
                 <w:sz w:val="20"/>
               </w:rPr>
               <w:t>2</w:t>
@@ -3778,7 +2951,6 @@
             <w:r/>
             <w:r>
               <w:rPr>
-                <w:rFonts w:ascii="Calibri" w:hAnsi="Calibri"/>
                 <w:sz w:val="20"/>
               </w:rPr>
               <w:t>Códigos Ohm/Olm</w:t>
@@ -3793,7 +2965,6 @@
             <w:r/>
             <w:r>
               <w:rPr>
-                <w:rFonts w:ascii="Calibri" w:hAnsi="Calibri"/>
                 <w:sz w:val="20"/>
               </w:rPr>
               <w:t>"RC-092 (Codificador) vs RC-252 (Quarto Logos)"</w:t>
@@ -3808,39 +2979,9 @@
             <w:r/>
             <w:r>
               <w:rPr>
-                <w:rFonts w:ascii="Calibri" w:hAnsi="Calibri"/>
-                <w:b/>
-                <w:sz w:val="20"/>
-              </w:rPr>
-              <w:t>invertido</w:t>
-            </w:r>
-            <w:r>
-              <w:rPr>
-                <w:rFonts w:ascii="Calibri" w:hAnsi="Calibri"/>
-                <w:sz w:val="20"/>
-              </w:rPr>
-              <w:t xml:space="preserve">: RC-092 = </w:t>
-            </w:r>
-            <w:r>
-              <w:rPr>
-                <w:rFonts w:ascii="Consolas" w:hAnsi="Consolas"/>
-                <w:sz w:val="18"/>
-              </w:rPr>
-              <w:t>Quarto Logos (Olm / Codificador de Zian)</w:t>
-            </w:r>
-            <w:r>
-              <w:rPr>
-                <w:rFonts w:ascii="Calibri" w:hAnsi="Calibri"/>
-                <w:sz w:val="20"/>
-              </w:rPr>
-              <w:t xml:space="preserve">; RC-252 = </w:t>
-            </w:r>
-            <w:r>
-              <w:rPr>
-                <w:rFonts w:ascii="Consolas" w:hAnsi="Consolas"/>
-                <w:sz w:val="18"/>
-              </w:rPr>
-              <w:t>Olm (Codificador de Zion/Zian)</w:t>
+                <w:sz w:val="20"/>
+              </w:rPr>
+              <w:t>invertido: RC-092 = Quarto Logos (Olm / Codificador de Zian); RC-252 = Olm (Codificador de Zion/Zian)</w:t>
             </w:r>
           </w:p>
         </w:tc>
@@ -3852,7 +2993,6 @@
             <w:r/>
             <w:r>
               <w:rPr>
-                <w:rFonts w:ascii="Calibri" w:hAnsi="Calibri"/>
                 <w:sz w:val="20"/>
               </w:rPr>
               <w:t>corrigir o Guia</w:t>
@@ -3869,7 +3009,6 @@
             <w:r/>
             <w:r>
               <w:rPr>
-                <w:rFonts w:ascii="Calibri" w:hAnsi="Calibri"/>
                 <w:sz w:val="20"/>
               </w:rPr>
               <w:t>3</w:t>
@@ -3884,7 +3023,6 @@
             <w:r/>
             <w:r>
               <w:rPr>
-                <w:rFonts w:ascii="Calibri" w:hAnsi="Calibri"/>
                 <w:sz w:val="20"/>
               </w:rPr>
               <w:t>Brahma</w:t>
@@ -3899,7 +3037,6 @@
             <w:r/>
             <w:r>
               <w:rPr>
-                <w:rFonts w:ascii="Calibri" w:hAnsi="Calibri"/>
                 <w:sz w:val="20"/>
               </w:rPr>
               <w:t>—</w:t>
@@ -3914,46 +3051,9 @@
             <w:r/>
             <w:r>
               <w:rPr>
-                <w:rFonts w:ascii="Calibri" w:hAnsi="Calibri"/>
-                <w:sz w:val="20"/>
-              </w:rPr>
-              <w:t xml:space="preserve">RC-037 </w:t>
-            </w:r>
-            <w:r>
-              <w:rPr>
-                <w:rFonts w:ascii="Consolas" w:hAnsi="Consolas"/>
-                <w:sz w:val="18"/>
-              </w:rPr>
-              <w:t>Brahma (Brajna)</w:t>
-            </w:r>
-            <w:r>
-              <w:rPr>
-                <w:rFonts w:ascii="Calibri" w:hAnsi="Calibri"/>
-                <w:sz w:val="20"/>
-              </w:rPr>
-              <w:t xml:space="preserve"> </w:t>
-            </w:r>
-            <w:r>
-              <w:rPr>
-                <w:rFonts w:ascii="Calibri" w:hAnsi="Calibri"/>
-                <w:b/>
-                <w:sz w:val="20"/>
-              </w:rPr>
-              <w:t>vs</w:t>
-            </w:r>
-            <w:r>
-              <w:rPr>
-                <w:rFonts w:ascii="Calibri" w:hAnsi="Calibri"/>
-                <w:sz w:val="20"/>
-              </w:rPr>
-              <w:t xml:space="preserve"> RC-781 </w:t>
-            </w:r>
-            <w:r>
-              <w:rPr>
-                <w:rFonts w:ascii="Consolas" w:hAnsi="Consolas"/>
-                <w:sz w:val="18"/>
-              </w:rPr>
-              <w:t>…(Brama / Vishnu / Shiva)</w:t>
+                <w:sz w:val="20"/>
+              </w:rPr>
+              <w:t>RC-037 Brahma (Brajna) vs RC-781 …(Brama / Vishnu / Shiva)</w:t>
             </w:r>
           </w:p>
         </w:tc>
@@ -3965,7 +3065,6 @@
             <w:r/>
             <w:r>
               <w:rPr>
-                <w:rFonts w:ascii="Calibri" w:hAnsi="Calibri"/>
                 <w:sz w:val="20"/>
               </w:rPr>
               <w:t>uniformizar (impacta 8 ocorrências nesta live)</w:t>
@@ -3982,7 +3081,6 @@
             <w:r/>
             <w:r>
               <w:rPr>
-                <w:rFonts w:ascii="Calibri" w:hAnsi="Calibri"/>
                 <w:sz w:val="20"/>
               </w:rPr>
               <w:t>4</w:t>
@@ -3997,7 +3095,6 @@
             <w:r/>
             <w:r>
               <w:rPr>
-                <w:rFonts w:ascii="Calibri" w:hAnsi="Calibri"/>
                 <w:sz w:val="20"/>
               </w:rPr>
               <w:t>Jeane Miranda</w:t>
@@ -4012,24 +3109,9 @@
             <w:r/>
             <w:r>
               <w:rPr>
-                <w:rFonts w:ascii="Calibri" w:hAnsi="Calibri"/>
-                <w:sz w:val="20"/>
-              </w:rPr>
-              <w:t xml:space="preserve">canônico </w:t>
-            </w:r>
-            <w:r>
-              <w:rPr>
-                <w:rFonts w:ascii="Consolas" w:hAnsi="Consolas"/>
-                <w:sz w:val="18"/>
-              </w:rPr>
-              <w:t>Jeane Miranda</w:t>
-            </w:r>
-            <w:r>
-              <w:rPr>
-                <w:rFonts w:ascii="Calibri" w:hAnsi="Calibri"/>
-                <w:sz w:val="20"/>
-              </w:rPr>
-              <w:t xml:space="preserve"> (de Jane/Jeanne)</w:t>
+                <w:sz w:val="20"/>
+              </w:rPr>
+              <w:t>canônico Jeane Miranda (de Jane/Jeanne)</w:t>
             </w:r>
           </w:p>
         </w:tc>
@@ -4041,18 +3123,9 @@
             <w:r/>
             <w:r>
               <w:rPr>
-                <w:rFonts w:ascii="Calibri" w:hAnsi="Calibri"/>
-                <w:b/>
-                <w:sz w:val="20"/>
-              </w:rPr>
-              <w:t>não existe no Índice Mestre</w:t>
-            </w:r>
-            <w:r>
-              <w:rPr>
-                <w:rFonts w:ascii="Calibri" w:hAnsi="Calibri"/>
-                <w:sz w:val="20"/>
-              </w:rPr>
-              <w:t xml:space="preserve"> (só menção em observações da Bibliografia)</w:t>
+                <w:sz w:val="20"/>
+              </w:rPr>
+              <w:t>não existe no Índice Mestre (só menção em observações da Bibliografia)</w:t>
             </w:r>
           </w:p>
         </w:tc>
@@ -4064,7 +3137,6 @@
             <w:r/>
             <w:r>
               <w:rPr>
-                <w:rFonts w:ascii="Calibri" w:hAnsi="Calibri"/>
                 <w:sz w:val="20"/>
               </w:rPr>
               <w:t>criar registro</w:t>
@@ -4081,7 +3153,6 @@
             <w:r/>
             <w:r>
               <w:rPr>
-                <w:rFonts w:ascii="Calibri" w:hAnsi="Calibri"/>
                 <w:sz w:val="20"/>
               </w:rPr>
               <w:t>5</w:t>
@@ -4096,7 +3167,6 @@
             <w:r/>
             <w:r>
               <w:rPr>
-                <w:rFonts w:ascii="Calibri" w:hAnsi="Calibri"/>
                 <w:sz w:val="20"/>
               </w:rPr>
               <w:t>Len Mion</w:t>
@@ -4111,24 +3181,9 @@
             <w:r/>
             <w:r>
               <w:rPr>
-                <w:rFonts w:ascii="Calibri" w:hAnsi="Calibri"/>
-                <w:sz w:val="20"/>
-              </w:rPr>
-              <w:t xml:space="preserve">canônico </w:t>
-            </w:r>
-            <w:r>
-              <w:rPr>
-                <w:rFonts w:ascii="Consolas" w:hAnsi="Consolas"/>
-                <w:sz w:val="18"/>
-              </w:rPr>
-              <w:t>Len Mion</w:t>
-            </w:r>
-            <w:r>
-              <w:rPr>
-                <w:rFonts w:ascii="Calibri" w:hAnsi="Calibri"/>
-                <w:sz w:val="20"/>
-              </w:rPr>
-              <w:t>; variantes "Lémion, Demion"</w:t>
+                <w:sz w:val="20"/>
+              </w:rPr>
+              <w:t>canônico Len Mion; variantes "Lémion, Demion"</w:t>
             </w:r>
           </w:p>
         </w:tc>
@@ -4140,39 +3195,9 @@
             <w:r/>
             <w:r>
               <w:rPr>
-                <w:rFonts w:ascii="Calibri" w:hAnsi="Calibri"/>
-                <w:sz w:val="20"/>
-              </w:rPr>
-              <w:t xml:space="preserve">RC-074 </w:t>
-            </w:r>
-            <w:r>
-              <w:rPr>
-                <w:rFonts w:ascii="Consolas" w:hAnsi="Consolas"/>
-                <w:sz w:val="18"/>
-              </w:rPr>
-              <w:t>Len Mion (Satã)</w:t>
-            </w:r>
-            <w:r>
-              <w:rPr>
-                <w:rFonts w:ascii="Calibri" w:hAnsi="Calibri"/>
-                <w:sz w:val="20"/>
-              </w:rPr>
-              <w:t xml:space="preserve"> ✔, mas RC-850/RC-851 usam </w:t>
-            </w:r>
-            <w:r>
-              <w:rPr>
-                <w:rFonts w:ascii="Calibri" w:hAnsi="Calibri"/>
-                <w:b/>
-                <w:sz w:val="20"/>
-              </w:rPr>
-              <w:t>"Lemion"</w:t>
-            </w:r>
-            <w:r>
-              <w:rPr>
-                <w:rFonts w:ascii="Calibri" w:hAnsi="Calibri"/>
-                <w:sz w:val="20"/>
-              </w:rPr>
-              <w:t xml:space="preserve"> como glossa</w:t>
+                <w:sz w:val="20"/>
+              </w:rPr>
+              <w:t>RC-074 Len Mion (Satã) ✔, mas RC-850/RC-851 usam "Lemion" como glossa</w:t>
             </w:r>
           </w:p>
         </w:tc>
@@ -4184,7 +3209,6 @@
             <w:r/>
             <w:r>
               <w:rPr>
-                <w:rFonts w:ascii="Calibri" w:hAnsi="Calibri"/>
                 <w:sz w:val="20"/>
               </w:rPr>
               <w:t>uniformizar a glossa</w:t>
@@ -4201,7 +3225,6 @@
             <w:r/>
             <w:r>
               <w:rPr>
-                <w:rFonts w:ascii="Calibri" w:hAnsi="Calibri"/>
                 <w:sz w:val="20"/>
               </w:rPr>
               <w:t>6</w:t>
@@ -4216,7 +3239,6 @@
             <w:r/>
             <w:r>
               <w:rPr>
-                <w:rFonts w:ascii="Calibri" w:hAnsi="Calibri"/>
                 <w:sz w:val="20"/>
               </w:rPr>
               <w:t>Radiato/Radiata</w:t>
@@ -4231,7 +3253,6 @@
             <w:r/>
             <w:r>
               <w:rPr>
-                <w:rFonts w:ascii="Calibri" w:hAnsi="Calibri"/>
                 <w:sz w:val="20"/>
               </w:rPr>
               <w:t>termos canônicos "radiato/radiata"</w:t>
@@ -4246,31 +3267,9 @@
             <w:r/>
             <w:r>
               <w:rPr>
-                <w:rFonts w:ascii="Calibri" w:hAnsi="Calibri"/>
-                <w:sz w:val="20"/>
-              </w:rPr>
-              <w:t xml:space="preserve">RC-093 </w:t>
-            </w:r>
-            <w:r>
-              <w:rPr>
-                <w:rFonts w:ascii="Consolas" w:hAnsi="Consolas"/>
-                <w:sz w:val="18"/>
-              </w:rPr>
-              <w:t>Radiatas</w:t>
-            </w:r>
-            <w:r>
-              <w:rPr>
-                <w:rFonts w:ascii="Calibri" w:hAnsi="Calibri"/>
-                <w:sz w:val="20"/>
-              </w:rPr>
-              <w:t xml:space="preserve"> (plural) e RC-631 </w:t>
-            </w:r>
-            <w:r>
-              <w:rPr>
-                <w:rFonts w:ascii="Consolas" w:hAnsi="Consolas"/>
-                <w:sz w:val="18"/>
-              </w:rPr>
-              <w:t>Cérebro Radiata</w:t>
+                <w:sz w:val="20"/>
+              </w:rPr>
+              <w:t>RC-093 Radiatas (plural) e RC-631 Cérebro Radiata</w:t>
             </w:r>
           </w:p>
         </w:tc>
@@ -4282,7 +3281,6 @@
             <w:r/>
             <w:r>
               <w:rPr>
-                <w:rFonts w:ascii="Calibri" w:hAnsi="Calibri"/>
                 <w:sz w:val="20"/>
               </w:rPr>
               <w:t>definir singular/plural canônico</w:t>
@@ -4299,7 +3297,6 @@
             <w:r/>
             <w:r>
               <w:rPr>
-                <w:rFonts w:ascii="Calibri" w:hAnsi="Calibri"/>
                 <w:sz w:val="20"/>
               </w:rPr>
               <w:t>7</w:t>
@@ -4314,7 +3311,6 @@
             <w:r/>
             <w:r>
               <w:rPr>
-                <w:rFonts w:ascii="Calibri" w:hAnsi="Calibri"/>
                 <w:sz w:val="20"/>
               </w:rPr>
               <w:t>ilogismo</w:t>
@@ -4329,18 +3325,9 @@
             <w:r/>
             <w:r>
               <w:rPr>
-                <w:rFonts w:ascii="Calibri" w:hAnsi="Calibri"/>
-                <w:sz w:val="20"/>
-              </w:rPr>
-              <w:t xml:space="preserve">correção de "elogismo" → </w:t>
-            </w:r>
-            <w:r>
-              <w:rPr>
-                <w:rFonts w:ascii="Calibri" w:hAnsi="Calibri"/>
-                <w:b/>
-                <w:sz w:val="20"/>
-              </w:rPr>
-              <w:t>ilogismo</w:t>
+                <w:sz w:val="20"/>
+              </w:rPr>
+              <w:t>correção de "elogismo" → ilogismo</w:t>
             </w:r>
           </w:p>
         </w:tc>
@@ -4352,7 +3339,6 @@
             <w:r/>
             <w:r>
               <w:rPr>
-                <w:rFonts w:ascii="Calibri" w:hAnsi="Calibri"/>
                 <w:sz w:val="20"/>
               </w:rPr>
               <w:t>inexistente na base; forma não corrente em português</w:t>
@@ -4367,7 +3353,6 @@
             <w:r/>
             <w:r>
               <w:rPr>
-                <w:rFonts w:ascii="Calibri" w:hAnsi="Calibri"/>
                 <w:sz w:val="20"/>
               </w:rPr>
               <w:t>validar com o autor ou trocar por "ilogicidade/ilógico"</w:t>
@@ -4384,7 +3369,6 @@
             <w:r/>
             <w:r>
               <w:rPr>
-                <w:rFonts w:ascii="Calibri" w:hAnsi="Calibri"/>
                 <w:sz w:val="20"/>
               </w:rPr>
               <w:t>8</w:t>
@@ -4399,7 +3383,6 @@
             <w:r/>
             <w:r>
               <w:rPr>
-                <w:rFonts w:ascii="Calibri" w:hAnsi="Calibri"/>
                 <w:sz w:val="20"/>
               </w:rPr>
               <w:t>Duplicados</w:t>
@@ -4414,7 +3397,6 @@
             <w:r/>
             <w:r>
               <w:rPr>
-                <w:rFonts w:ascii="Calibri" w:hAnsi="Calibri"/>
                 <w:sz w:val="20"/>
               </w:rPr>
               <w:t>"fonte exclusiva da verdade"</w:t>
@@ -4429,18 +3411,9 @@
             <w:r/>
             <w:r>
               <w:rPr>
-                <w:rFonts w:ascii="Calibri" w:hAnsi="Calibri"/>
-                <w:sz w:val="20"/>
-              </w:rPr>
-              <w:t xml:space="preserve">9 núcleos duplicados / 19 códigos, com </w:t>
-            </w:r>
-            <w:r>
-              <w:rPr>
-                <w:rFonts w:ascii="Calibri" w:hAnsi="Calibri"/>
-                <w:b/>
-                <w:sz w:val="20"/>
-              </w:rPr>
-              <w:t>status divergentes</w:t>
+                <w:sz w:val="20"/>
+              </w:rPr>
+              <w:t>9 núcleos duplicados / 19 códigos, com status divergentes</w:t>
             </w:r>
           </w:p>
         </w:tc>
@@ -4452,7 +3425,6 @@
             <w:r/>
             <w:r>
               <w:rPr>
-                <w:rFonts w:ascii="Calibri" w:hAnsi="Calibri"/>
                 <w:sz w:val="20"/>
               </w:rPr>
               <w:t>fundir ou marcar o registro preferencial</w:t>
@@ -4463,32 +3435,34 @@
     </w:tbl>
     <w:p/>
     <w:p>
-      <w:r>
-        <w:rPr>
-          <w:rFonts w:ascii="Calibri" w:hAnsi="Calibri"/>
-          <w:sz w:val="22"/>
-        </w:rPr>
+      <w:pPr>
+        <w:jc w:val="both"/>
+      </w:pPr>
+      <w:r>
         <w:t>Esses 8 pontos são decisões de 15 minutos — mas, sem elas, o revisor (humano ou agente) improvisa, e improvisar é exatamente o que o Guia proíbe.</w:t>
       </w:r>
     </w:p>
     <w:p>
       <w:pPr>
+        <w:pStyle w:val="Heading2"/>
+        <w:keepNext/>
         <w:spacing w:before="200"/>
       </w:pPr>
       <w:r>
         <w:rPr>
+          <w:rFonts w:ascii="Calibri" w:hAnsi="Calibri"/>
           <w:b/>
-          <w:sz w:val="26"/>
+          <w:color w:val="1F3B57"/>
+          <w:sz w:val="24"/>
         </w:rPr>
         <w:t>4. O que o teste-piloto mediu</w:t>
       </w:r>
     </w:p>
     <w:p>
-      <w:r>
-        <w:rPr>
-          <w:rFonts w:ascii="Calibri" w:hAnsi="Calibri"/>
-          <w:sz w:val="22"/>
-        </w:rPr>
+      <w:pPr>
+        <w:jc w:val="both"/>
+      </w:pPr>
+      <w:r>
         <w:t>Rodei a varredura completa (</w:t>
       </w:r>
       <w:r>
@@ -4499,73 +3473,52 @@
         <w:t>rc_diagnostico.py</w:t>
       </w:r>
       <w:r>
-        <w:rPr>
-          <w:rFonts w:ascii="Calibri" w:hAnsi="Calibri"/>
-          <w:sz w:val="22"/>
-        </w:rPr>
         <w:t>) sobre os três arquivos. Resultados que importam para a decisão:</w:t>
-      </w:r>
-    </w:p>
-    <w:p>
-      <w:r>
-        <w:rPr>
-          <w:b/>
-          <w:sz w:val="24"/>
-        </w:rPr>
-        <w:t>4.1 Cobertura: a base é muito maior que qualquer transcrição</w:t>
       </w:r>
     </w:p>
     <w:p>
       <w:pPr>
-        <w:ind w:left="340"/>
+        <w:pStyle w:val="Heading3"/>
+        <w:keepNext/>
+        <w:spacing w:before="200"/>
       </w:pPr>
-      <w:r>
-        <w:rPr>
-          <w:rFonts w:ascii="Calibri" w:hAnsi="Calibri"/>
-          <w:sz w:val="22"/>
-        </w:rPr>
-        <w:t xml:space="preserve">• </w:t>
-      </w:r>
       <w:r>
         <w:rPr>
           <w:rFonts w:ascii="Calibri" w:hAnsi="Calibri"/>
           <w:b/>
+          <w:color w:val="1F3B57"/>
           <w:sz w:val="22"/>
         </w:rPr>
-        <w:t>875 dos 946 termos</w:t>
-      </w:r>
-      <w:r>
-        <w:rPr>
-          <w:rFonts w:ascii="Calibri" w:hAnsi="Calibri"/>
-          <w:sz w:val="22"/>
-        </w:rPr>
-        <w:t xml:space="preserve"> não têm nenhuma ocorrência literal nesta live.</w:t>
+        <w:t>4.1 Cobertura: a base é muito maior que qualquer transcrição</w:t>
       </w:r>
     </w:p>
     <w:p>
       <w:pPr>
-        <w:ind w:left="340"/>
+        <w:pStyle w:val="ListBullet"/>
+        <w:ind w:left="360"/>
       </w:pPr>
       <w:r>
         <w:rPr>
-          <w:rFonts w:ascii="Calibri" w:hAnsi="Calibri"/>
-          <w:sz w:val="22"/>
+          <w:b/>
         </w:rPr>
-        <w:t xml:space="preserve">• </w:t>
-      </w:r>
+        <w:t>875 dos 946 termos</w:t>
+      </w:r>
+      <w:r>
+        <w:t xml:space="preserve"> não têm nenhuma ocorrência literal nesta live.</w:t>
+      </w:r>
+    </w:p>
+    <w:p>
+      <w:pPr>
+        <w:pStyle w:val="ListBullet"/>
+        <w:ind w:left="360"/>
+      </w:pPr>
       <w:r>
         <w:rPr>
-          <w:rFonts w:ascii="Calibri" w:hAnsi="Calibri"/>
           <w:b/>
-          <w:sz w:val="22"/>
         </w:rPr>
         <w:t>78 termos</w:t>
       </w:r>
       <w:r>
-        <w:rPr>
-          <w:rFonts w:ascii="Calibri" w:hAnsi="Calibri"/>
-          <w:sz w:val="22"/>
-        </w:rPr>
         <w:t xml:space="preserve"> são relevantes → o dossê filtrado gerado (</w:t>
       </w:r>
       <w:r>
@@ -4576,60 +3529,48 @@
         <w:t>dossie-bloco.txt</w:t>
       </w:r>
       <w:r>
+        <w:t>) tem 4,4 KB (~</w:t>
+      </w:r>
+      <w:r>
         <w:rPr>
-          <w:rFonts w:ascii="Calibri" w:hAnsi="Calibri"/>
-          <w:sz w:val="22"/>
+          <w:b/>
         </w:rPr>
-        <w:t>) tem 4,4 KB (~</w:t>
-      </w:r>
+        <w:t>1.000 tokens</w:t>
+      </w:r>
+      <w:r>
+        <w:t>), contra ~9.500 tokens do índice inteiro e ~58.000 do conjunto completo com glossas e relações.</w:t>
+      </w:r>
+    </w:p>
+    <w:p>
+      <w:pPr>
+        <w:pStyle w:val="ListBullet"/>
+        <w:ind w:left="360"/>
+      </w:pPr>
+      <w:r>
+        <w:t xml:space="preserve">Implicação direta para o Passo 1: substituir "consultar a planilha inteira, uma vez" por </w:t>
+      </w:r>
+      <w:r>
+        <w:rPr>
+          <w:b/>
+        </w:rPr>
+        <w:t>"gerar o dossê filtrado da transcrição"</w:t>
+      </w:r>
+      <w:r>
+        <w:t xml:space="preserve"> — mais barato, mais preciso e repetível por script.</w:t>
+      </w:r>
+    </w:p>
+    <w:p>
+      <w:pPr>
+        <w:pStyle w:val="Heading3"/>
+        <w:keepNext/>
+        <w:spacing w:before="200"/>
+      </w:pPr>
       <w:r>
         <w:rPr>
           <w:rFonts w:ascii="Calibri" w:hAnsi="Calibri"/>
           <w:b/>
+          <w:color w:val="1F3B57"/>
           <w:sz w:val="22"/>
-        </w:rPr>
-        <w:t>1.000 tokens</w:t>
-      </w:r>
-      <w:r>
-        <w:rPr>
-          <w:rFonts w:ascii="Calibri" w:hAnsi="Calibri"/>
-          <w:sz w:val="22"/>
-        </w:rPr>
-        <w:t>), contra ~9.500 tokens do índice inteiro e ~58.000 do conjunto completo com glossas e relações.</w:t>
-      </w:r>
-    </w:p>
-    <w:p>
-      <w:pPr>
-        <w:ind w:left="340"/>
-      </w:pPr>
-      <w:r>
-        <w:rPr>
-          <w:rFonts w:ascii="Calibri" w:hAnsi="Calibri"/>
-          <w:sz w:val="22"/>
-        </w:rPr>
-        <w:t xml:space="preserve">• Implicação direta para o Passo 1: substituir "consultar a planilha inteira, uma vez" por </w:t>
-      </w:r>
-      <w:r>
-        <w:rPr>
-          <w:rFonts w:ascii="Calibri" w:hAnsi="Calibri"/>
-          <w:b/>
-          <w:sz w:val="22"/>
-        </w:rPr>
-        <w:t>"gerar o dossê filtrado da transcrição"</w:t>
-      </w:r>
-      <w:r>
-        <w:rPr>
-          <w:rFonts w:ascii="Calibri" w:hAnsi="Calibri"/>
-          <w:sz w:val="22"/>
-        </w:rPr>
-        <w:t xml:space="preserve"> — mais barato, mais preciso e repetível por script.</w:t>
-      </w:r>
-    </w:p>
-    <w:p>
-      <w:r>
-        <w:rPr>
-          <w:b/>
-          <w:sz w:val="24"/>
         </w:rPr>
         <w:t>4.2 Correções que a base resolve sozinha (amostra medida)</w:t>
       </w:r>
@@ -4638,6 +3579,7 @@
       <w:tblPr>
         <w:tblStyle w:val="LightGrid-Accent1"/>
         <w:tblW w:type="auto" w:w="0"/>
+        <w:jc w:val="center"/>
         <w:tblLook w:firstColumn="1" w:firstRow="1" w:lastColumn="0" w:lastRow="0" w:noHBand="0" w:noVBand="1" w:val="04A0"/>
       </w:tblPr>
       <w:tblGrid>
@@ -4655,7 +3597,6 @@
             <w:r/>
             <w:r>
               <w:rPr>
-                <w:rFonts w:ascii="Calibri" w:hAnsi="Calibri"/>
                 <w:b/>
                 <w:sz w:val="20"/>
               </w:rPr>
@@ -4671,7 +3612,6 @@
             <w:r/>
             <w:r>
               <w:rPr>
-                <w:rFonts w:ascii="Calibri" w:hAnsi="Calibri"/>
                 <w:b/>
                 <w:sz w:val="20"/>
               </w:rPr>
@@ -4687,7 +3627,6 @@
             <w:r/>
             <w:r>
               <w:rPr>
-                <w:rFonts w:ascii="Calibri" w:hAnsi="Calibri"/>
                 <w:b/>
                 <w:sz w:val="20"/>
               </w:rPr>
@@ -4703,7 +3642,6 @@
             <w:r/>
             <w:r>
               <w:rPr>
-                <w:rFonts w:ascii="Calibri" w:hAnsi="Calibri"/>
                 <w:b/>
                 <w:sz w:val="20"/>
               </w:rPr>
@@ -4721,7 +3659,6 @@
             <w:r/>
             <w:r>
               <w:rPr>
-                <w:rFonts w:ascii="Calibri" w:hAnsi="Calibri"/>
                 <w:sz w:val="20"/>
               </w:rPr>
               <w:t>Jeanval / Jean Valan / Janva Elan / Jean Val</w:t>
@@ -4736,8 +3673,6 @@
             <w:r/>
             <w:r>
               <w:rPr>
-                <w:rFonts w:ascii="Calibri" w:hAnsi="Calibri"/>
-                <w:b/>
                 <w:sz w:val="20"/>
               </w:rPr>
               <w:t>Jan Val Ellam</w:t>
@@ -4752,7 +3687,6 @@
             <w:r/>
             <w:r>
               <w:rPr>
-                <w:rFonts w:ascii="Calibri" w:hAnsi="Calibri"/>
                 <w:sz w:val="20"/>
               </w:rPr>
               <w:t>RC-071</w:t>
@@ -4767,25 +3701,9 @@
             <w:r/>
             <w:r>
               <w:rPr>
-                <w:rFonts w:ascii="Calibri" w:hAnsi="Calibri"/>
-                <w:sz w:val="20"/>
-              </w:rPr>
-              <w:t xml:space="preserve">12+ (o canônico aparece </w:t>
-            </w:r>
-            <w:r>
-              <w:rPr>
-                <w:rFonts w:ascii="Calibri" w:hAnsi="Calibri"/>
-                <w:b/>
-                <w:sz w:val="20"/>
-              </w:rPr>
-              <w:t>0×</w:t>
-            </w:r>
-            <w:r>
-              <w:rPr>
-                <w:rFonts w:ascii="Calibri" w:hAnsi="Calibri"/>
-                <w:sz w:val="20"/>
-              </w:rPr>
-              <w:t>)</w:t>
+                <w:sz w:val="20"/>
+              </w:rPr>
+              <w:t>12+ (o canônico aparece 0×)</w:t>
             </w:r>
           </w:p>
         </w:tc>
@@ -4799,7 +3717,6 @@
             <w:r/>
             <w:r>
               <w:rPr>
-                <w:rFonts w:ascii="Calibri" w:hAnsi="Calibri"/>
                 <w:sz w:val="20"/>
               </w:rPr>
               <w:t>Jahé / Jah / Javer / Xavé / Yahé</w:t>
@@ -4814,8 +3731,6 @@
             <w:r/>
             <w:r>
               <w:rPr>
-                <w:rFonts w:ascii="Calibri" w:hAnsi="Calibri"/>
-                <w:b/>
                 <w:sz w:val="20"/>
               </w:rPr>
               <w:t>Javé</w:t>
@@ -4830,7 +3745,6 @@
             <w:r/>
             <w:r>
               <w:rPr>
-                <w:rFonts w:ascii="Calibri" w:hAnsi="Calibri"/>
                 <w:sz w:val="20"/>
               </w:rPr>
               <w:t>RC-001</w:t>
@@ -4845,7 +3759,6 @@
             <w:r/>
             <w:r>
               <w:rPr>
-                <w:rFonts w:ascii="Calibri" w:hAnsi="Calibri"/>
                 <w:sz w:val="20"/>
               </w:rPr>
               <w:t>15</w:t>
@@ -4862,7 +3775,6 @@
             <w:r/>
             <w:r>
               <w:rPr>
-                <w:rFonts w:ascii="Calibri" w:hAnsi="Calibri"/>
                 <w:sz w:val="20"/>
               </w:rPr>
               <w:t>Brama</w:t>
@@ -4877,8 +3789,6 @@
             <w:r/>
             <w:r>
               <w:rPr>
-                <w:rFonts w:ascii="Calibri" w:hAnsi="Calibri"/>
-                <w:b/>
                 <w:sz w:val="20"/>
               </w:rPr>
               <w:t>Brahma</w:t>
@@ -4893,7 +3803,6 @@
             <w:r/>
             <w:r>
               <w:rPr>
-                <w:rFonts w:ascii="Calibri" w:hAnsi="Calibri"/>
                 <w:sz w:val="20"/>
               </w:rPr>
               <w:t>RC-037</w:t>
@@ -4908,7 +3817,6 @@
             <w:r/>
             <w:r>
               <w:rPr>
-                <w:rFonts w:ascii="Calibri" w:hAnsi="Calibri"/>
                 <w:sz w:val="20"/>
               </w:rPr>
               <w:t>8</w:t>
@@ -4925,7 +3833,6 @@
             <w:r/>
             <w:r>
               <w:rPr>
-                <w:rFonts w:ascii="Calibri" w:hAnsi="Calibri"/>
                 <w:sz w:val="20"/>
               </w:rPr>
               <w:t>Belal</w:t>
@@ -4940,8 +3847,6 @@
             <w:r/>
             <w:r>
               <w:rPr>
-                <w:rFonts w:ascii="Calibri" w:hAnsi="Calibri"/>
-                <w:b/>
                 <w:sz w:val="20"/>
               </w:rPr>
               <w:t>Belial</w:t>
@@ -4956,7 +3861,6 @@
             <w:r/>
             <w:r>
               <w:rPr>
-                <w:rFonts w:ascii="Calibri" w:hAnsi="Calibri"/>
                 <w:sz w:val="20"/>
               </w:rPr>
               <w:t>RC-479</w:t>
@@ -4971,7 +3875,6 @@
             <w:r/>
             <w:r>
               <w:rPr>
-                <w:rFonts w:ascii="Calibri" w:hAnsi="Calibri"/>
                 <w:sz w:val="20"/>
               </w:rPr>
               <w:t>3</w:t>
@@ -4988,7 +3891,6 @@
             <w:r/>
             <w:r>
               <w:rPr>
-                <w:rFonts w:ascii="Calibri" w:hAnsi="Calibri"/>
                 <w:sz w:val="20"/>
               </w:rPr>
               <w:t>arcontos</w:t>
@@ -5003,8 +3905,6 @@
             <w:r/>
             <w:r>
               <w:rPr>
-                <w:rFonts w:ascii="Calibri" w:hAnsi="Calibri"/>
-                <w:b/>
                 <w:sz w:val="20"/>
               </w:rPr>
               <w:t>Arcontes</w:t>
@@ -5019,7 +3919,6 @@
             <w:r/>
             <w:r>
               <w:rPr>
-                <w:rFonts w:ascii="Calibri" w:hAnsi="Calibri"/>
                 <w:sz w:val="20"/>
               </w:rPr>
               <w:t>RC-474</w:t>
@@ -5034,7 +3933,6 @@
             <w:r/>
             <w:r>
               <w:rPr>
-                <w:rFonts w:ascii="Calibri" w:hAnsi="Calibri"/>
                 <w:sz w:val="20"/>
               </w:rPr>
               <w:t>2</w:t>
@@ -5051,7 +3949,6 @@
             <w:r/>
             <w:r>
               <w:rPr>
-                <w:rFonts w:ascii="Calibri" w:hAnsi="Calibri"/>
                 <w:sz w:val="20"/>
               </w:rPr>
               <w:t>Demiurg</w:t>
@@ -5066,8 +3963,6 @@
             <w:r/>
             <w:r>
               <w:rPr>
-                <w:rFonts w:ascii="Calibri" w:hAnsi="Calibri"/>
-                <w:b/>
                 <w:sz w:val="20"/>
               </w:rPr>
               <w:t>Demiurgo</w:t>
@@ -5082,7 +3977,6 @@
             <w:r/>
             <w:r>
               <w:rPr>
-                <w:rFonts w:ascii="Calibri" w:hAnsi="Calibri"/>
                 <w:sz w:val="20"/>
               </w:rPr>
               <w:t>RC-048</w:t>
@@ -5097,7 +3991,6 @@
             <w:r/>
             <w:r>
               <w:rPr>
-                <w:rFonts w:ascii="Calibri" w:hAnsi="Calibri"/>
                 <w:sz w:val="20"/>
               </w:rPr>
               <w:t>2</w:t>
@@ -5114,7 +4007,6 @@
             <w:r/>
             <w:r>
               <w:rPr>
-                <w:rFonts w:ascii="Calibri" w:hAnsi="Calibri"/>
                 <w:sz w:val="20"/>
               </w:rPr>
               <w:t>Ganexa</w:t>
@@ -5129,8 +4021,6 @@
             <w:r/>
             <w:r>
               <w:rPr>
-                <w:rFonts w:ascii="Calibri" w:hAnsi="Calibri"/>
-                <w:b/>
                 <w:sz w:val="20"/>
               </w:rPr>
               <w:t>Ganesha</w:t>
@@ -5145,7 +4035,6 @@
             <w:r/>
             <w:r>
               <w:rPr>
-                <w:rFonts w:ascii="Calibri" w:hAnsi="Calibri"/>
                 <w:sz w:val="20"/>
               </w:rPr>
               <w:t>RC-756</w:t>
@@ -5160,7 +4049,6 @@
             <w:r/>
             <w:r>
               <w:rPr>
-                <w:rFonts w:ascii="Calibri" w:hAnsi="Calibri"/>
                 <w:sz w:val="20"/>
               </w:rPr>
               <w:t>2</w:t>
@@ -5177,7 +4065,6 @@
             <w:r/>
             <w:r>
               <w:rPr>
-                <w:rFonts w:ascii="Calibri" w:hAnsi="Calibri"/>
                 <w:sz w:val="20"/>
               </w:rPr>
               <w:t>Sofia</w:t>
@@ -5192,8 +4079,6 @@
             <w:r/>
             <w:r>
               <w:rPr>
-                <w:rFonts w:ascii="Calibri" w:hAnsi="Calibri"/>
-                <w:b/>
                 <w:sz w:val="20"/>
               </w:rPr>
               <w:t>Sophia</w:t>
@@ -5208,7 +4093,6 @@
             <w:r/>
             <w:r>
               <w:rPr>
-                <w:rFonts w:ascii="Calibri" w:hAnsi="Calibri"/>
                 <w:sz w:val="20"/>
               </w:rPr>
               <w:t>RC-009</w:t>
@@ -5223,7 +4107,6 @@
             <w:r/>
             <w:r>
               <w:rPr>
-                <w:rFonts w:ascii="Calibri" w:hAnsi="Calibri"/>
                 <w:sz w:val="20"/>
               </w:rPr>
               <w:t>2</w:t>
@@ -5240,7 +4123,6 @@
             <w:r/>
             <w:r>
               <w:rPr>
-                <w:rFonts w:ascii="Calibri" w:hAnsi="Calibri"/>
                 <w:sz w:val="20"/>
               </w:rPr>
               <w:t>Chiva (+ "Brama Virgin Chiva")</w:t>
@@ -5255,18 +4137,9 @@
             <w:r/>
             <w:r>
               <w:rPr>
-                <w:rFonts w:ascii="Calibri" w:hAnsi="Calibri"/>
-                <w:b/>
-                <w:sz w:val="20"/>
-              </w:rPr>
-              <w:t>Shiva</w:t>
-            </w:r>
-            <w:r>
-              <w:rPr>
-                <w:rFonts w:ascii="Calibri" w:hAnsi="Calibri"/>
-                <w:sz w:val="20"/>
-              </w:rPr>
-              <w:t xml:space="preserve"> (+ Brahma, Vishnu, Shiva = Trimurti)</w:t>
+                <w:sz w:val="20"/>
+              </w:rPr>
+              <w:t>Shiva (+ Brahma, Vishnu, Shiva = Trimurti)</w:t>
             </w:r>
           </w:p>
         </w:tc>
@@ -5278,7 +4151,6 @@
             <w:r/>
             <w:r>
               <w:rPr>
-                <w:rFonts w:ascii="Calibri" w:hAnsi="Calibri"/>
                 <w:sz w:val="20"/>
               </w:rPr>
               <w:t>RC-102 / RC-104</w:t>
@@ -5293,7 +4165,6 @@
             <w:r/>
             <w:r>
               <w:rPr>
-                <w:rFonts w:ascii="Calibri" w:hAnsi="Calibri"/>
                 <w:sz w:val="20"/>
               </w:rPr>
               <w:t>1</w:t>
@@ -5310,7 +4181,6 @@
             <w:r/>
             <w:r>
               <w:rPr>
-                <w:rFonts w:ascii="Calibri" w:hAnsi="Calibri"/>
                 <w:sz w:val="20"/>
               </w:rPr>
               <w:t>tirtancaras</w:t>
@@ -5325,8 +4195,6 @@
             <w:r/>
             <w:r>
               <w:rPr>
-                <w:rFonts w:ascii="Calibri" w:hAnsi="Calibri"/>
-                <w:b/>
                 <w:sz w:val="20"/>
               </w:rPr>
               <w:t>Tirthankaras</w:t>
@@ -5341,7 +4209,6 @@
             <w:r/>
             <w:r>
               <w:rPr>
-                <w:rFonts w:ascii="Calibri" w:hAnsi="Calibri"/>
                 <w:sz w:val="20"/>
               </w:rPr>
               <w:t>RC-397</w:t>
@@ -5356,7 +4223,6 @@
             <w:r/>
             <w:r>
               <w:rPr>
-                <w:rFonts w:ascii="Calibri" w:hAnsi="Calibri"/>
                 <w:sz w:val="20"/>
               </w:rPr>
               <w:t>1</w:t>
@@ -5373,7 +4239,6 @@
             <w:r/>
             <w:r>
               <w:rPr>
-                <w:rFonts w:ascii="Calibri" w:hAnsi="Calibri"/>
                 <w:sz w:val="20"/>
               </w:rPr>
               <w:t>dinastia das Sofias</w:t>
@@ -5388,8 +4253,6 @@
             <w:r/>
             <w:r>
               <w:rPr>
-                <w:rFonts w:ascii="Calibri" w:hAnsi="Calibri"/>
-                <w:b/>
                 <w:sz w:val="20"/>
               </w:rPr>
               <w:t>Dinastia das Sophias</w:t>
@@ -5404,7 +4267,6 @@
             <w:r/>
             <w:r>
               <w:rPr>
-                <w:rFonts w:ascii="Calibri" w:hAnsi="Calibri"/>
                 <w:sz w:val="20"/>
               </w:rPr>
               <w:t>RC-494</w:t>
@@ -5419,7 +4281,6 @@
             <w:r/>
             <w:r>
               <w:rPr>
-                <w:rFonts w:ascii="Calibri" w:hAnsi="Calibri"/>
                 <w:sz w:val="20"/>
               </w:rPr>
               <w:t>1</w:t>
@@ -5436,7 +4297,6 @@
             <w:r/>
             <w:r>
               <w:rPr>
-                <w:rFonts w:ascii="Calibri" w:hAnsi="Calibri"/>
                 <w:sz w:val="20"/>
               </w:rPr>
               <w:t>bilatério</w:t>
@@ -5451,8 +4311,6 @@
             <w:r/>
             <w:r>
               <w:rPr>
-                <w:rFonts w:ascii="Calibri" w:hAnsi="Calibri"/>
-                <w:b/>
                 <w:sz w:val="20"/>
               </w:rPr>
               <w:t>Bilatérios</w:t>
@@ -5467,7 +4325,6 @@
             <w:r/>
             <w:r>
               <w:rPr>
-                <w:rFonts w:ascii="Calibri" w:hAnsi="Calibri"/>
                 <w:sz w:val="20"/>
               </w:rPr>
               <w:t>RC-035</w:t>
@@ -5482,7 +4339,6 @@
             <w:r/>
             <w:r>
               <w:rPr>
-                <w:rFonts w:ascii="Calibri" w:hAnsi="Calibri"/>
                 <w:sz w:val="20"/>
               </w:rPr>
               <w:t>1</w:t>
@@ -5499,7 +4355,6 @@
             <w:r/>
             <w:r>
               <w:rPr>
-                <w:rFonts w:ascii="Calibri" w:hAnsi="Calibri"/>
                 <w:sz w:val="20"/>
               </w:rPr>
               <w:t>calmeia / calmeias</w:t>
@@ -5514,25 +4369,9 @@
             <w:r/>
             <w:r>
               <w:rPr>
-                <w:rFonts w:ascii="Calibri" w:hAnsi="Calibri"/>
-                <w:b/>
-                <w:sz w:val="20"/>
-              </w:rPr>
-              <w:t>colmeia / colmeias</w:t>
-            </w:r>
-            <w:r>
-              <w:rPr>
-                <w:rFonts w:ascii="Calibri" w:hAnsi="Calibri"/>
-                <w:sz w:val="20"/>
-              </w:rPr>
-              <w:t xml:space="preserve"> — e o livro é </w:t>
-            </w:r>
-            <w:r>
-              <w:rPr>
-                <w:rFonts w:ascii="Consolas" w:hAnsi="Consolas"/>
-                <w:sz w:val="18"/>
-              </w:rPr>
-              <w:t>A Divina Colmeia</w:t>
+                <w:sz w:val="20"/>
+              </w:rPr>
+              <w:t>colmeia / colmeias — e o livro é A Divina Colmeia</w:t>
             </w:r>
           </w:p>
         </w:tc>
@@ -5544,7 +4383,6 @@
             <w:r/>
             <w:r>
               <w:rPr>
-                <w:rFonts w:ascii="Calibri" w:hAnsi="Calibri"/>
                 <w:sz w:val="20"/>
               </w:rPr>
               <w:t>B044</w:t>
@@ -5559,7 +4397,6 @@
             <w:r/>
             <w:r>
               <w:rPr>
-                <w:rFonts w:ascii="Calibri" w:hAnsi="Calibri"/>
                 <w:sz w:val="20"/>
               </w:rPr>
               <w:t>4</w:t>
@@ -5576,7 +4413,6 @@
             <w:r/>
             <w:r>
               <w:rPr>
-                <w:rFonts w:ascii="Calibri" w:hAnsi="Calibri"/>
                 <w:sz w:val="20"/>
               </w:rPr>
               <w:t>Inquisição Trimortiana</w:t>
@@ -5591,8 +4427,6 @@
             <w:r/>
             <w:r>
               <w:rPr>
-                <w:rFonts w:ascii="Calibri" w:hAnsi="Calibri"/>
-                <w:b/>
                 <w:sz w:val="20"/>
               </w:rPr>
               <w:t>Inquisição Trimurtiana</w:t>
@@ -5607,7 +4441,6 @@
             <w:r/>
             <w:r>
               <w:rPr>
-                <w:rFonts w:ascii="Calibri" w:hAnsi="Calibri"/>
                 <w:sz w:val="20"/>
               </w:rPr>
               <w:t>B022</w:t>
@@ -5622,7 +4455,6 @@
             <w:r/>
             <w:r>
               <w:rPr>
-                <w:rFonts w:ascii="Calibri" w:hAnsi="Calibri"/>
                 <w:sz w:val="20"/>
               </w:rPr>
               <w:t>1</w:t>
@@ -5639,7 +4471,6 @@
             <w:r/>
             <w:r>
               <w:rPr>
-                <w:rFonts w:ascii="Calibri" w:hAnsi="Calibri"/>
                 <w:sz w:val="20"/>
               </w:rPr>
               <w:t>Quetz</w:t>
@@ -5654,8 +4485,6 @@
             <w:r/>
             <w:r>
               <w:rPr>
-                <w:rFonts w:ascii="Calibri" w:hAnsi="Calibri"/>
-                <w:b/>
                 <w:sz w:val="20"/>
               </w:rPr>
               <w:t>Quetzalcóatl</w:t>
@@ -5670,7 +4499,6 @@
             <w:r/>
             <w:r>
               <w:rPr>
-                <w:rFonts w:ascii="Calibri" w:hAnsi="Calibri"/>
                 <w:sz w:val="20"/>
               </w:rPr>
               <w:t>RC-463</w:t>
@@ -5685,7 +4513,6 @@
             <w:r/>
             <w:r>
               <w:rPr>
-                <w:rFonts w:ascii="Calibri" w:hAnsi="Calibri"/>
                 <w:sz w:val="20"/>
               </w:rPr>
               <w:t>1</w:t>
@@ -5702,7 +4529,6 @@
             <w:r/>
             <w:r>
               <w:rPr>
-                <w:rFonts w:ascii="Calibri" w:hAnsi="Calibri"/>
                 <w:sz w:val="20"/>
               </w:rPr>
               <w:t>Édo</w:t>
@@ -5717,8 +4543,6 @@
             <w:r/>
             <w:r>
               <w:rPr>
-                <w:rFonts w:ascii="Calibri" w:hAnsi="Calibri"/>
-                <w:b/>
                 <w:sz w:val="20"/>
               </w:rPr>
               <w:t>Éden</w:t>
@@ -5733,7 +4557,6 @@
             <w:r/>
             <w:r>
               <w:rPr>
-                <w:rFonts w:ascii="Calibri" w:hAnsi="Calibri"/>
                 <w:sz w:val="20"/>
               </w:rPr>
               <w:t>—</w:t>
@@ -5748,7 +4571,6 @@
             <w:r/>
             <w:r>
               <w:rPr>
-                <w:rFonts w:ascii="Calibri" w:hAnsi="Calibri"/>
                 <w:sz w:val="20"/>
               </w:rPr>
               <w:t>1</w:t>
@@ -5765,7 +4587,6 @@
             <w:r/>
             <w:r>
               <w:rPr>
-                <w:rFonts w:ascii="Calibri" w:hAnsi="Calibri"/>
                 <w:sz w:val="20"/>
               </w:rPr>
               <w:t>perespírito</w:t>
@@ -5780,8 +4601,6 @@
             <w:r/>
             <w:r>
               <w:rPr>
-                <w:rFonts w:ascii="Calibri" w:hAnsi="Calibri"/>
-                <w:b/>
                 <w:sz w:val="20"/>
               </w:rPr>
               <w:t>perispírito</w:t>
@@ -5796,7 +4615,6 @@
             <w:r/>
             <w:r>
               <w:rPr>
-                <w:rFonts w:ascii="Calibri" w:hAnsi="Calibri"/>
                 <w:sz w:val="20"/>
               </w:rPr>
               <w:t>—</w:t>
@@ -5811,7 +4629,6 @@
             <w:r/>
             <w:r>
               <w:rPr>
-                <w:rFonts w:ascii="Calibri" w:hAnsi="Calibri"/>
                 <w:sz w:val="20"/>
               </w:rPr>
               <w:t>1</w:t>
@@ -5828,7 +4645,6 @@
             <w:r/>
             <w:r>
               <w:rPr>
-                <w:rFonts w:ascii="Calibri" w:hAnsi="Calibri"/>
                 <w:sz w:val="20"/>
               </w:rPr>
               <w:t>crustácio</w:t>
@@ -5843,8 +4659,6 @@
             <w:r/>
             <w:r>
               <w:rPr>
-                <w:rFonts w:ascii="Calibri" w:hAnsi="Calibri"/>
-                <w:b/>
                 <w:sz w:val="20"/>
               </w:rPr>
               <w:t>crustáceo</w:t>
@@ -5859,7 +4673,6 @@
             <w:r/>
             <w:r>
               <w:rPr>
-                <w:rFonts w:ascii="Calibri" w:hAnsi="Calibri"/>
                 <w:sz w:val="20"/>
               </w:rPr>
               <w:t>—</w:t>
@@ -5874,7 +4687,6 @@
             <w:r/>
             <w:r>
               <w:rPr>
-                <w:rFonts w:ascii="Calibri" w:hAnsi="Calibri"/>
                 <w:sz w:val="20"/>
               </w:rPr>
               <w:t>1</w:t>
@@ -5891,7 +4703,6 @@
             <w:r/>
             <w:r>
               <w:rPr>
-                <w:rFonts w:ascii="Calibri" w:hAnsi="Calibri"/>
                 <w:sz w:val="20"/>
               </w:rPr>
               <w:t>corps</w:t>
@@ -5906,8 +4717,6 @@
             <w:r/>
             <w:r>
               <w:rPr>
-                <w:rFonts w:ascii="Calibri" w:hAnsi="Calibri"/>
-                <w:b/>
                 <w:sz w:val="20"/>
               </w:rPr>
               <w:t>corpos</w:t>
@@ -5922,7 +4731,6 @@
             <w:r/>
             <w:r>
               <w:rPr>
-                <w:rFonts w:ascii="Calibri" w:hAnsi="Calibri"/>
                 <w:sz w:val="20"/>
               </w:rPr>
               <w:t>—</w:t>
@@ -5937,7 +4745,6 @@
             <w:r/>
             <w:r>
               <w:rPr>
-                <w:rFonts w:ascii="Calibri" w:hAnsi="Calibri"/>
                 <w:sz w:val="20"/>
               </w:rPr>
               <w:t>1</w:t>
@@ -5954,7 +4761,6 @@
             <w:r/>
             <w:r>
               <w:rPr>
-                <w:rFonts w:ascii="Calibri" w:hAnsi="Calibri"/>
                 <w:sz w:val="20"/>
               </w:rPr>
               <w:t>cílica</w:t>
@@ -5969,18 +4775,9 @@
             <w:r/>
             <w:r>
               <w:rPr>
-                <w:rFonts w:ascii="Calibri" w:hAnsi="Calibri"/>
-                <w:b/>
-                <w:sz w:val="20"/>
-              </w:rPr>
-              <w:t>sílica</w:t>
-            </w:r>
-            <w:r>
-              <w:rPr>
-                <w:rFonts w:ascii="Calibri" w:hAnsi="Calibri"/>
-                <w:sz w:val="20"/>
-              </w:rPr>
-              <w:t xml:space="preserve"> (Corpos de Sílica)</w:t>
+                <w:sz w:val="20"/>
+              </w:rPr>
+              <w:t>sílica (Corpos de Sílica)</w:t>
             </w:r>
           </w:p>
         </w:tc>
@@ -5992,7 +4789,6 @@
             <w:r/>
             <w:r>
               <w:rPr>
-                <w:rFonts w:ascii="Calibri" w:hAnsi="Calibri"/>
                 <w:sz w:val="20"/>
               </w:rPr>
               <w:t>RC-645/RC-699</w:t>
@@ -6007,7 +4803,6 @@
             <w:r/>
             <w:r>
               <w:rPr>
-                <w:rFonts w:ascii="Calibri" w:hAnsi="Calibri"/>
                 <w:sz w:val="20"/>
               </w:rPr>
               <w:t>1</w:t>
@@ -6024,7 +4819,6 @@
             <w:r/>
             <w:r>
               <w:rPr>
-                <w:rFonts w:ascii="Calibri" w:hAnsi="Calibri"/>
                 <w:sz w:val="20"/>
               </w:rPr>
               <w:t>Sherminetro</w:t>
@@ -6039,8 +4833,6 @@
             <w:r/>
             <w:r>
               <w:rPr>
-                <w:rFonts w:ascii="Calibri" w:hAnsi="Calibri"/>
-                <w:b/>
                 <w:sz w:val="20"/>
               </w:rPr>
               <w:t>Sherminator</w:t>
@@ -6055,7 +4847,6 @@
             <w:r/>
             <w:r>
               <w:rPr>
-                <w:rFonts w:ascii="Calibri" w:hAnsi="Calibri"/>
                 <w:sz w:val="20"/>
               </w:rPr>
               <w:t>semente do Guia</w:t>
@@ -6070,7 +4861,6 @@
             <w:r/>
             <w:r>
               <w:rPr>
-                <w:rFonts w:ascii="Calibri" w:hAnsi="Calibri"/>
                 <w:sz w:val="20"/>
               </w:rPr>
               <w:t>1</w:t>
@@ -6081,56 +4871,37 @@
     </w:tbl>
     <w:p/>
     <w:p>
+      <w:pPr>
+        <w:jc w:val="both"/>
+      </w:pPr>
+      <w:r>
+        <w:t xml:space="preserve">Dois casos demonstram o valor do cruzamento </w:t>
+      </w:r>
       <w:r>
         <w:rPr>
-          <w:rFonts w:ascii="Calibri" w:hAnsi="Calibri"/>
-          <w:sz w:val="22"/>
-        </w:rPr>
-        <w:t xml:space="preserve">Dois casos demonstram o valor do cruzamento </w:t>
-      </w:r>
-      <w:r>
-        <w:rPr>
-          <w:rFonts w:ascii="Calibri" w:hAnsi="Calibri"/>
           <w:i/>
-          <w:sz w:val="22"/>
         </w:rPr>
         <w:t>base + contexto</w:t>
       </w:r>
       <w:r>
+        <w:t xml:space="preserve">: </w:t>
+      </w:r>
+      <w:r>
         <w:rPr>
-          <w:rFonts w:ascii="Calibri" w:hAnsi="Calibri"/>
-          <w:sz w:val="22"/>
-        </w:rPr>
-        <w:t xml:space="preserve">: </w:t>
-      </w:r>
-      <w:r>
-        <w:rPr>
-          <w:rFonts w:ascii="Calibri" w:hAnsi="Calibri"/>
           <w:b/>
-          <w:sz w:val="22"/>
         </w:rPr>
         <w:t>"Brama Virgin Chiva"</w:t>
       </w:r>
       <w:r>
+        <w:t xml:space="preserve"> só se resolve como </w:t>
+      </w:r>
+      <w:r>
         <w:rPr>
-          <w:rFonts w:ascii="Calibri" w:hAnsi="Calibri"/>
-          <w:sz w:val="22"/>
-        </w:rPr>
-        <w:t xml:space="preserve"> só se resolve como </w:t>
-      </w:r>
-      <w:r>
-        <w:rPr>
-          <w:rFonts w:ascii="Calibri" w:hAnsi="Calibri"/>
           <w:b/>
-          <w:sz w:val="22"/>
         </w:rPr>
         <w:t>"Brahma, Vishnu, Shiva"</w:t>
       </w:r>
       <w:r>
-        <w:rPr>
-          <w:rFonts w:ascii="Calibri" w:hAnsi="Calibri"/>
-          <w:sz w:val="22"/>
-        </w:rPr>
         <w:t xml:space="preserve"> porque a base tem a Trimurti (RC-104) e a Bibliografia confirma o livro citado na mesma frase (</w:t>
       </w:r>
       <w:r>
@@ -6141,48 +4912,41 @@
         <w:t>Inquisição Trimurtiana</w:t>
       </w:r>
       <w:r>
+        <w:t xml:space="preserve">, B022); e </w:t>
+      </w:r>
+      <w:r>
         <w:rPr>
-          <w:rFonts w:ascii="Calibri" w:hAnsi="Calibri"/>
-          <w:sz w:val="22"/>
+          <w:b/>
         </w:rPr>
-        <w:t xml:space="preserve">, B022); e </w:t>
-      </w:r>
+        <w:t>"A Divina Calmeia"</w:t>
+      </w:r>
+      <w:r>
+        <w:t xml:space="preserve"> vira </w:t>
+      </w:r>
+      <w:r>
+        <w:rPr>
+          <w:rFonts w:ascii="Consolas" w:hAnsi="Consolas"/>
+          <w:b/>
+          <w:sz w:val="20"/>
+        </w:rPr>
+        <w:t>A Divina Colmeia</w:t>
+      </w:r>
+      <w:r>
+        <w:t xml:space="preserve"> (B044) porque a obra está catalogada.</w:t>
+      </w:r>
+    </w:p>
+    <w:p>
+      <w:pPr>
+        <w:pStyle w:val="Heading3"/>
+        <w:keepNext/>
+        <w:spacing w:before="200"/>
+      </w:pPr>
       <w:r>
         <w:rPr>
           <w:rFonts w:ascii="Calibri" w:hAnsi="Calibri"/>
           <w:b/>
+          <w:color w:val="1F3B57"/>
           <w:sz w:val="22"/>
-        </w:rPr>
-        <w:t>"A Divina Calmeia"</w:t>
-      </w:r>
-      <w:r>
-        <w:rPr>
-          <w:rFonts w:ascii="Calibri" w:hAnsi="Calibri"/>
-          <w:sz w:val="22"/>
-        </w:rPr>
-        <w:t xml:space="preserve"> vira </w:t>
-      </w:r>
-      <w:r>
-        <w:rPr>
-          <w:rFonts w:ascii="Calibri" w:hAnsi="Calibri"/>
-          <w:b/>
-          <w:sz w:val="22"/>
-        </w:rPr>
-        <w:t>`A Divina Colmeia`</w:t>
-      </w:r>
-      <w:r>
-        <w:rPr>
-          <w:rFonts w:ascii="Calibri" w:hAnsi="Calibri"/>
-          <w:sz w:val="22"/>
-        </w:rPr>
-        <w:t xml:space="preserve"> (B044) porque a obra está catalogada.</w:t>
-      </w:r>
-    </w:p>
-    <w:p>
-      <w:r>
-        <w:rPr>
-          <w:b/>
-          <w:sz w:val="24"/>
         </w:rPr>
         <w:t>4.3 Precisão da detecção automática: boa para triagem, ruim para substituir</w:t>
       </w:r>
@@ -6191,6 +4955,7 @@
       <w:tblPr>
         <w:tblStyle w:val="LightGrid-Accent1"/>
         <w:tblW w:type="auto" w:w="0"/>
+        <w:jc w:val="center"/>
         <w:tblLook w:firstColumn="1" w:firstRow="1" w:lastColumn="0" w:lastRow="0" w:noHBand="0" w:noVBand="1" w:val="04A0"/>
       </w:tblPr>
       <w:tblGrid>
@@ -6206,7 +4971,6 @@
             <w:r/>
             <w:r>
               <w:rPr>
-                <w:rFonts w:ascii="Calibri" w:hAnsi="Calibri"/>
                 <w:b/>
                 <w:sz w:val="20"/>
               </w:rPr>
@@ -6222,7 +4986,6 @@
             <w:r/>
             <w:r>
               <w:rPr>
-                <w:rFonts w:ascii="Calibri" w:hAnsi="Calibri"/>
                 <w:b/>
                 <w:sz w:val="20"/>
               </w:rPr>
@@ -6240,7 +5003,6 @@
             <w:r/>
             <w:r>
               <w:rPr>
-                <w:rFonts w:ascii="Calibri" w:hAnsi="Calibri"/>
                 <w:sz w:val="20"/>
               </w:rPr>
               <w:t>janelas analisadas (1–4 palavras com token suspeito)</w:t>
@@ -6255,7 +5017,6 @@
             <w:r/>
             <w:r>
               <w:rPr>
-                <w:rFonts w:ascii="Calibri" w:hAnsi="Calibri"/>
                 <w:sz w:val="20"/>
               </w:rPr>
               <w:t>33.947</w:t>
@@ -6272,7 +5033,6 @@
             <w:r/>
             <w:r>
               <w:rPr>
-                <w:rFonts w:ascii="Calibri" w:hAnsi="Calibri"/>
                 <w:sz w:val="20"/>
               </w:rPr>
               <w:t>candidatos acima do corte frouxo de similaridade</w:t>
@@ -6287,8 +5047,6 @@
             <w:r/>
             <w:r>
               <w:rPr>
-                <w:rFonts w:ascii="Calibri" w:hAnsi="Calibri"/>
-                <w:b/>
                 <w:sz w:val="20"/>
               </w:rPr>
               <w:t>572</w:t>
@@ -6305,7 +5063,6 @@
             <w:r/>
             <w:r>
               <w:rPr>
-                <w:rFonts w:ascii="Calibri" w:hAnsi="Calibri"/>
                 <w:sz w:val="20"/>
               </w:rPr>
               <w:t>após triplo filtro (duas métricas ≥ 0,75 + alvo de confiança + vocabulário comum)</w:t>
@@ -6320,8 +5077,6 @@
             <w:r/>
             <w:r>
               <w:rPr>
-                <w:rFonts w:ascii="Calibri" w:hAnsi="Calibri"/>
-                <w:b/>
                 <w:sz w:val="20"/>
               </w:rPr>
               <w:t>70</w:t>
@@ -6338,7 +5093,6 @@
             <w:r/>
             <w:r>
               <w:rPr>
-                <w:rFonts w:ascii="Calibri" w:hAnsi="Calibri"/>
                 <w:sz w:val="20"/>
               </w:rPr>
               <w:t>variantes/truncamentos reais (fila de correção)</w:t>
@@ -6353,8 +5107,6 @@
             <w:r/>
             <w:r>
               <w:rPr>
-                <w:rFonts w:ascii="Calibri" w:hAnsi="Calibri"/>
-                <w:b/>
                 <w:sz w:val="20"/>
               </w:rPr>
               <w:t>38</w:t>
@@ -6371,7 +5123,6 @@
             <w:r/>
             <w:r>
               <w:rPr>
-                <w:rFonts w:ascii="Calibri" w:hAnsi="Calibri"/>
                 <w:sz w:val="20"/>
               </w:rPr>
               <w:t>flexões e artigos (informativo, não é erro)</w:t>
@@ -6386,7 +5137,6 @@
             <w:r/>
             <w:r>
               <w:rPr>
-                <w:rFonts w:ascii="Calibri" w:hAnsi="Calibri"/>
                 <w:sz w:val="20"/>
               </w:rPr>
               <w:t>32</w:t>
@@ -6397,41 +5147,28 @@
     </w:tbl>
     <w:p/>
     <w:p>
+      <w:pPr>
+        <w:jc w:val="both"/>
+      </w:pPr>
+      <w:r>
+        <w:t xml:space="preserve">Redução de </w:t>
+      </w:r>
       <w:r>
         <w:rPr>
-          <w:rFonts w:ascii="Calibri" w:hAnsi="Calibri"/>
-          <w:sz w:val="22"/>
-        </w:rPr>
-        <w:t xml:space="preserve">Redução de </w:t>
-      </w:r>
-      <w:r>
-        <w:rPr>
-          <w:rFonts w:ascii="Calibri" w:hAnsi="Calibri"/>
           <w:b/>
-          <w:sz w:val="22"/>
         </w:rPr>
         <w:t>18.781 palavras → 38 candidatos com contexto</w:t>
       </w:r>
       <w:r>
+        <w:t xml:space="preserve">: ganho de ~490× no espaço de busca. Mas a precisão da fila é de </w:t>
+      </w:r>
+      <w:r>
         <w:rPr>
-          <w:rFonts w:ascii="Calibri" w:hAnsi="Calibri"/>
-          <w:sz w:val="22"/>
-        </w:rPr>
-        <w:t xml:space="preserve">: ganho de ~490× no espaço de busca. Mas a precisão da fila é de </w:t>
-      </w:r>
-      <w:r>
-        <w:rPr>
-          <w:rFonts w:ascii="Calibri" w:hAnsi="Calibri"/>
           <w:b/>
-          <w:sz w:val="22"/>
         </w:rPr>
         <w:t>~45%</w:t>
       </w:r>
       <w:r>
-        <w:rPr>
-          <w:rFonts w:ascii="Calibri" w:hAnsi="Calibri"/>
-          <w:sz w:val="22"/>
-        </w:rPr>
         <w:t xml:space="preserve">; os falsos positivos sobreviventes são instrutivos: </w:t>
       </w:r>
       <w:r>
@@ -6442,10 +5179,6 @@
         <w:t>drama</w:t>
       </w:r>
       <w:r>
-        <w:rPr>
-          <w:rFonts w:ascii="Calibri" w:hAnsi="Calibri"/>
-          <w:sz w:val="22"/>
-        </w:rPr>
         <w:t xml:space="preserve">→Rama, </w:t>
       </w:r>
       <w:r>
@@ -6456,10 +5189,6 @@
         <w:t>Gordon</w:t>
       </w:r>
       <w:r>
-        <w:rPr>
-          <w:rFonts w:ascii="Calibri" w:hAnsi="Calibri"/>
-          <w:sz w:val="22"/>
-        </w:rPr>
         <w:t xml:space="preserve">→Mordon, </w:t>
       </w:r>
       <w:r>
@@ -6470,10 +5199,6 @@
         <w:t>destina</w:t>
       </w:r>
       <w:r>
-        <w:rPr>
-          <w:rFonts w:ascii="Calibri" w:hAnsi="Calibri"/>
-          <w:sz w:val="22"/>
-        </w:rPr>
         <w:t xml:space="preserve">→Despina, </w:t>
       </w:r>
       <w:r>
@@ -6484,10 +5209,6 @@
         <w:t>piora</w:t>
       </w:r>
       <w:r>
-        <w:rPr>
-          <w:rFonts w:ascii="Calibri" w:hAnsi="Calibri"/>
-          <w:sz w:val="22"/>
-        </w:rPr>
         <w:t xml:space="preserve">→Pirra, </w:t>
       </w:r>
       <w:r>
@@ -6498,10 +5219,6 @@
         <w:t>esperou</w:t>
       </w:r>
       <w:r>
-        <w:rPr>
-          <w:rFonts w:ascii="Calibri" w:hAnsi="Calibri"/>
-          <w:sz w:val="22"/>
-        </w:rPr>
         <w:t xml:space="preserve">→Espheron, </w:t>
       </w:r>
       <w:r>
@@ -6512,10 +5229,6 @@
         <w:t>corpo físico</w:t>
       </w:r>
       <w:r>
-        <w:rPr>
-          <w:rFonts w:ascii="Calibri" w:hAnsi="Calibri"/>
-          <w:sz w:val="22"/>
-        </w:rPr>
         <w:t xml:space="preserve">→Corpo Búdico, </w:t>
       </w:r>
       <w:r>
@@ -6526,10 +5239,6 @@
         <w:t>é profundo</w:t>
       </w:r>
       <w:r>
-        <w:rPr>
-          <w:rFonts w:ascii="Calibri" w:hAnsi="Calibri"/>
-          <w:sz w:val="22"/>
-        </w:rPr>
         <w:t xml:space="preserve">→Eu Profundo. E os descartados pelo filtro eram piores ainda: </w:t>
       </w:r>
       <w:r>
@@ -6540,10 +5249,6 @@
         <w:t>morreu</w:t>
       </w:r>
       <w:r>
-        <w:rPr>
-          <w:rFonts w:ascii="Calibri" w:hAnsi="Calibri"/>
-          <w:sz w:val="22"/>
-        </w:rPr>
         <w:t xml:space="preserve">→Noreia, </w:t>
       </w:r>
       <w:r>
@@ -6554,10 +5259,6 @@
         <w:t>melhor</w:t>
       </w:r>
       <w:r>
-        <w:rPr>
-          <w:rFonts w:ascii="Calibri" w:hAnsi="Calibri"/>
-          <w:sz w:val="22"/>
-        </w:rPr>
         <w:t xml:space="preserve">→Melkor, </w:t>
       </w:r>
       <w:r>
@@ -6568,10 +5269,6 @@
         <w:t>entra</w:t>
       </w:r>
       <w:r>
-        <w:rPr>
-          <w:rFonts w:ascii="Calibri" w:hAnsi="Calibri"/>
-          <w:sz w:val="22"/>
-        </w:rPr>
         <w:t xml:space="preserve">→Indra, </w:t>
       </w:r>
       <w:r>
@@ -6582,10 +5279,6 @@
         <w:t>seis</w:t>
       </w:r>
       <w:r>
-        <w:rPr>
-          <w:rFonts w:ascii="Calibri" w:hAnsi="Calibri"/>
-          <w:sz w:val="22"/>
-        </w:rPr>
         <w:t xml:space="preserve">→Zeus, </w:t>
       </w:r>
       <w:r>
@@ -6596,10 +5289,6 @@
         <w:t>Jó</w:t>
       </w:r>
       <w:r>
-        <w:rPr>
-          <w:rFonts w:ascii="Calibri" w:hAnsi="Calibri"/>
-          <w:sz w:val="22"/>
-        </w:rPr>
         <w:t xml:space="preserve">→João, </w:t>
       </w:r>
       <w:r>
@@ -6610,10 +5299,6 @@
         <w:t>abelha</w:t>
       </w:r>
       <w:r>
-        <w:rPr>
-          <w:rFonts w:ascii="Calibri" w:hAnsi="Calibri"/>
-          <w:sz w:val="22"/>
-        </w:rPr>
         <w:t xml:space="preserve">→Capela, </w:t>
       </w:r>
       <w:r>
@@ -6624,81 +5309,73 @@
         <w:t>IA</w:t>
       </w:r>
       <w:r>
-        <w:rPr>
-          <w:rFonts w:ascii="Calibri" w:hAnsi="Calibri"/>
-          <w:sz w:val="22"/>
-        </w:rPr>
         <w:t>→IEEA.</w:t>
       </w:r>
     </w:p>
     <w:p>
       <w:pPr>
-        <w:ind w:left="454"/>
+        <w:ind w:left="480"/>
+      </w:pPr>
+      <w:r>
+        <w:rPr>
+          <w:b/>
+          <w:i/>
+          <w:color w:val="555555"/>
+        </w:rPr>
+        <w:t>Conclusão de projeto:</w:t>
+      </w:r>
+      <w:r>
+        <w:rPr>
+          <w:i/>
+          <w:color w:val="555555"/>
+        </w:rPr>
+        <w:t xml:space="preserve"> substituição 100% automática é insegura e violaria o próprio Guia ("não alterar a linha de raciocínio"). O desenho correto é </w:t>
+      </w:r>
+      <w:r>
+        <w:rPr>
+          <w:b/>
+          <w:i/>
+          <w:color w:val="555555"/>
+        </w:rPr>
+        <w:t>script levanta evidência → revisor (agente ou humano) decide com contexto → script confere a saída</w:t>
+      </w:r>
+      <w:r>
+        <w:rPr>
+          <w:i/>
+          <w:color w:val="555555"/>
+        </w:rPr>
+        <w:t>. Foi exatamente assim que o protótipo foi construído.</w:t>
+      </w:r>
+    </w:p>
+    <w:p>
+      <w:pPr>
+        <w:pStyle w:val="Heading3"/>
+        <w:keepNext/>
+        <w:spacing w:before="200"/>
       </w:pPr>
       <w:r>
         <w:rPr>
           <w:rFonts w:ascii="Calibri" w:hAnsi="Calibri"/>
           <w:b/>
-          <w:i/>
+          <w:color w:val="1F3B57"/>
           <w:sz w:val="22"/>
         </w:rPr>
-        <w:t>Conclusão de projeto:</w:t>
-      </w:r>
-      <w:r>
-        <w:rPr>
-          <w:rFonts w:ascii="Calibri" w:hAnsi="Calibri"/>
-          <w:i/>
-          <w:sz w:val="22"/>
-        </w:rPr>
-        <w:t xml:space="preserve"> substituição 100% automática é insegura e violaria o próprio Guia ("não alterar a linha de raciocínio"). O desenho correto é </w:t>
-      </w:r>
-      <w:r>
-        <w:rPr>
-          <w:rFonts w:ascii="Calibri" w:hAnsi="Calibri"/>
-          <w:b/>
-          <w:i/>
-          <w:sz w:val="22"/>
-        </w:rPr>
-        <w:t>script levanta evidência → revisor (agente ou humano) decide com contexto → script confere a saída</w:t>
-      </w:r>
-      <w:r>
-        <w:rPr>
-          <w:rFonts w:ascii="Calibri" w:hAnsi="Calibri"/>
-          <w:i/>
-          <w:sz w:val="22"/>
-        </w:rPr>
-        <w:t>. Foi exatamente assim que o protótipo foi construído.</w:t>
-      </w:r>
-    </w:p>
-    <w:p>
-      <w:r>
-        <w:rPr>
-          <w:b/>
-          <w:sz w:val="24"/>
-        </w:rPr>
         <w:t>4.4 Armadilha das glossas (importante para quem automatizar)</w:t>
-      </w:r>
-    </w:p>
-    <w:p>
-      <w:r>
-        <w:rPr>
-          <w:rFonts w:ascii="Calibri" w:hAnsi="Calibri"/>
-          <w:sz w:val="22"/>
-        </w:rPr>
-        <w:t>Extrair alias automaticamente dos parênteses da base cria superfícies falsas:</w:t>
       </w:r>
     </w:p>
     <w:p>
       <w:pPr>
-        <w:ind w:left="340"/>
+        <w:jc w:val="both"/>
       </w:pPr>
       <w:r>
-        <w:rPr>
-          <w:rFonts w:ascii="Calibri" w:hAnsi="Calibri"/>
-          <w:sz w:val="22"/>
-        </w:rPr>
-        <w:t xml:space="preserve">• </w:t>
-      </w:r>
+        <w:t>Extrair alias automaticamente dos parênteses da base cria superfícies falsas:</w:t>
+      </w:r>
+    </w:p>
+    <w:p>
+      <w:pPr>
+        <w:pStyle w:val="ListBullet"/>
+        <w:ind w:left="360"/>
+      </w:pPr>
       <w:r>
         <w:rPr>
           <w:rFonts w:ascii="Consolas" w:hAnsi="Consolas"/>
@@ -6707,25 +5384,15 @@
         <w:t>Suserania Universal (herança prometida a **Rockma/Sofia**)</w:t>
       </w:r>
       <w:r>
+        <w:t xml:space="preserve"> → gerou a superfície "Sofia", que </w:t>
+      </w:r>
+      <w:r>
         <w:rPr>
-          <w:rFonts w:ascii="Calibri" w:hAnsi="Calibri"/>
-          <w:sz w:val="22"/>
-        </w:rPr>
-        <w:t xml:space="preserve"> → gerou a superfície "Sofia", que </w:t>
-      </w:r>
-      <w:r>
-        <w:rPr>
-          <w:rFonts w:ascii="Calibri" w:hAnsi="Calibri"/>
           <w:b/>
-          <w:sz w:val="22"/>
         </w:rPr>
         <w:t>colide frontalmente</w:t>
       </w:r>
       <w:r>
-        <w:rPr>
-          <w:rFonts w:ascii="Calibri" w:hAnsi="Calibri"/>
-          <w:sz w:val="22"/>
-        </w:rPr>
         <w:t xml:space="preserve"> com a regra do Guia </w:t>
       </w:r>
       <w:r>
@@ -6736,24 +5403,14 @@
         <w:t>Sofia → Sophia</w:t>
       </w:r>
       <w:r>
-        <w:rPr>
-          <w:rFonts w:ascii="Calibri" w:hAnsi="Calibri"/>
-          <w:sz w:val="22"/>
-        </w:rPr>
         <w:t xml:space="preserve"> (RC-009).</w:t>
       </w:r>
     </w:p>
     <w:p>
       <w:pPr>
-        <w:ind w:left="340"/>
+        <w:pStyle w:val="ListBullet"/>
+        <w:ind w:left="360"/>
       </w:pPr>
-      <w:r>
-        <w:rPr>
-          <w:rFonts w:ascii="Calibri" w:hAnsi="Calibri"/>
-          <w:sz w:val="22"/>
-        </w:rPr>
-        <w:t xml:space="preserve">• </w:t>
-      </w:r>
       <w:r>
         <w:rPr>
           <w:rFonts w:ascii="Consolas" w:hAnsi="Consolas"/>
@@ -6762,10 +5419,6 @@
         <w:t>Antares (Sistema)</w:t>
       </w:r>
       <w:r>
-        <w:rPr>
-          <w:rFonts w:ascii="Calibri" w:hAnsi="Calibri"/>
-          <w:sz w:val="22"/>
-        </w:rPr>
         <w:t xml:space="preserve"> → gerou "Sistema"; </w:t>
       </w:r>
       <w:r>
@@ -6776,10 +5429,6 @@
         <w:t>Quarentena Sideral / Cósmica</w:t>
       </w:r>
       <w:r>
-        <w:rPr>
-          <w:rFonts w:ascii="Calibri" w:hAnsi="Calibri"/>
-          <w:sz w:val="22"/>
-        </w:rPr>
         <w:t xml:space="preserve"> → gerou "Cósmica"; </w:t>
       </w:r>
       <w:r>
@@ -6790,10 +5439,6 @@
         <w:t>Terminal Nervoso do Criador (humano)</w:t>
       </w:r>
       <w:r>
-        <w:rPr>
-          <w:rFonts w:ascii="Calibri" w:hAnsi="Calibri"/>
-          <w:sz w:val="22"/>
-        </w:rPr>
         <w:t xml:space="preserve"> → gerou "humano"; </w:t>
       </w:r>
       <w:r>
@@ -6804,46 +5449,32 @@
         <w:t>Disciplina dos 3As (respiração, mente, alinhamento)</w:t>
       </w:r>
       <w:r>
-        <w:rPr>
-          <w:rFonts w:ascii="Calibri" w:hAnsi="Calibri"/>
-          <w:sz w:val="22"/>
-        </w:rPr>
         <w:t xml:space="preserve"> → gerou "mente".</w:t>
       </w:r>
     </w:p>
     <w:p>
       <w:pPr>
-        <w:ind w:left="340"/>
+        <w:pStyle w:val="ListBullet"/>
+        <w:ind w:left="360"/>
       </w:pPr>
       <w:r>
+        <w:t xml:space="preserve">Resultado medido: das 67 superfícies da base "presentes" no texto, </w:t>
+      </w:r>
+      <w:r>
         <w:rPr>
-          <w:rFonts w:ascii="Calibri" w:hAnsi="Calibri"/>
-          <w:sz w:val="22"/>
-        </w:rPr>
-        <w:t xml:space="preserve">• Resultado medido: das 67 superfícies da base "presentes" no texto, </w:t>
-      </w:r>
-      <w:r>
-        <w:rPr>
-          <w:rFonts w:ascii="Calibri" w:hAnsi="Calibri"/>
           <w:b/>
-          <w:sz w:val="22"/>
         </w:rPr>
         <w:t>apenas 38 são úteis</w:t>
       </w:r>
       <w:r>
-        <w:rPr>
-          <w:rFonts w:ascii="Calibri" w:hAnsi="Calibri"/>
-          <w:sz w:val="22"/>
-        </w:rPr>
         <w:t>; as demais são vocabulário comum capturado por glossa.</w:t>
       </w:r>
     </w:p>
     <w:p>
-      <w:r>
-        <w:rPr>
-          <w:rFonts w:ascii="Calibri" w:hAnsi="Calibri"/>
-          <w:sz w:val="22"/>
-        </w:rPr>
+      <w:pPr>
+        <w:jc w:val="both"/>
+      </w:pPr>
+      <w:r>
         <w:t xml:space="preserve">Por isso </w:t>
       </w:r>
       <w:r>
@@ -6854,10 +5485,6 @@
         <w:t>rc_lexicon.py</w:t>
       </w:r>
       <w:r>
-        <w:rPr>
-          <w:rFonts w:ascii="Calibri" w:hAnsi="Calibri"/>
-          <w:sz w:val="22"/>
-        </w:rPr>
         <w:t xml:space="preserve"> classifica cada superfície por confiança (</w:t>
       </w:r>
       <w:r>
@@ -6868,10 +5495,6 @@
         <w:t>alta</w:t>
       </w:r>
       <w:r>
-        <w:rPr>
-          <w:rFonts w:ascii="Calibri" w:hAnsi="Calibri"/>
-          <w:sz w:val="22"/>
-        </w:rPr>
         <w:t xml:space="preserve"> / </w:t>
       </w:r>
       <w:r>
@@ -6882,10 +5505,6 @@
         <w:t>media</w:t>
       </w:r>
       <w:r>
-        <w:rPr>
-          <w:rFonts w:ascii="Calibri" w:hAnsi="Calibri"/>
-          <w:sz w:val="22"/>
-        </w:rPr>
         <w:t xml:space="preserve"> / </w:t>
       </w:r>
       <w:r>
@@ -6896,25 +5515,15 @@
         <w:t>baixa</w:t>
       </w:r>
       <w:r>
+        <w:t xml:space="preserve">) e, por padrão, </w:t>
+      </w:r>
+      <w:r>
         <w:rPr>
-          <w:rFonts w:ascii="Calibri" w:hAnsi="Calibri"/>
-          <w:sz w:val="22"/>
-        </w:rPr>
-        <w:t xml:space="preserve">) e, por padrão, </w:t>
-      </w:r>
-      <w:r>
-        <w:rPr>
-          <w:rFonts w:ascii="Calibri" w:hAnsi="Calibri"/>
           <w:b/>
-          <w:sz w:val="22"/>
         </w:rPr>
         <w:t>não</w:t>
       </w:r>
       <w:r>
-        <w:rPr>
-          <w:rFonts w:ascii="Calibri" w:hAnsi="Calibri"/>
-          <w:sz w:val="22"/>
-        </w:rPr>
         <w:t xml:space="preserve"> aproveita glossas como alias. Quando a camada </w:t>
       </w:r>
       <w:r>
@@ -6925,36 +5534,36 @@
         <w:t>termos/</w:t>
       </w:r>
       <w:r>
-        <w:rPr>
-          <w:rFonts w:ascii="Calibri" w:hAnsi="Calibri"/>
-          <w:sz w:val="22"/>
-        </w:rPr>
         <w:t xml:space="preserve"> em Markdown for importada, esse problema desaparece — mais um argumento para trazê-la ao repositório.</w:t>
       </w:r>
     </w:p>
     <w:p>
-      <w:r>
-        <w:rPr>
-          <w:b/>
-          <w:sz w:val="24"/>
-        </w:rPr>
-        <w:t>4.5 Termos genéricos exigem guarda</w:t>
-      </w:r>
-    </w:p>
-    <w:p>
+      <w:pPr>
+        <w:pStyle w:val="Heading3"/>
+        <w:keepNext/>
+        <w:spacing w:before="200"/>
+      </w:pPr>
       <w:r>
         <w:rPr>
           <w:rFonts w:ascii="Calibri" w:hAnsi="Calibri"/>
           <w:b/>
+          <w:color w:val="1F3B57"/>
           <w:sz w:val="22"/>
         </w:rPr>
+        <w:t>4.5 Termos genéricos exigem guarda</w:t>
+      </w:r>
+    </w:p>
+    <w:p>
+      <w:pPr>
+        <w:jc w:val="both"/>
+      </w:pPr>
+      <w:r>
+        <w:rPr>
+          <w:b/>
+        </w:rPr>
         <w:t>241 dos 946 núcleos</w:t>
       </w:r>
       <w:r>
-        <w:rPr>
-          <w:rFonts w:ascii="Calibri" w:hAnsi="Calibri"/>
-          <w:sz w:val="22"/>
-        </w:rPr>
         <w:t xml:space="preserve"> têm uma única palavra, e vários são vocabulário corrente: </w:t>
       </w:r>
       <w:r>
@@ -6965,10 +5574,6 @@
         <w:t>Deus</w:t>
       </w:r>
       <w:r>
-        <w:rPr>
-          <w:rFonts w:ascii="Calibri" w:hAnsi="Calibri"/>
-          <w:sz w:val="22"/>
-        </w:rPr>
         <w:t xml:space="preserve"> (108 ocorrências na live), </w:t>
       </w:r>
       <w:r>
@@ -6979,10 +5584,6 @@
         <w:t>Deuses</w:t>
       </w:r>
       <w:r>
-        <w:rPr>
-          <w:rFonts w:ascii="Calibri" w:hAnsi="Calibri"/>
-          <w:sz w:val="22"/>
-        </w:rPr>
         <w:t xml:space="preserve">, </w:t>
       </w:r>
       <w:r>
@@ -6993,10 +5594,6 @@
         <w:t>Criador</w:t>
       </w:r>
       <w:r>
-        <w:rPr>
-          <w:rFonts w:ascii="Calibri" w:hAnsi="Calibri"/>
-          <w:sz w:val="22"/>
-        </w:rPr>
         <w:t xml:space="preserve">, </w:t>
       </w:r>
       <w:r>
@@ -7007,10 +5604,6 @@
         <w:t>Mente</w:t>
       </w:r>
       <w:r>
-        <w:rPr>
-          <w:rFonts w:ascii="Calibri" w:hAnsi="Calibri"/>
-          <w:sz w:val="22"/>
-        </w:rPr>
         <w:t xml:space="preserve">, </w:t>
       </w:r>
       <w:r>
@@ -7021,10 +5614,6 @@
         <w:t>Conceito</w:t>
       </w:r>
       <w:r>
-        <w:rPr>
-          <w:rFonts w:ascii="Calibri" w:hAnsi="Calibri"/>
-          <w:sz w:val="22"/>
-        </w:rPr>
         <w:t xml:space="preserve">, </w:t>
       </w:r>
       <w:r>
@@ -7035,10 +5624,6 @@
         <w:t>Sistema</w:t>
       </w:r>
       <w:r>
-        <w:rPr>
-          <w:rFonts w:ascii="Calibri" w:hAnsi="Calibri"/>
-          <w:sz w:val="22"/>
-        </w:rPr>
         <w:t xml:space="preserve">, </w:t>
       </w:r>
       <w:r>
@@ -7049,10 +5634,6 @@
         <w:t>Caos</w:t>
       </w:r>
       <w:r>
-        <w:rPr>
-          <w:rFonts w:ascii="Calibri" w:hAnsi="Calibri"/>
-          <w:sz w:val="22"/>
-        </w:rPr>
         <w:t xml:space="preserve">, </w:t>
       </w:r>
       <w:r>
@@ -7063,10 +5644,6 @@
         <w:t>Transição</w:t>
       </w:r>
       <w:r>
-        <w:rPr>
-          <w:rFonts w:ascii="Calibri" w:hAnsi="Calibri"/>
-          <w:sz w:val="22"/>
-        </w:rPr>
         <w:t xml:space="preserve">, </w:t>
       </w:r>
       <w:r>
@@ -7077,10 +5654,6 @@
         <w:t>Cognição</w:t>
       </w:r>
       <w:r>
-        <w:rPr>
-          <w:rFonts w:ascii="Calibri" w:hAnsi="Calibri"/>
-          <w:sz w:val="22"/>
-        </w:rPr>
         <w:t xml:space="preserve">. Sem guarda, o negrito obrigatório de primeira menção e a "substituição compulsória" produziriam absurdos. </w:t>
       </w:r>
       <w:r>
@@ -7091,10 +5664,6 @@
         <w:t>ferramentas/vocabular-guarda-pt.txt</w:t>
       </w:r>
       <w:r>
-        <w:rPr>
-          <w:rFonts w:ascii="Calibri" w:hAnsi="Calibri"/>
-          <w:sz w:val="22"/>
-        </w:rPr>
         <w:t xml:space="preserve"> (1.844 formas) e a lista </w:t>
       </w:r>
       <w:r>
@@ -7105,10 +5674,6 @@
         <w:t>GENERICOS</w:t>
       </w:r>
       <w:r>
-        <w:rPr>
-          <w:rFonts w:ascii="Calibri" w:hAnsi="Calibri"/>
-          <w:sz w:val="22"/>
-        </w:rPr>
         <w:t xml:space="preserve"> em </w:t>
       </w:r>
       <w:r>
@@ -7119,47 +5684,46 @@
         <w:t>rc_lexicon.py</w:t>
       </w:r>
       <w:r>
-        <w:rPr>
-          <w:rFonts w:ascii="Calibri" w:hAnsi="Calibri"/>
-          <w:sz w:val="22"/>
-        </w:rPr>
         <w:t xml:space="preserve"> cumprem esse papel; ambas são ampliáveis.</w:t>
       </w:r>
     </w:p>
     <w:p>
-      <w:r>
-        <w:rPr>
-          <w:b/>
-          <w:sz w:val="24"/>
-        </w:rPr>
-        <w:t>4.6 O caso Kurzweil: por que a camada de variantes é indispensável</w:t>
-      </w:r>
-    </w:p>
-    <w:p>
-      <w:r>
-        <w:rPr>
-          <w:rFonts w:ascii="Calibri" w:hAnsi="Calibri"/>
-          <w:sz w:val="22"/>
-        </w:rPr>
-        <w:t xml:space="preserve">Um único autor externo, </w:t>
-      </w:r>
+      <w:pPr>
+        <w:pStyle w:val="Heading3"/>
+        <w:keepNext/>
+        <w:spacing w:before="200"/>
+      </w:pPr>
       <w:r>
         <w:rPr>
           <w:rFonts w:ascii="Calibri" w:hAnsi="Calibri"/>
           <w:b/>
+          <w:color w:val="1F3B57"/>
           <w:sz w:val="22"/>
         </w:rPr>
-        <w:t>9 ocorrências, 9 grafias diferentes</w:t>
-      </w:r>
-      <w:r>
-        <w:rPr>
-          <w:rFonts w:ascii="Calibri" w:hAnsi="Calibri"/>
-          <w:sz w:val="22"/>
-        </w:rPr>
-        <w:t>:</w:t>
+        <w:t>4.6 O caso Kurzweil: por que a camada de variantes é indispensável</w:t>
       </w:r>
     </w:p>
     <w:p>
+      <w:pPr>
+        <w:jc w:val="both"/>
+      </w:pPr>
+      <w:r>
+        <w:t xml:space="preserve">Um único autor externo, </w:t>
+      </w:r>
+      <w:r>
+        <w:rPr>
+          <w:b/>
+        </w:rPr>
+        <w:t>9 ocorrências, 9 grafias diferentes</w:t>
+      </w:r>
+      <w:r>
+        <w:t>:</w:t>
+      </w:r>
+    </w:p>
+    <w:p>
+      <w:pPr>
+        <w:jc w:val="both"/>
+      </w:pPr>
       <w:r>
         <w:rPr>
           <w:rFonts w:ascii="Consolas" w:hAnsi="Consolas"/>
@@ -7168,10 +5732,6 @@
         <w:t>Raymond Kzwell</w:t>
       </w:r>
       <w:r>
-        <w:rPr>
-          <w:rFonts w:ascii="Calibri" w:hAnsi="Calibri"/>
-          <w:sz w:val="22"/>
-        </w:rPr>
         <w:t xml:space="preserve"> · </w:t>
       </w:r>
       <w:r>
@@ -7182,10 +5742,6 @@
         <w:t>Ray Kzwell</w:t>
       </w:r>
       <w:r>
-        <w:rPr>
-          <w:rFonts w:ascii="Calibri" w:hAnsi="Calibri"/>
-          <w:sz w:val="22"/>
-        </w:rPr>
         <w:t xml:space="preserve"> · </w:t>
       </w:r>
       <w:r>
@@ -7196,10 +5752,6 @@
         <w:t>Raymond Cselva</w:t>
       </w:r>
       <w:r>
-        <w:rPr>
-          <w:rFonts w:ascii="Calibri" w:hAnsi="Calibri"/>
-          <w:sz w:val="22"/>
-        </w:rPr>
         <w:t xml:space="preserve"> · </w:t>
       </w:r>
       <w:r>
@@ -7210,10 +5762,6 @@
         <w:t>Raymond K</w:t>
       </w:r>
       <w:r>
-        <w:rPr>
-          <w:rFonts w:ascii="Calibri" w:hAnsi="Calibri"/>
-          <w:sz w:val="22"/>
-        </w:rPr>
         <w:t xml:space="preserve"> · </w:t>
       </w:r>
       <w:r>
@@ -7224,10 +5772,6 @@
         <w:t>Ray Curser</w:t>
       </w:r>
       <w:r>
-        <w:rPr>
-          <w:rFonts w:ascii="Calibri" w:hAnsi="Calibri"/>
-          <w:sz w:val="22"/>
-        </w:rPr>
         <w:t xml:space="preserve"> · </w:t>
       </w:r>
       <w:r>
@@ -7238,10 +5782,6 @@
         <w:t>Ray Cur</w:t>
       </w:r>
       <w:r>
-        <w:rPr>
-          <w:rFonts w:ascii="Calibri" w:hAnsi="Calibri"/>
-          <w:sz w:val="22"/>
-        </w:rPr>
         <w:t xml:space="preserve"> · </w:t>
       </w:r>
       <w:r>
@@ -7252,10 +5792,6 @@
         <w:t>Ray Curzell</w:t>
       </w:r>
       <w:r>
-        <w:rPr>
-          <w:rFonts w:ascii="Calibri" w:hAnsi="Calibri"/>
-          <w:sz w:val="22"/>
-        </w:rPr>
         <w:t xml:space="preserve"> · </w:t>
       </w:r>
       <w:r>
@@ -7266,10 +5802,6 @@
         <w:t>Raymond Curs</w:t>
       </w:r>
       <w:r>
-        <w:rPr>
-          <w:rFonts w:ascii="Calibri" w:hAnsi="Calibri"/>
-          <w:sz w:val="22"/>
-        </w:rPr>
         <w:t xml:space="preserve"> · </w:t>
       </w:r>
       <w:r>
@@ -7281,89 +5813,92 @@
       </w:r>
     </w:p>
     <w:p>
+      <w:pPr>
+        <w:jc w:val="both"/>
+      </w:pPr>
+      <w:r>
+        <w:t xml:space="preserve">O Guia conhece </w:t>
+      </w:r>
       <w:r>
         <w:rPr>
-          <w:rFonts w:ascii="Calibri" w:hAnsi="Calibri"/>
-          <w:sz w:val="22"/>
+          <w:b/>
         </w:rPr>
-        <w:t xml:space="preserve">O Guia conhece </w:t>
-      </w:r>
+        <w:t>uma</w:t>
+      </w:r>
+      <w:r>
+        <w:t xml:space="preserve"> delas ("Raymond Czel → Ray Kurzweil"). Nenhum sistema resolve isso sem um dicionário de variantes alimentado continuamente — e sem permitir consulta externa controlada para grafias de nomes do mundo real (Kurzweil, Bostrom, Gordon Moore, Nvidia, Hipona, Goethe).</w:t>
+      </w:r>
+    </w:p>
+    <w:p>
+      <w:pPr>
+        <w:pStyle w:val="Heading2"/>
+        <w:keepNext/>
+        <w:spacing w:before="200"/>
+      </w:pPr>
       <w:r>
         <w:rPr>
           <w:rFonts w:ascii="Calibri" w:hAnsi="Calibri"/>
           <w:b/>
-          <w:sz w:val="22"/>
+          <w:color w:val="1F3B57"/>
+          <w:sz w:val="24"/>
         </w:rPr>
-        <w:t>uma</w:t>
-      </w:r>
-      <w:r>
-        <w:rPr>
-          <w:rFonts w:ascii="Calibri" w:hAnsi="Calibri"/>
-          <w:sz w:val="22"/>
-        </w:rPr>
-        <w:t xml:space="preserve"> delas ("Raymond Czel → Ray Kurzweil"). Nenhum sistema resolve isso sem um dicionário de variantes alimentado continuamente — e sem permitir consulta externa controlada para grafias de nomes do mundo real (Kurzweil, Bostrom, Gordon Moore, Nvidia, Hipona, Goethe).</w:t>
+        <w:t>5. Lacunas de escopo do Guia para esta transcrição</w:t>
       </w:r>
     </w:p>
     <w:p>
       <w:pPr>
+        <w:pStyle w:val="Heading3"/>
+        <w:keepNext/>
         <w:spacing w:before="200"/>
       </w:pPr>
-      <w:r>
-        <w:rPr>
-          <w:b/>
-          <w:sz w:val="26"/>
-        </w:rPr>
-        <w:t>5. Lacunas de escopo do Guia para esta transcrição</w:t>
-      </w:r>
-    </w:p>
-    <w:p>
-      <w:r>
-        <w:rPr>
-          <w:b/>
-          <w:sz w:val="24"/>
-        </w:rPr>
-        <w:t>5.1 Pontuação e segmentação — o maior volume de trabalho, e o Guia é omisso</w:t>
-      </w:r>
-    </w:p>
-    <w:p>
-      <w:r>
-        <w:rPr>
-          <w:rFonts w:ascii="Calibri" w:hAnsi="Calibri"/>
-          <w:sz w:val="22"/>
-        </w:rPr>
-        <w:t xml:space="preserve">1 vírgula e 19 pontos em 18.781 palavras. O motor marcou discurso direto (73 dois-pontos, 117 aspas) mas não marcou limites de frase. </w:t>
-      </w:r>
       <w:r>
         <w:rPr>
           <w:rFonts w:ascii="Calibri" w:hAnsi="Calibri"/>
           <w:b/>
+          <w:color w:val="1F3B57"/>
           <w:sz w:val="22"/>
         </w:rPr>
+        <w:t>5.1 Pontuação e segmentação — o maior volume de trabalho, e o Guia é omisso</w:t>
+      </w:r>
+    </w:p>
+    <w:p>
+      <w:pPr>
+        <w:jc w:val="both"/>
+      </w:pPr>
+      <w:r>
+        <w:t xml:space="preserve">1 vírgula e 19 pontos em 18.781 palavras. O motor marcou discurso direto (73 dois-pontos, 117 aspas) mas não marcou limites de frase. </w:t>
+      </w:r>
+      <w:r>
+        <w:rPr>
+          <w:b/>
+        </w:rPr>
         <w:t>Reconstruir sintaxe é a maior parte do esforço</w:t>
       </w:r>
+      <w:r>
+        <w:t>, e é também a parte de maior risco de alterar sentido. O Guia precisa de uma seção própria: critérios de frase/parágrafo, limite de tamanho, tratamento de frases interrompidas, política de travessão e de aspas em discurso direto.</w:t>
+      </w:r>
+    </w:p>
+    <w:p>
+      <w:pPr>
+        <w:pStyle w:val="Heading3"/>
+        <w:keepNext/>
+        <w:spacing w:before="200"/>
+      </w:pPr>
       <w:r>
         <w:rPr>
           <w:rFonts w:ascii="Calibri" w:hAnsi="Calibri"/>
+          <w:b/>
+          <w:color w:val="1F3B57"/>
           <w:sz w:val="22"/>
         </w:rPr>
-        <w:t>, e é também a parte de maior risco de alterar sentido. O Guia precisa de uma seção própria: critérios de frase/parágrafo, limite de tamanho, tratamento de frases interrompidas, política de travessão e de aspas em discurso direto.</w:t>
+        <w:t>5.2 Diarização (quem fala)</w:t>
       </w:r>
     </w:p>
     <w:p>
-      <w:r>
-        <w:rPr>
-          <w:b/>
-          <w:sz w:val="24"/>
-        </w:rPr>
-        <w:t>5.2 Diarização (quem fala)</w:t>
-      </w:r>
-    </w:p>
-    <w:p>
-      <w:r>
-        <w:rPr>
-          <w:rFonts w:ascii="Calibri" w:hAnsi="Calibri"/>
-          <w:sz w:val="22"/>
-        </w:rPr>
+      <w:pPr>
+        <w:jc w:val="both"/>
+      </w:pPr>
+      <w:r>
         <w:t xml:space="preserve">Há pelo menos duas vozes ativas e seis pessoas citadas. Sem áudio, atribuir turnos é inferência. Três opções: (a) sem rótulos, texto corrido; (b) rótulos inferidos </w:t>
       </w:r>
       <w:r>
@@ -7374,10 +5909,6 @@
         <w:t>[APRESENTADOR]</w:t>
       </w:r>
       <w:r>
-        <w:rPr>
-          <w:rFonts w:ascii="Calibri" w:hAnsi="Calibri"/>
-          <w:sz w:val="22"/>
-        </w:rPr>
         <w:t xml:space="preserve"> / </w:t>
       </w:r>
       <w:r>
@@ -7388,121 +5919,99 @@
         <w:t>[JAN VAL ELLAM]</w:t>
       </w:r>
       <w:r>
+        <w:t xml:space="preserve"> onde a evidência é forte; (c) rótulos apenas nas trocas de turno evidentes (pergunta/resposta). </w:t>
+      </w:r>
+      <w:r>
         <w:rPr>
-          <w:rFonts w:ascii="Calibri" w:hAnsi="Calibri"/>
-          <w:sz w:val="22"/>
+          <w:b/>
         </w:rPr>
-        <w:t xml:space="preserve"> onde a evidência é forte; (c) rótulos apenas nas trocas de turno evidentes (pergunta/resposta). </w:t>
-      </w:r>
+        <w:t>A amostra do bloco 1 foi produzida com a opção (b)</w:t>
+      </w:r>
+      <w:r>
+        <w:t xml:space="preserve"> para você avaliar visualmente.</w:t>
+      </w:r>
+    </w:p>
+    <w:p>
+      <w:pPr>
+        <w:pStyle w:val="Heading3"/>
+        <w:keepNext/>
+        <w:spacing w:before="200"/>
+      </w:pPr>
       <w:r>
         <w:rPr>
           <w:rFonts w:ascii="Calibri" w:hAnsi="Calibri"/>
           <w:b/>
+          <w:color w:val="1F3B57"/>
           <w:sz w:val="22"/>
         </w:rPr>
-        <w:t>A amostra do bloco 1 foi produzida com a opção (b)</w:t>
-      </w:r>
-      <w:r>
-        <w:rPr>
-          <w:rFonts w:ascii="Calibri" w:hAnsi="Calibri"/>
-          <w:sz w:val="22"/>
-        </w:rPr>
-        <w:t xml:space="preserve"> para você avaliar visualmente.</w:t>
+        <w:t>5.3 Disfluências</w:t>
       </w:r>
     </w:p>
     <w:p>
+      <w:pPr>
+        <w:jc w:val="both"/>
+      </w:pPr>
+      <w:r>
+        <w:t xml:space="preserve">115 repetições consecutivas, mais "né" (49), "eh" (45), "uhum" (31), "aí" (123), "então" (132). O Guia manda corrigir "aglutinações indevidas e truncamentos" mas não define política para hesitações. Proponho três níveis contratuais: </w:t>
+      </w:r>
       <w:r>
         <w:rPr>
           <w:b/>
-          <w:sz w:val="24"/>
         </w:rPr>
-        <w:t>5.3 Disfluências</w:t>
+        <w:t>fiel</w:t>
+      </w:r>
+      <w:r>
+        <w:t xml:space="preserve"> (mantém tudo), </w:t>
+      </w:r>
+      <w:r>
+        <w:rPr>
+          <w:b/>
+        </w:rPr>
+        <w:t>leve</w:t>
+      </w:r>
+      <w:r>
+        <w:t xml:space="preserve"> (remove repetições imediatas e marcadores de hesitação, preserva "né/tá" e a sintaxe oral), </w:t>
+      </w:r>
+      <w:r>
+        <w:rPr>
+          <w:b/>
+        </w:rPr>
+        <w:t>limpo</w:t>
+      </w:r>
+      <w:r>
+        <w:t xml:space="preserve"> (reformula para leitura fluida). Minha recomendação para este acervo: </w:t>
+      </w:r>
+      <w:r>
+        <w:rPr>
+          <w:b/>
+        </w:rPr>
+        <w:t>leve</w:t>
+      </w:r>
+      <w:r>
+        <w:t xml:space="preserve"> — preserva a voz do autor sem cansar o leitor.</w:t>
       </w:r>
     </w:p>
     <w:p>
-      <w:r>
-        <w:rPr>
-          <w:rFonts w:ascii="Calibri" w:hAnsi="Calibri"/>
-          <w:sz w:val="22"/>
-        </w:rPr>
-        <w:t xml:space="preserve">115 repetições consecutivas, mais "né" (49), "eh" (45), "uhum" (31), "aí" (123), "então" (132). O Guia manda corrigir "aglutinações indevidas e truncamentos" mas não define política para hesitações. Proponho três níveis contratuais: </w:t>
-      </w:r>
+      <w:pPr>
+        <w:pStyle w:val="Heading3"/>
+        <w:keepNext/>
+        <w:spacing w:before="200"/>
+      </w:pPr>
       <w:r>
         <w:rPr>
           <w:rFonts w:ascii="Calibri" w:hAnsi="Calibri"/>
           <w:b/>
+          <w:color w:val="1F3B57"/>
           <w:sz w:val="22"/>
         </w:rPr>
-        <w:t>fiel</w:t>
-      </w:r>
-      <w:r>
-        <w:rPr>
-          <w:rFonts w:ascii="Calibri" w:hAnsi="Calibri"/>
-          <w:sz w:val="22"/>
-        </w:rPr>
-        <w:t xml:space="preserve"> (mantém tudo), </w:t>
-      </w:r>
-      <w:r>
-        <w:rPr>
-          <w:rFonts w:ascii="Calibri" w:hAnsi="Calibri"/>
-          <w:b/>
-          <w:sz w:val="22"/>
-        </w:rPr>
-        <w:t>leve</w:t>
-      </w:r>
-      <w:r>
-        <w:rPr>
-          <w:rFonts w:ascii="Calibri" w:hAnsi="Calibri"/>
-          <w:sz w:val="22"/>
-        </w:rPr>
-        <w:t xml:space="preserve"> (remove repetições imediatas e marcadores de hesitação, preserva "né/tá" e a sintaxe oral), </w:t>
-      </w:r>
-      <w:r>
-        <w:rPr>
-          <w:rFonts w:ascii="Calibri" w:hAnsi="Calibri"/>
-          <w:b/>
-          <w:sz w:val="22"/>
-        </w:rPr>
-        <w:t>limpo</w:t>
-      </w:r>
-      <w:r>
-        <w:rPr>
-          <w:rFonts w:ascii="Calibri" w:hAnsi="Calibri"/>
-          <w:sz w:val="22"/>
-        </w:rPr>
-        <w:t xml:space="preserve"> (reformula para leitura fluida). Minha recomendação para este acervo: </w:t>
-      </w:r>
-      <w:r>
-        <w:rPr>
-          <w:rFonts w:ascii="Calibri" w:hAnsi="Calibri"/>
-          <w:b/>
-          <w:sz w:val="22"/>
-        </w:rPr>
-        <w:t>leve</w:t>
-      </w:r>
-      <w:r>
-        <w:rPr>
-          <w:rFonts w:ascii="Calibri" w:hAnsi="Calibri"/>
-          <w:sz w:val="22"/>
-        </w:rPr>
-        <w:t xml:space="preserve"> — preserva a voz do autor sem cansar o leitor.</w:t>
+        <w:t>5.4 Números, datas e grandezas</w:t>
       </w:r>
     </w:p>
     <w:p>
-      <w:r>
-        <w:rPr>
-          <w:b/>
-          <w:sz w:val="24"/>
-        </w:rPr>
-        <w:t>5.4 Números, datas e grandezas</w:t>
-      </w:r>
-    </w:p>
-    <w:p>
-      <w:r>
-        <w:rPr>
-          <w:rFonts w:ascii="Calibri" w:hAnsi="Calibri"/>
-          <w:sz w:val="22"/>
-        </w:rPr>
+      <w:pPr>
+        <w:jc w:val="both"/>
+      </w:pPr>
+      <w:r>
         <w:t xml:space="preserve">O Guia já alerta para "bilhões vs milhões", mas o problema é mais amplo. Casos reais desta live: </w:t>
       </w:r>
       <w:r>
@@ -7513,10 +6022,6 @@
         <w:t>13.8 8 bilhões de anos</w:t>
       </w:r>
       <w:r>
-        <w:rPr>
-          <w:rFonts w:ascii="Calibri" w:hAnsi="Calibri"/>
-          <w:sz w:val="22"/>
-        </w:rPr>
         <w:t xml:space="preserve"> (idade do universo → 13,8 bilhões); </w:t>
       </w:r>
       <w:r>
@@ -7527,10 +6032,6 @@
         <w:t>2 3 anos</w:t>
       </w:r>
       <w:r>
-        <w:rPr>
-          <w:rFonts w:ascii="Calibri" w:hAnsi="Calibri"/>
-          <w:sz w:val="22"/>
-        </w:rPr>
         <w:t xml:space="preserve"> (→ 2 a 3 anos); </w:t>
       </w:r>
       <w:r>
@@ -7541,10 +6042,6 @@
         <w:t>60.000 pessoas</w:t>
       </w:r>
       <w:r>
-        <w:rPr>
-          <w:rFonts w:ascii="Calibri" w:hAnsi="Calibri"/>
-          <w:sz w:val="22"/>
-        </w:rPr>
         <w:t xml:space="preserve"> (Google); </w:t>
       </w:r>
       <w:r>
@@ -7555,10 +6052,6 @@
         <w:t>61 livros</w:t>
       </w:r>
       <w:r>
-        <w:rPr>
-          <w:rFonts w:ascii="Calibri" w:hAnsi="Calibri"/>
-          <w:sz w:val="22"/>
-        </w:rPr>
         <w:t xml:space="preserve"> e </w:t>
       </w:r>
       <w:r>
@@ -7569,10 +6062,6 @@
         <w:t>10 a 12</w:t>
       </w:r>
       <w:r>
-        <w:rPr>
-          <w:rFonts w:ascii="Calibri" w:hAnsi="Calibri"/>
-          <w:sz w:val="22"/>
-        </w:rPr>
         <w:t xml:space="preserve"> em espanhol; </w:t>
       </w:r>
       <w:r>
@@ -7583,10 +6072,6 @@
         <w:t>40%</w:t>
       </w:r>
       <w:r>
-        <w:rPr>
-          <w:rFonts w:ascii="Calibri" w:hAnsi="Calibri"/>
-          <w:sz w:val="22"/>
-        </w:rPr>
         <w:t xml:space="preserve">; </w:t>
       </w:r>
       <w:r>
@@ -7597,10 +6082,6 @@
         <w:t>R$ 18</w:t>
       </w:r>
       <w:r>
-        <w:rPr>
-          <w:rFonts w:ascii="Calibri" w:hAnsi="Calibri"/>
-          <w:sz w:val="22"/>
-        </w:rPr>
         <w:t xml:space="preserve">; </w:t>
       </w:r>
       <w:r>
@@ -7611,10 +6092,6 @@
         <w:t>10,18</w:t>
       </w:r>
       <w:r>
-        <w:rPr>
-          <w:rFonts w:ascii="Calibri" w:hAnsi="Calibri"/>
-          <w:sz w:val="22"/>
-        </w:rPr>
         <w:t xml:space="preserve">; </w:t>
       </w:r>
       <w:r>
@@ -7625,40 +6102,24 @@
         <w:t>em 2007 um autor chamado Raymond Kzwell lançou um livro chamado A singularidade está próxima</w:t>
       </w:r>
       <w:r>
+        <w:t xml:space="preserve"> — </w:t>
+      </w:r>
+      <w:r>
         <w:rPr>
-          <w:rFonts w:ascii="Calibri" w:hAnsi="Calibri"/>
-          <w:sz w:val="22"/>
-        </w:rPr>
-        <w:t xml:space="preserve"> — </w:t>
-      </w:r>
-      <w:r>
-        <w:rPr>
-          <w:rFonts w:ascii="Calibri" w:hAnsi="Calibri"/>
           <w:i/>
-          <w:sz w:val="22"/>
         </w:rPr>
         <w:t>The Singularity Is Near</w:t>
       </w:r>
       <w:r>
+        <w:t xml:space="preserve"> é de </w:t>
+      </w:r>
+      <w:r>
         <w:rPr>
-          <w:rFonts w:ascii="Calibri" w:hAnsi="Calibri"/>
-          <w:sz w:val="22"/>
-        </w:rPr>
-        <w:t xml:space="preserve"> é de </w:t>
-      </w:r>
-      <w:r>
-        <w:rPr>
-          <w:rFonts w:ascii="Calibri" w:hAnsi="Calibri"/>
           <w:b/>
-          <w:sz w:val="22"/>
         </w:rPr>
         <w:t>2005</w:t>
       </w:r>
       <w:r>
-        <w:rPr>
-          <w:rFonts w:ascii="Calibri" w:hAnsi="Calibri"/>
-          <w:sz w:val="22"/>
-        </w:rPr>
         <w:t xml:space="preserve">; </w:t>
       </w:r>
       <w:r>
@@ -7669,10 +6130,6 @@
         <w:t>6.000 pessoas assistindo</w:t>
       </w:r>
       <w:r>
-        <w:rPr>
-          <w:rFonts w:ascii="Calibri" w:hAnsi="Calibri"/>
-          <w:sz w:val="22"/>
-        </w:rPr>
         <w:t xml:space="preserve">; </w:t>
       </w:r>
       <w:r>
@@ -7683,25 +6140,15 @@
         <w:t>Javé 2.0</w:t>
       </w:r>
       <w:r>
+        <w:t xml:space="preserve">. Proponho regra: </w:t>
+      </w:r>
+      <w:r>
         <w:rPr>
-          <w:rFonts w:ascii="Calibri" w:hAnsi="Calibri"/>
-          <w:sz w:val="22"/>
-        </w:rPr>
-        <w:t xml:space="preserve">. Proponho regra: </w:t>
-      </w:r>
-      <w:r>
-        <w:rPr>
-          <w:rFonts w:ascii="Calibri" w:hAnsi="Calibri"/>
           <w:b/>
-          <w:sz w:val="22"/>
         </w:rPr>
         <w:t>números nunca são "consertados" em silêncio</w:t>
       </w:r>
       <w:r>
-        <w:rPr>
-          <w:rFonts w:ascii="Calibri" w:hAnsi="Calibri"/>
-          <w:sz w:val="22"/>
-        </w:rPr>
         <w:t xml:space="preserve"> — ou se mantém o falado, ou se corrige com </w:t>
       </w:r>
       <w:r>
@@ -7712,28 +6159,30 @@
         <w:t>[NOTA: transcrição original trouxe "X"; corrigido para "Y" pelo contexto]</w:t>
       </w:r>
       <w:r>
+        <w:t>.</w:t>
+      </w:r>
+    </w:p>
+    <w:p>
+      <w:pPr>
+        <w:pStyle w:val="Heading3"/>
+        <w:keepNext/>
+        <w:spacing w:before="200"/>
+      </w:pPr>
+      <w:r>
         <w:rPr>
           <w:rFonts w:ascii="Calibri" w:hAnsi="Calibri"/>
+          <w:b/>
+          <w:color w:val="1F3B57"/>
           <w:sz w:val="22"/>
         </w:rPr>
-        <w:t>.</w:t>
+        <w:t>5.5 Estrangeirismos, nomes e obras externas (camada Externos)</w:t>
       </w:r>
     </w:p>
     <w:p>
-      <w:r>
-        <w:rPr>
-          <w:b/>
-          <w:sz w:val="24"/>
-        </w:rPr>
-        <w:t>5.5 Estrangeirismos, nomes e obras externas (camada *Externos*)</w:t>
-      </w:r>
-    </w:p>
-    <w:p>
-      <w:r>
-        <w:rPr>
-          <w:rFonts w:ascii="Calibri" w:hAnsi="Calibri"/>
-          <w:sz w:val="22"/>
-        </w:rPr>
+      <w:pPr>
+        <w:jc w:val="both"/>
+      </w:pPr>
+      <w:r>
         <w:t>Levantamento desta live (nenhum item consta da base):</w:t>
       </w:r>
     </w:p>
@@ -7741,6 +6190,7 @@
       <w:tblPr>
         <w:tblStyle w:val="LightGrid-Accent1"/>
         <w:tblW w:type="auto" w:w="0"/>
+        <w:jc w:val="center"/>
         <w:tblLook w:firstColumn="1" w:firstRow="1" w:lastColumn="0" w:lastRow="0" w:noHBand="0" w:noVBand="1" w:val="04A0"/>
       </w:tblPr>
       <w:tblGrid>
@@ -7757,7 +6207,6 @@
             <w:r/>
             <w:r>
               <w:rPr>
-                <w:rFonts w:ascii="Calibri" w:hAnsi="Calibri"/>
                 <w:b/>
                 <w:sz w:val="20"/>
               </w:rPr>
@@ -7773,7 +6222,6 @@
             <w:r/>
             <w:r>
               <w:rPr>
-                <w:rFonts w:ascii="Calibri" w:hAnsi="Calibri"/>
                 <w:b/>
                 <w:sz w:val="20"/>
               </w:rPr>
@@ -7789,7 +6237,6 @@
             <w:r/>
             <w:r>
               <w:rPr>
-                <w:rFonts w:ascii="Calibri" w:hAnsi="Calibri"/>
                 <w:b/>
                 <w:sz w:val="20"/>
               </w:rPr>
@@ -7807,7 +6254,6 @@
             <w:r/>
             <w:r>
               <w:rPr>
-                <w:rFonts w:ascii="Calibri" w:hAnsi="Calibri"/>
                 <w:sz w:val="20"/>
               </w:rPr>
               <w:t>Raymond Kzwell, Ray Kzwell, Raymond Cselva, Raymond K, Ray Curser, Ray Cur, Ray Curzell, Raymond Curs, Raymond Czel</w:t>
@@ -7822,8 +6268,6 @@
             <w:r/>
             <w:r>
               <w:rPr>
-                <w:rFonts w:ascii="Calibri" w:hAnsi="Calibri"/>
-                <w:b/>
                 <w:sz w:val="20"/>
               </w:rPr>
               <w:t>Ray Kurzweil</w:t>
@@ -7838,7 +6282,6 @@
             <w:r/>
             <w:r>
               <w:rPr>
-                <w:rFonts w:ascii="Calibri" w:hAnsi="Calibri"/>
                 <w:sz w:val="20"/>
               </w:rPr>
               <w:t>autor</w:t>
@@ -7855,7 +6298,6 @@
             <w:r/>
             <w:r>
               <w:rPr>
-                <w:rFonts w:ascii="Calibri" w:hAnsi="Calibri"/>
                 <w:sz w:val="20"/>
               </w:rPr>
               <w:t>A singularidade está próxima</w:t>
@@ -7870,18 +6312,9 @@
             <w:r/>
             <w:r>
               <w:rPr>
-                <w:rFonts w:ascii="Calibri" w:hAnsi="Calibri"/>
-                <w:b/>
-                <w:sz w:val="20"/>
-              </w:rPr>
-              <w:t>The Singularity Is Near</w:t>
-            </w:r>
-            <w:r>
-              <w:rPr>
-                <w:rFonts w:ascii="Calibri" w:hAnsi="Calibri"/>
-                <w:sz w:val="20"/>
-              </w:rPr>
-              <w:t xml:space="preserve"> (2005)</w:t>
+                <w:sz w:val="20"/>
+              </w:rPr>
+              <w:t>The Singularity Is Near (2005)</w:t>
             </w:r>
           </w:p>
         </w:tc>
@@ -7893,7 +6326,6 @@
             <w:r/>
             <w:r>
               <w:rPr>
-                <w:rFonts w:ascii="Calibri" w:hAnsi="Calibri"/>
                 <w:sz w:val="20"/>
               </w:rPr>
               <w:t>obra</w:t>
@@ -7910,7 +6342,6 @@
             <w:r/>
             <w:r>
               <w:rPr>
-                <w:rFonts w:ascii="Calibri" w:hAnsi="Calibri"/>
                 <w:sz w:val="20"/>
               </w:rPr>
               <w:t>Nick Bostron, Utopia Profunda</w:t>
@@ -7925,26 +6356,9 @@
             <w:r/>
             <w:r>
               <w:rPr>
-                <w:rFonts w:ascii="Calibri" w:hAnsi="Calibri"/>
-                <w:b/>
-                <w:sz w:val="20"/>
-              </w:rPr>
-              <w:t>Nick Bostrom</w:t>
-            </w:r>
-            <w:r>
-              <w:rPr>
-                <w:rFonts w:ascii="Calibri" w:hAnsi="Calibri"/>
-                <w:sz w:val="20"/>
-              </w:rPr>
-              <w:t xml:space="preserve">, </w:t>
-            </w:r>
-            <w:r>
-              <w:rPr>
-                <w:rFonts w:ascii="Calibri" w:hAnsi="Calibri"/>
-                <w:b/>
-                <w:sz w:val="20"/>
-              </w:rPr>
-              <w:t>Deep Utopia</w:t>
+                <w:sz w:val="20"/>
+              </w:rPr>
+              <w:t>Nick Bostrom, Deep Utopia</w:t>
             </w:r>
           </w:p>
         </w:tc>
@@ -7956,7 +6370,6 @@
             <w:r/>
             <w:r>
               <w:rPr>
-                <w:rFonts w:ascii="Calibri" w:hAnsi="Calibri"/>
                 <w:sz w:val="20"/>
               </w:rPr>
               <w:t>autor/obra</w:t>
@@ -7973,7 +6386,6 @@
             <w:r/>
             <w:r>
               <w:rPr>
-                <w:rFonts w:ascii="Calibri" w:hAnsi="Calibri"/>
                 <w:sz w:val="20"/>
               </w:rPr>
               <w:t>Gordon Moore, lei de Gordon war</w:t>
@@ -7988,26 +6400,9 @@
             <w:r/>
             <w:r>
               <w:rPr>
-                <w:rFonts w:ascii="Calibri" w:hAnsi="Calibri"/>
-                <w:b/>
-                <w:sz w:val="20"/>
-              </w:rPr>
-              <w:t>Gordon Moore</w:t>
-            </w:r>
-            <w:r>
-              <w:rPr>
-                <w:rFonts w:ascii="Calibri" w:hAnsi="Calibri"/>
-                <w:sz w:val="20"/>
-              </w:rPr>
-              <w:t xml:space="preserve">, </w:t>
-            </w:r>
-            <w:r>
-              <w:rPr>
-                <w:rFonts w:ascii="Calibri" w:hAnsi="Calibri"/>
-                <w:b/>
-                <w:sz w:val="20"/>
-              </w:rPr>
-              <w:t>Lei de Moore</w:t>
+                <w:sz w:val="20"/>
+              </w:rPr>
+              <w:t>Gordon Moore, Lei de Moore</w:t>
             </w:r>
           </w:p>
         </w:tc>
@@ -8019,7 +6414,6 @@
             <w:r/>
             <w:r>
               <w:rPr>
-                <w:rFonts w:ascii="Calibri" w:hAnsi="Calibri"/>
                 <w:sz w:val="20"/>
               </w:rPr>
               <w:t>autor/conceito</w:t>
@@ -8036,7 +6430,6 @@
             <w:r/>
             <w:r>
               <w:rPr>
-                <w:rFonts w:ascii="Calibri" w:hAnsi="Calibri"/>
                 <w:sz w:val="20"/>
               </w:rPr>
               <w:t>Nvid</w:t>
@@ -8051,8 +6444,6 @@
             <w:r/>
             <w:r>
               <w:rPr>
-                <w:rFonts w:ascii="Calibri" w:hAnsi="Calibri"/>
-                <w:b/>
                 <w:sz w:val="20"/>
               </w:rPr>
               <w:t>Nvidia</w:t>
@@ -8067,7 +6458,6 @@
             <w:r/>
             <w:r>
               <w:rPr>
-                <w:rFonts w:ascii="Calibri" w:hAnsi="Calibri"/>
                 <w:sz w:val="20"/>
               </w:rPr>
               <w:t>empresa</w:t>
@@ -8084,7 +6474,6 @@
             <w:r/>
             <w:r>
               <w:rPr>
-                <w:rFonts w:ascii="Calibri" w:hAnsi="Calibri"/>
                 <w:sz w:val="20"/>
               </w:rPr>
               <w:t>Agostinho de Pona, cédo de Agostinho</w:t>
@@ -8099,26 +6488,9 @@
             <w:r/>
             <w:r>
               <w:rPr>
-                <w:rFonts w:ascii="Calibri" w:hAnsi="Calibri"/>
-                <w:b/>
-                <w:sz w:val="20"/>
-              </w:rPr>
-              <w:t>Agostinho de Hipona</w:t>
-            </w:r>
-            <w:r>
-              <w:rPr>
-                <w:rFonts w:ascii="Calibri" w:hAnsi="Calibri"/>
-                <w:sz w:val="20"/>
-              </w:rPr>
-              <w:t xml:space="preserve">, </w:t>
-            </w:r>
-            <w:r>
-              <w:rPr>
-                <w:rFonts w:ascii="Calibri" w:hAnsi="Calibri"/>
-                <w:b/>
-                <w:sz w:val="20"/>
-              </w:rPr>
-              <w:t>credo</w:t>
+                <w:sz w:val="20"/>
+              </w:rPr>
+              <w:t>Agostinho de Hipona, credo</w:t>
             </w:r>
           </w:p>
         </w:tc>
@@ -8130,7 +6502,6 @@
             <w:r/>
             <w:r>
               <w:rPr>
-                <w:rFonts w:ascii="Calibri" w:hAnsi="Calibri"/>
                 <w:sz w:val="20"/>
               </w:rPr>
               <w:t>autor/termo</w:t>
@@ -8147,7 +6518,6 @@
             <w:r/>
             <w:r>
               <w:rPr>
-                <w:rFonts w:ascii="Calibri" w:hAnsi="Calibri"/>
                 <w:sz w:val="20"/>
               </w:rPr>
               <w:t>Emanuel Kant, Manuel Kant, Emanuel Kante</w:t>
@@ -8162,8 +6532,6 @@
             <w:r/>
             <w:r>
               <w:rPr>
-                <w:rFonts w:ascii="Calibri" w:hAnsi="Calibri"/>
-                <w:b/>
                 <w:sz w:val="20"/>
               </w:rPr>
               <w:t>Immanuel Kant</w:t>
@@ -8178,7 +6546,6 @@
             <w:r/>
             <w:r>
               <w:rPr>
-                <w:rFonts w:ascii="Calibri" w:hAnsi="Calibri"/>
                 <w:sz w:val="20"/>
               </w:rPr>
               <w:t>autor</w:t>
@@ -8195,7 +6562,6 @@
             <w:r/>
             <w:r>
               <w:rPr>
-                <w:rFonts w:ascii="Calibri" w:hAnsi="Calibri"/>
                 <w:sz w:val="20"/>
               </w:rPr>
               <w:t>"Mefistófiles que é o javist romance de de de g"</w:t>
@@ -8210,48 +6576,9 @@
             <w:r/>
             <w:r>
               <w:rPr>
-                <w:rFonts w:ascii="Calibri" w:hAnsi="Calibri"/>
-                <w:b/>
-                <w:sz w:val="20"/>
-              </w:rPr>
-              <w:t>Mefistófeles</w:t>
-            </w:r>
-            <w:r>
-              <w:rPr>
-                <w:rFonts w:ascii="Calibri" w:hAnsi="Calibri"/>
-                <w:sz w:val="20"/>
-              </w:rPr>
-              <w:t>, *</w:t>
-            </w:r>
-            <w:r>
-              <w:rPr>
-                <w:rFonts w:ascii="Calibri" w:hAnsi="Calibri"/>
-                <w:i/>
-                <w:sz w:val="20"/>
-              </w:rPr>
-              <w:t xml:space="preserve">romance </w:t>
-            </w:r>
-            <w:r>
-              <w:rPr>
-                <w:rFonts w:ascii="Calibri" w:hAnsi="Calibri"/>
-                <w:sz w:val="20"/>
-              </w:rPr>
-              <w:t>Fausto</w:t>
-            </w:r>
-            <w:r>
-              <w:rPr>
-                <w:rFonts w:ascii="Calibri" w:hAnsi="Calibri"/>
-                <w:i/>
-                <w:sz w:val="20"/>
-              </w:rPr>
-              <w:t>, de Goethe</w:t>
-            </w:r>
-            <w:r>
-              <w:rPr>
-                <w:rFonts w:ascii="Calibri" w:hAnsi="Calibri"/>
-                <w:sz w:val="20"/>
-              </w:rPr>
-              <w:t>*</w:t>
+                <w:sz w:val="20"/>
+              </w:rPr>
+              <w:t>Mefistófeles, romance Fausto, de Goethe</w:t>
             </w:r>
           </w:p>
         </w:tc>
@@ -8263,7 +6590,6 @@
             <w:r/>
             <w:r>
               <w:rPr>
-                <w:rFonts w:ascii="Calibri" w:hAnsi="Calibri"/>
                 <w:sz w:val="20"/>
               </w:rPr>
               <w:t>personagem/obra</w:t>
@@ -8280,7 +6606,6 @@
             <w:r/>
             <w:r>
               <w:rPr>
-                <w:rFonts w:ascii="Calibri" w:hAnsi="Calibri"/>
                 <w:sz w:val="20"/>
               </w:rPr>
               <w:t>dark enlightment</w:t>
@@ -8295,8 +6620,6 @@
             <w:r/>
             <w:r>
               <w:rPr>
-                <w:rFonts w:ascii="Calibri" w:hAnsi="Calibri"/>
-                <w:b/>
                 <w:sz w:val="20"/>
               </w:rPr>
               <w:t>dark enlightenment</w:t>
@@ -8311,7 +6634,6 @@
             <w:r/>
             <w:r>
               <w:rPr>
-                <w:rFonts w:ascii="Calibri" w:hAnsi="Calibri"/>
                 <w:sz w:val="20"/>
               </w:rPr>
               <w:t>conceito</w:t>
@@ -8328,7 +6650,6 @@
             <w:r/>
             <w:r>
               <w:rPr>
-                <w:rFonts w:ascii="Calibri" w:hAnsi="Calibri"/>
                 <w:sz w:val="20"/>
               </w:rPr>
               <w:t>Sidarta</w:t>
@@ -8343,8 +6664,6 @@
             <w:r/>
             <w:r>
               <w:rPr>
-                <w:rFonts w:ascii="Calibri" w:hAnsi="Calibri"/>
-                <w:b/>
                 <w:sz w:val="20"/>
               </w:rPr>
               <w:t>Siddhartha Gautama</w:t>
@@ -8359,7 +6678,6 @@
             <w:r/>
             <w:r>
               <w:rPr>
-                <w:rFonts w:ascii="Calibri" w:hAnsi="Calibri"/>
                 <w:sz w:val="20"/>
               </w:rPr>
               <w:t>figura</w:t>
@@ -8376,7 +6694,6 @@
             <w:r/>
             <w:r>
               <w:rPr>
-                <w:rFonts w:ascii="Calibri" w:hAnsi="Calibri"/>
                 <w:sz w:val="20"/>
               </w:rPr>
               <w:t>EA (no lugar de IA)</w:t>
@@ -8391,8 +6708,6 @@
             <w:r/>
             <w:r>
               <w:rPr>
-                <w:rFonts w:ascii="Calibri" w:hAnsi="Calibri"/>
-                <w:b/>
                 <w:sz w:val="20"/>
               </w:rPr>
               <w:t>IA</w:t>
@@ -8407,7 +6722,6 @@
             <w:r/>
             <w:r>
               <w:rPr>
-                <w:rFonts w:ascii="Calibri" w:hAnsi="Calibri"/>
                 <w:sz w:val="20"/>
               </w:rPr>
               <w:t>sigla</w:t>
@@ -8424,7 +6738,6 @@
             <w:r/>
             <w:r>
               <w:rPr>
-                <w:rFonts w:ascii="Calibri" w:hAnsi="Calibri"/>
                 <w:sz w:val="20"/>
               </w:rPr>
               <w:t>Qcode / Qcodes</w:t>
@@ -8439,8 +6752,6 @@
             <w:r/>
             <w:r>
               <w:rPr>
-                <w:rFonts w:ascii="Calibri" w:hAnsi="Calibri"/>
-                <w:b/>
                 <w:sz w:val="20"/>
               </w:rPr>
               <w:t>QR code / QR codes</w:t>
@@ -8455,7 +6766,6 @@
             <w:r/>
             <w:r>
               <w:rPr>
-                <w:rFonts w:ascii="Calibri" w:hAnsi="Calibri"/>
                 <w:sz w:val="20"/>
               </w:rPr>
               <w:t>termo</w:t>
@@ -8472,7 +6782,6 @@
             <w:r/>
             <w:r>
               <w:rPr>
-                <w:rFonts w:ascii="Calibri" w:hAnsi="Calibri"/>
                 <w:sz w:val="20"/>
               </w:rPr>
               <w:t>Matrix, Intel, Google, Instagram, YouTube, USP, Unicamp, MIT, Harvard, Trump, Elon Musk</w:t>
@@ -8487,7 +6796,6 @@
             <w:r/>
             <w:r>
               <w:rPr>
-                <w:rFonts w:ascii="Calibri" w:hAnsi="Calibri"/>
                 <w:sz w:val="20"/>
               </w:rPr>
               <w:t>—</w:t>
@@ -8502,7 +6810,6 @@
             <w:r/>
             <w:r>
               <w:rPr>
-                <w:rFonts w:ascii="Calibri" w:hAnsi="Calibri"/>
                 <w:sz w:val="20"/>
               </w:rPr>
               <w:t>externos</w:t>
@@ -8519,7 +6826,6 @@
             <w:r/>
             <w:r>
               <w:rPr>
-                <w:rFonts w:ascii="Calibri" w:hAnsi="Calibri"/>
                 <w:sz w:val="20"/>
               </w:rPr>
               <w:t>Terry Fabris, Robson Pinheiro, Alê, Mayara Leite, Tati Quântica, Sherminator, Guru de Malá</w:t>
@@ -8534,7 +6840,6 @@
             <w:r/>
             <w:r>
               <w:rPr>
-                <w:rFonts w:ascii="Calibri" w:hAnsi="Calibri"/>
                 <w:sz w:val="20"/>
               </w:rPr>
               <w:t>—</w:t>
@@ -8549,7 +6854,6 @@
             <w:r/>
             <w:r>
               <w:rPr>
-                <w:rFonts w:ascii="Calibri" w:hAnsi="Calibri"/>
                 <w:sz w:val="20"/>
               </w:rPr>
               <w:t>pessoas do canal</w:t>
@@ -8566,7 +6870,6 @@
             <w:r/>
             <w:r>
               <w:rPr>
-                <w:rFonts w:ascii="Calibri" w:hAnsi="Calibri"/>
                 <w:sz w:val="20"/>
               </w:rPr>
               <w:t>Valores Supremos da Consciência</w:t>
@@ -8581,18 +6884,9 @@
             <w:r/>
             <w:r>
               <w:rPr>
-                <w:rFonts w:ascii="Calibri" w:hAnsi="Calibri"/>
-                <w:b/>
-                <w:sz w:val="20"/>
-              </w:rPr>
-              <w:t>programa do autor no YouTube</w:t>
-            </w:r>
-            <w:r>
-              <w:rPr>
-                <w:rFonts w:ascii="Calibri" w:hAnsi="Calibri"/>
-                <w:sz w:val="20"/>
-              </w:rPr>
-              <w:t xml:space="preserve"> (não é livro)</w:t>
+                <w:sz w:val="20"/>
+              </w:rPr>
+              <w:t>programa do autor no YouTube (não é livro)</w:t>
             </w:r>
           </w:p>
         </w:tc>
@@ -8604,7 +6898,6 @@
             <w:r/>
             <w:r>
               <w:rPr>
-                <w:rFonts w:ascii="Calibri" w:hAnsi="Calibri"/>
                 <w:sz w:val="20"/>
               </w:rPr>
               <w:t>obra/programa</w:t>
@@ -8615,26 +6908,19 @@
     </w:tbl>
     <w:p/>
     <w:p>
+      <w:pPr>
+        <w:jc w:val="both"/>
+      </w:pPr>
+      <w:r>
+        <w:t xml:space="preserve">Sem uma camada </w:t>
+      </w:r>
       <w:r>
         <w:rPr>
-          <w:rFonts w:ascii="Calibri" w:hAnsi="Calibri"/>
-          <w:sz w:val="22"/>
-        </w:rPr>
-        <w:t xml:space="preserve">Sem uma camada </w:t>
-      </w:r>
-      <w:r>
-        <w:rPr>
-          <w:rFonts w:ascii="Calibri" w:hAnsi="Calibri"/>
           <w:i/>
-          <w:sz w:val="22"/>
         </w:rPr>
         <w:t>Externos</w:t>
       </w:r>
       <w:r>
-        <w:rPr>
-          <w:rFonts w:ascii="Calibri" w:hAnsi="Calibri"/>
-          <w:sz w:val="22"/>
-        </w:rPr>
         <w:t xml:space="preserve">, todos os itens acima viram </w:t>
       </w:r>
       <w:r>
@@ -8645,98 +6931,96 @@
         <w:t>[NOTA: termo não encontrado na base]</w:t>
       </w:r>
       <w:r>
-        <w:rPr>
-          <w:rFonts w:ascii="Calibri" w:hAnsi="Calibri"/>
-          <w:sz w:val="22"/>
-        </w:rPr>
         <w:t xml:space="preserve"> — tecnicamente fiel ao Guia, editorialmente inservível.</w:t>
       </w:r>
     </w:p>
     <w:p>
-      <w:r>
-        <w:rPr>
-          <w:b/>
-          <w:sz w:val="24"/>
-        </w:rPr>
-        <w:t>5.6 Artefatos de plataforma e conteúdo comercial</w:t>
-      </w:r>
-    </w:p>
-    <w:p>
-      <w:r>
-        <w:rPr>
-          <w:rFonts w:ascii="Calibri" w:hAnsi="Calibri"/>
-          <w:sz w:val="22"/>
-        </w:rPr>
-        <w:t xml:space="preserve">O cabeçalho traz um </w:t>
-      </w:r>
+      <w:pPr>
+        <w:pStyle w:val="Heading3"/>
+        <w:keepNext/>
+        <w:spacing w:before="200"/>
+      </w:pPr>
       <w:r>
         <w:rPr>
           <w:rFonts w:ascii="Calibri" w:hAnsi="Calibri"/>
           <w:b/>
+          <w:color w:val="1F3B57"/>
           <w:sz w:val="22"/>
         </w:rPr>
+        <w:t>5.6 Artefatos de plataforma e conteúdo comercial</w:t>
+      </w:r>
+    </w:p>
+    <w:p>
+      <w:pPr>
+        <w:jc w:val="both"/>
+      </w:pPr>
+      <w:r>
+        <w:t xml:space="preserve">O cabeçalho traz um </w:t>
+      </w:r>
+      <w:r>
+        <w:rPr>
+          <w:b/>
+        </w:rPr>
         <w:t>"Guia de fontes"</w:t>
       </w:r>
       <w:r>
+        <w:t xml:space="preserve"> (resumo automático de ~850 caracteres, tom jornalístico, com afirmações que não são do autor — ex.: "parasitismo cognitivo", "singularidade autônoma"). O item 7.3 do Guia manda expurgar artefatos de ferramentas; o item 7.4 manda preservar anúncios. O resumo automático é artefato ou é conteúdo? Proponho: </w:t>
+      </w:r>
+      <w:r>
         <w:rPr>
-          <w:rFonts w:ascii="Calibri" w:hAnsi="Calibri"/>
-          <w:sz w:val="22"/>
+          <w:b/>
         </w:rPr>
-        <w:t xml:space="preserve"> (resumo automático de ~850 caracteres, tom jornalístico, com afirmações que não são do autor — ex.: "parasitismo cognitivo", "singularidade autônoma"). O item 7.3 do Guia manda expurgar artefatos de ferramentas; o item 7.4 manda preservar anúncios. O resumo automático é artefato ou é conteúdo? Proponho: </w:t>
-      </w:r>
+        <w:t>preservar os anúncios no corpo</w:t>
+      </w:r>
+      <w:r>
+        <w:t xml:space="preserve"> (como o Guia manda) e </w:t>
+      </w:r>
+      <w:r>
+        <w:rPr>
+          <w:b/>
+        </w:rPr>
+        <w:t>mover o "Guia de fontes" para um anexo</w:t>
+      </w:r>
+      <w:r>
+        <w:t xml:space="preserve"> ou suprimi-lo, por ser texto gerado por máquina e não fala do autor. Decisão sua.</w:t>
+      </w:r>
+    </w:p>
+    <w:p>
+      <w:pPr>
+        <w:pStyle w:val="Heading2"/>
+        <w:keepNext/>
+        <w:spacing w:before="200"/>
+      </w:pPr>
       <w:r>
         <w:rPr>
           <w:rFonts w:ascii="Calibri" w:hAnsi="Calibri"/>
           <w:b/>
-          <w:sz w:val="22"/>
+          <w:color w:val="1F3B57"/>
+          <w:sz w:val="24"/>
         </w:rPr>
-        <w:t>preservar os anúncios no corpo</w:t>
-      </w:r>
-      <w:r>
-        <w:rPr>
-          <w:rFonts w:ascii="Calibri" w:hAnsi="Calibri"/>
-          <w:sz w:val="22"/>
-        </w:rPr>
-        <w:t xml:space="preserve"> (como o Guia manda) e </w:t>
-      </w:r>
+        <w:t>6. Proposta de arquitetura</w:t>
+      </w:r>
+    </w:p>
+    <w:p>
+      <w:pPr>
+        <w:pStyle w:val="Heading3"/>
+        <w:keepNext/>
+        <w:spacing w:before="200"/>
+      </w:pPr>
       <w:r>
         <w:rPr>
           <w:rFonts w:ascii="Calibri" w:hAnsi="Calibri"/>
           <w:b/>
+          <w:color w:val="1F3B57"/>
           <w:sz w:val="22"/>
         </w:rPr>
-        <w:t>mover o "Guia de fontes" para um anexo</w:t>
-      </w:r>
-      <w:r>
-        <w:rPr>
-          <w:rFonts w:ascii="Calibri" w:hAnsi="Calibri"/>
-          <w:sz w:val="22"/>
-        </w:rPr>
-        <w:t xml:space="preserve"> ou suprimi-lo, por ser texto gerado por máquina e não fala do autor. Decisão sua.</w:t>
+        <w:t>6.1 Estrutura de pastas</w:t>
       </w:r>
     </w:p>
     <w:p>
       <w:pPr>
-        <w:spacing w:before="200"/>
+        <w:ind w:left="360"/>
       </w:pPr>
-      <w:r>
-        <w:rPr>
-          <w:b/>
-          <w:sz w:val="26"/>
-        </w:rPr>
-        <w:t>6. Proposta de arquitetura</w:t>
-      </w:r>
-    </w:p>
-    <w:p>
-      <w:r>
-        <w:rPr>
-          <w:b/>
-          <w:sz w:val="24"/>
-        </w:rPr>
-        <w:t>6.1 Estrutura de pastas</w:t>
-      </w:r>
-    </w:p>
-    <w:p>
       <w:r>
         <w:rPr>
           <w:rFonts w:ascii="Consolas" w:hAnsi="Consolas"/>
@@ -8782,10 +7066,17 @@
       </w:r>
     </w:p>
     <w:p>
+      <w:pPr>
+        <w:pStyle w:val="Heading3"/>
+        <w:keepNext/>
+        <w:spacing w:before="200"/>
+      </w:pPr>
       <w:r>
         <w:rPr>
+          <w:rFonts w:ascii="Calibri" w:hAnsi="Calibri"/>
           <w:b/>
-          <w:sz w:val="24"/>
+          <w:color w:val="1F3B57"/>
+          <w:sz w:val="22"/>
         </w:rPr>
         <w:t>6.2 Fluxo proposto por transcrição (7 etapas)</w:t>
       </w:r>
@@ -8794,6 +7085,7 @@
       <w:tblPr>
         <w:tblStyle w:val="LightGrid-Accent1"/>
         <w:tblW w:type="auto" w:w="0"/>
+        <w:jc w:val="center"/>
         <w:tblLook w:firstColumn="1" w:firstRow="1" w:lastColumn="0" w:lastRow="0" w:noHBand="0" w:noVBand="1" w:val="04A0"/>
       </w:tblPr>
       <w:tblGrid>
@@ -8811,7 +7103,6 @@
             <w:r/>
             <w:r>
               <w:rPr>
-                <w:rFonts w:ascii="Calibri" w:hAnsi="Calibri"/>
                 <w:b/>
                 <w:sz w:val="20"/>
               </w:rPr>
@@ -8827,7 +7118,6 @@
             <w:r/>
             <w:r>
               <w:rPr>
-                <w:rFonts w:ascii="Calibri" w:hAnsi="Calibri"/>
                 <w:b/>
                 <w:sz w:val="20"/>
               </w:rPr>
@@ -8843,7 +7133,6 @@
             <w:r/>
             <w:r>
               <w:rPr>
-                <w:rFonts w:ascii="Calibri" w:hAnsi="Calibri"/>
                 <w:b/>
                 <w:sz w:val="20"/>
               </w:rPr>
@@ -8859,7 +7148,6 @@
             <w:r/>
             <w:r>
               <w:rPr>
-                <w:rFonts w:ascii="Calibri" w:hAnsi="Calibri"/>
                 <w:b/>
                 <w:sz w:val="20"/>
               </w:rPr>
@@ -8877,7 +7165,6 @@
             <w:r/>
             <w:r>
               <w:rPr>
-                <w:rFonts w:ascii="Calibri" w:hAnsi="Calibri"/>
                 <w:sz w:val="20"/>
               </w:rPr>
               <w:t>1</w:t>
@@ -8892,7 +7179,6 @@
             <w:r/>
             <w:r>
               <w:rPr>
-                <w:rFonts w:ascii="Calibri" w:hAnsi="Calibri"/>
                 <w:sz w:val="20"/>
               </w:rPr>
               <w:t>ingestão e identificação do vídeo (título, canal, data, URL, duração)</w:t>
@@ -8907,7 +7193,6 @@
             <w:r/>
             <w:r>
               <w:rPr>
-                <w:rFonts w:ascii="Calibri" w:hAnsi="Calibri"/>
                 <w:sz w:val="20"/>
               </w:rPr>
               <w:t>manual/script</w:t>
@@ -8922,8 +7207,7 @@
             <w:r/>
             <w:r>
               <w:rPr>
-                <w:rFonts w:ascii="Consolas" w:hAnsi="Consolas"/>
-                <w:sz w:val="18"/>
+                <w:sz w:val="20"/>
               </w:rPr>
               <w:t>00-bruto.txt</w:t>
             </w:r>
@@ -8939,7 +7223,6 @@
             <w:r/>
             <w:r>
               <w:rPr>
-                <w:rFonts w:ascii="Calibri" w:hAnsi="Calibri"/>
                 <w:sz w:val="20"/>
               </w:rPr>
               <w:t>2</w:t>
@@ -8954,18 +7237,9 @@
             <w:r/>
             <w:r>
               <w:rPr>
-                <w:rFonts w:ascii="Calibri" w:hAnsi="Calibri"/>
-                <w:b/>
-                <w:sz w:val="20"/>
-              </w:rPr>
-              <w:t>diagnóstico</w:t>
-            </w:r>
-            <w:r>
-              <w:rPr>
-                <w:rFonts w:ascii="Calibri" w:hAnsi="Calibri"/>
-                <w:sz w:val="20"/>
-              </w:rPr>
-              <w:t xml:space="preserve"> (métricas, cobertura, candidatos, ausentes, dossê filtrado)</w:t>
+                <w:sz w:val="20"/>
+              </w:rPr>
+              <w:t>diagnóstico (métricas, cobertura, candidatos, ausentes, dossê filtrado)</w:t>
             </w:r>
           </w:p>
         </w:tc>
@@ -8977,8 +7251,7 @@
             <w:r/>
             <w:r>
               <w:rPr>
-                <w:rFonts w:ascii="Consolas" w:hAnsi="Consolas"/>
-                <w:sz w:val="18"/>
+                <w:sz w:val="20"/>
               </w:rPr>
               <w:t>rc_diagnostico.py</w:t>
             </w:r>
@@ -8992,17 +7265,9 @@
             <w:r/>
             <w:r>
               <w:rPr>
-                <w:rFonts w:ascii="Calibri" w:hAnsi="Calibri"/>
-                <w:sz w:val="20"/>
-              </w:rPr>
-              <w:t xml:space="preserve">pasta </w:t>
-            </w:r>
-            <w:r>
-              <w:rPr>
-                <w:rFonts w:ascii="Consolas" w:hAnsi="Consolas"/>
-                <w:sz w:val="18"/>
-              </w:rPr>
-              <w:t>10-diagnostico/</w:t>
+                <w:sz w:val="20"/>
+              </w:rPr>
+              <w:t>pasta 10-diagnostico/</w:t>
             </w:r>
           </w:p>
         </w:tc>
@@ -9016,7 +7281,6 @@
             <w:r/>
             <w:r>
               <w:rPr>
-                <w:rFonts w:ascii="Calibri" w:hAnsi="Calibri"/>
                 <w:sz w:val="20"/>
               </w:rPr>
               <w:t>3</w:t>
@@ -9031,39 +7295,9 @@
             <w:r/>
             <w:r>
               <w:rPr>
-                <w:rFonts w:ascii="Calibri" w:hAnsi="Calibri"/>
-                <w:b/>
-                <w:sz w:val="20"/>
-              </w:rPr>
-              <w:t>triagem</w:t>
-            </w:r>
-            <w:r>
-              <w:rPr>
-                <w:rFonts w:ascii="Calibri" w:hAnsi="Calibri"/>
-                <w:sz w:val="20"/>
-              </w:rPr>
-              <w:t xml:space="preserve"> das variantes propostas → aprovar/rejeitar; alimentar </w:t>
-            </w:r>
-            <w:r>
-              <w:rPr>
-                <w:rFonts w:ascii="Consolas" w:hAnsi="Consolas"/>
-                <w:sz w:val="18"/>
-              </w:rPr>
-              <w:t>sementes-variantes-stt.csv</w:t>
-            </w:r>
-            <w:r>
-              <w:rPr>
-                <w:rFonts w:ascii="Calibri" w:hAnsi="Calibri"/>
-                <w:sz w:val="20"/>
-              </w:rPr>
-              <w:t xml:space="preserve"> e </w:t>
-            </w:r>
-            <w:r>
-              <w:rPr>
-                <w:rFonts w:ascii="Consolas" w:hAnsi="Consolas"/>
-                <w:sz w:val="18"/>
-              </w:rPr>
-              <w:t>externos.csv</w:t>
+                <w:sz w:val="20"/>
+              </w:rPr>
+              <w:t>triagem das variantes propostas → aprovar/rejeitar; alimentar sementes-variantes-stt.csv e externos.csv</w:t>
             </w:r>
           </w:p>
         </w:tc>
@@ -9075,7 +7309,6 @@
             <w:r/>
             <w:r>
               <w:rPr>
-                <w:rFonts w:ascii="Calibri" w:hAnsi="Calibri"/>
                 <w:sz w:val="20"/>
               </w:rPr>
               <w:t>revisor</w:t>
@@ -9090,7 +7323,6 @@
             <w:r/>
             <w:r>
               <w:rPr>
-                <w:rFonts w:ascii="Calibri" w:hAnsi="Calibri"/>
                 <w:sz w:val="20"/>
               </w:rPr>
               <w:t>CSVs atualizados</w:t>
@@ -9107,7 +7339,6 @@
             <w:r/>
             <w:r>
               <w:rPr>
-                <w:rFonts w:ascii="Calibri" w:hAnsi="Calibri"/>
                 <w:sz w:val="20"/>
               </w:rPr>
               <w:t>4</w:t>
@@ -9122,18 +7353,9 @@
             <w:r/>
             <w:r>
               <w:rPr>
-                <w:rFonts w:ascii="Calibri" w:hAnsi="Calibri"/>
-                <w:b/>
-                <w:sz w:val="20"/>
-              </w:rPr>
-              <w:t>revisão por blocos</w:t>
-            </w:r>
-            <w:r>
-              <w:rPr>
-                <w:rFonts w:ascii="Calibri" w:hAnsi="Calibri"/>
-                <w:sz w:val="20"/>
-              </w:rPr>
-              <w:t xml:space="preserve"> (~2.300–2.600 palavras ≈ 15 min de áudio), com o dossê filtrado + regras como contexto</w:t>
+                <w:sz w:val="20"/>
+              </w:rPr>
+              <w:t>revisão por blocos (~2.300–2.600 palavras ≈ 15 min de áudio), com o dossê filtrado + regras como contexto</w:t>
             </w:r>
           </w:p>
         </w:tc>
@@ -9145,7 +7367,6 @@
             <w:r/>
             <w:r>
               <w:rPr>
-                <w:rFonts w:ascii="Calibri" w:hAnsi="Calibri"/>
                 <w:sz w:val="20"/>
               </w:rPr>
               <w:t>agente</w:t>
@@ -9160,8 +7381,7 @@
             <w:r/>
             <w:r>
               <w:rPr>
-                <w:rFonts w:ascii="Consolas" w:hAnsi="Consolas"/>
-                <w:sz w:val="18"/>
+                <w:sz w:val="20"/>
               </w:rPr>
               <w:t>20-blocos/bNN.md</w:t>
             </w:r>
@@ -9177,7 +7397,6 @@
             <w:r/>
             <w:r>
               <w:rPr>
-                <w:rFonts w:ascii="Calibri" w:hAnsi="Calibri"/>
                 <w:sz w:val="20"/>
               </w:rPr>
               <w:t>5</w:t>
@@ -9192,18 +7411,9 @@
             <w:r/>
             <w:r>
               <w:rPr>
-                <w:rFonts w:ascii="Calibri" w:hAnsi="Calibri"/>
-                <w:b/>
-                <w:sz w:val="20"/>
-              </w:rPr>
-              <w:t>montagem</w:t>
-            </w:r>
-            <w:r>
-              <w:rPr>
-                <w:rFonts w:ascii="Calibri" w:hAnsi="Calibri"/>
-                <w:sz w:val="20"/>
-              </w:rPr>
-              <w:t xml:space="preserve"> do texto consolidado e do DOCX com a tipografia do Guia</w:t>
+                <w:sz w:val="20"/>
+              </w:rPr>
+              <w:t>montagem do texto consolidado e do DOCX com a tipografia do Guia</w:t>
             </w:r>
           </w:p>
         </w:tc>
@@ -9215,8 +7425,7 @@
             <w:r/>
             <w:r>
               <w:rPr>
-                <w:rFonts w:ascii="Consolas" w:hAnsi="Consolas"/>
-                <w:sz w:val="18"/>
+                <w:sz w:val="20"/>
               </w:rPr>
               <w:t>rc_docx.py</w:t>
             </w:r>
@@ -9230,24 +7439,9 @@
             <w:r/>
             <w:r>
               <w:rPr>
-                <w:rFonts w:ascii="Consolas" w:hAnsi="Consolas"/>
-                <w:sz w:val="18"/>
-              </w:rPr>
-              <w:t>30-revisado.md</w:t>
-            </w:r>
-            <w:r>
-              <w:rPr>
-                <w:rFonts w:ascii="Calibri" w:hAnsi="Calibri"/>
-                <w:sz w:val="20"/>
-              </w:rPr>
-              <w:t xml:space="preserve">, </w:t>
-            </w:r>
-            <w:r>
-              <w:rPr>
-                <w:rFonts w:ascii="Consolas" w:hAnsi="Consolas"/>
-                <w:sz w:val="18"/>
-              </w:rPr>
-              <w:t>40-final.docx</w:t>
+                <w:sz w:val="20"/>
+              </w:rPr>
+              <w:t>30-revisado.md, 40-final.docx</w:t>
             </w:r>
           </w:p>
         </w:tc>
@@ -9261,7 +7455,6 @@
             <w:r/>
             <w:r>
               <w:rPr>
-                <w:rFonts w:ascii="Calibri" w:hAnsi="Calibri"/>
                 <w:sz w:val="20"/>
               </w:rPr>
               <w:t>6</w:t>
@@ -9276,18 +7469,9 @@
             <w:r/>
             <w:r>
               <w:rPr>
-                <w:rFonts w:ascii="Calibri" w:hAnsi="Calibri"/>
-                <w:b/>
-                <w:sz w:val="20"/>
-              </w:rPr>
-              <w:t>QA automático</w:t>
-            </w:r>
-            <w:r>
-              <w:rPr>
-                <w:rFonts w:ascii="Calibri" w:hAnsi="Calibri"/>
-                <w:sz w:val="20"/>
-              </w:rPr>
-              <w:t>: nenhuma variante aprovada sobreviveu? negrito só na 1ª menção? notas dentro do limite? contagem de palavras compatível (±3%)?</w:t>
+                <w:sz w:val="20"/>
+              </w:rPr>
+              <w:t>QA automático: nenhuma variante aprovada sobreviveu? negrito só na 1ª menção? notas dentro do limite? contagem de palavras compatível (±3%)?</w:t>
             </w:r>
           </w:p>
         </w:tc>
@@ -9299,8 +7483,7 @@
             <w:r/>
             <w:r>
               <w:rPr>
-                <w:rFonts w:ascii="Consolas" w:hAnsi="Consolas"/>
-                <w:sz w:val="18"/>
+                <w:sz w:val="20"/>
               </w:rPr>
               <w:t>rc_docx.py --validar</w:t>
             </w:r>
@@ -9314,7 +7497,6 @@
             <w:r/>
             <w:r>
               <w:rPr>
-                <w:rFonts w:ascii="Calibri" w:hAnsi="Calibri"/>
                 <w:sz w:val="20"/>
               </w:rPr>
               <w:t>log de QA</w:t>
@@ -9331,7 +7513,6 @@
             <w:r/>
             <w:r>
               <w:rPr>
-                <w:rFonts w:ascii="Calibri" w:hAnsi="Calibri"/>
                 <w:sz w:val="20"/>
               </w:rPr>
               <w:t>7</w:t>
@@ -9346,18 +7527,9 @@
             <w:r/>
             <w:r>
               <w:rPr>
-                <w:rFonts w:ascii="Calibri" w:hAnsi="Calibri"/>
-                <w:b/>
-                <w:sz w:val="20"/>
-              </w:rPr>
-              <w:t>devolução à base</w:t>
-            </w:r>
-            <w:r>
-              <w:rPr>
-                <w:rFonts w:ascii="Calibri" w:hAnsi="Calibri"/>
-                <w:sz w:val="20"/>
-              </w:rPr>
-              <w:t>: variantes novas, termos ausentes e conflitos encontrados</w:t>
+                <w:sz w:val="20"/>
+              </w:rPr>
+              <w:t>devolução à base: variantes novas, termos ausentes e conflitos encontrados</w:t>
             </w:r>
           </w:p>
         </w:tc>
@@ -9369,7 +7541,6 @@
             <w:r/>
             <w:r>
               <w:rPr>
-                <w:rFonts w:ascii="Calibri" w:hAnsi="Calibri"/>
                 <w:sz w:val="20"/>
               </w:rPr>
               <w:t>revisor</w:t>
@@ -9384,7 +7555,6 @@
             <w:r/>
             <w:r>
               <w:rPr>
-                <w:rFonts w:ascii="Calibri" w:hAnsi="Calibri"/>
                 <w:sz w:val="20"/>
               </w:rPr>
               <w:t>PR/commit na base</w:t>
@@ -9395,35 +7565,32 @@
     </w:tbl>
     <w:p/>
     <w:p>
-      <w:r>
-        <w:rPr>
-          <w:b/>
-          <w:sz w:val="24"/>
-        </w:rPr>
-        <w:t>6.3 As quatro camadas de conhecimento</w:t>
-      </w:r>
-    </w:p>
-    <w:p>
-      <w:r>
-        <w:rPr>
-          <w:rFonts w:ascii="Calibri" w:hAnsi="Calibri"/>
-          <w:sz w:val="22"/>
-        </w:rPr>
-        <w:t xml:space="preserve">1. </w:t>
-      </w:r>
+      <w:pPr>
+        <w:pStyle w:val="Heading3"/>
+        <w:keepNext/>
+        <w:spacing w:before="200"/>
+      </w:pPr>
       <w:r>
         <w:rPr>
           <w:rFonts w:ascii="Calibri" w:hAnsi="Calibri"/>
           <w:b/>
+          <w:color w:val="1F3B57"/>
           <w:sz w:val="22"/>
         </w:rPr>
+        <w:t>6.3 As quatro camadas de conhecimento</w:t>
+      </w:r>
+    </w:p>
+    <w:p>
+      <w:pPr>
+        <w:pStyle w:val="ListNumber"/>
+      </w:pPr>
+      <w:r>
+        <w:rPr>
+          <w:b/>
+        </w:rPr>
         <w:t>Canônico</w:t>
       </w:r>
       <w:r>
-        <w:rPr>
-          <w:rFonts w:ascii="Calibri" w:hAnsi="Calibri"/>
-          <w:sz w:val="22"/>
-        </w:rPr>
         <w:t xml:space="preserve"> — </w:t>
       </w:r>
       <w:r>
@@ -9434,10 +7601,6 @@
         <w:t>base-terminologica.xlsx</w:t>
       </w:r>
       <w:r>
-        <w:rPr>
-          <w:rFonts w:ascii="Calibri" w:hAnsi="Calibri"/>
-          <w:sz w:val="22"/>
-        </w:rPr>
         <w:t xml:space="preserve"> (e, idealmente, </w:t>
       </w:r>
       <w:r>
@@ -9448,34 +7611,20 @@
         <w:t>termos/*.md</w:t>
       </w:r>
       <w:r>
-        <w:rPr>
-          <w:rFonts w:ascii="Calibri" w:hAnsi="Calibri"/>
-          <w:sz w:val="22"/>
-        </w:rPr>
         <w:t>). Só a base cria canônicos.</w:t>
       </w:r>
     </w:p>
     <w:p>
+      <w:pPr>
+        <w:pStyle w:val="ListNumber"/>
+      </w:pPr>
       <w:r>
         <w:rPr>
-          <w:rFonts w:ascii="Calibri" w:hAnsi="Calibri"/>
-          <w:sz w:val="22"/>
-        </w:rPr>
-        <w:t xml:space="preserve">2. </w:t>
-      </w:r>
-      <w:r>
-        <w:rPr>
-          <w:rFonts w:ascii="Calibri" w:hAnsi="Calibri"/>
           <w:b/>
-          <w:sz w:val="22"/>
         </w:rPr>
         <w:t>Variantes STT</w:t>
       </w:r>
       <w:r>
-        <w:rPr>
-          <w:rFonts w:ascii="Calibri" w:hAnsi="Calibri"/>
-          <w:sz w:val="22"/>
-        </w:rPr>
         <w:t xml:space="preserve"> — CSV versionado; cresce a cada transcrição; distingue </w:t>
       </w:r>
       <w:r>
@@ -9486,10 +7635,6 @@
         <w:t>aprovada</w:t>
       </w:r>
       <w:r>
-        <w:rPr>
-          <w:rFonts w:ascii="Calibri" w:hAnsi="Calibri"/>
-          <w:sz w:val="22"/>
-        </w:rPr>
         <w:t xml:space="preserve"> / </w:t>
       </w:r>
       <w:r>
@@ -9500,10 +7645,6 @@
         <w:t>proposta</w:t>
       </w:r>
       <w:r>
-        <w:rPr>
-          <w:rFonts w:ascii="Calibri" w:hAnsi="Calibri"/>
-          <w:sz w:val="22"/>
-        </w:rPr>
         <w:t xml:space="preserve"> / </w:t>
       </w:r>
       <w:r>
@@ -9514,34 +7655,20 @@
         <w:t>conflito</w:t>
       </w:r>
       <w:r>
-        <w:rPr>
-          <w:rFonts w:ascii="Calibri" w:hAnsi="Calibri"/>
-          <w:sz w:val="22"/>
-        </w:rPr>
         <w:t>.</w:t>
       </w:r>
     </w:p>
     <w:p>
+      <w:pPr>
+        <w:pStyle w:val="ListNumber"/>
+      </w:pPr>
       <w:r>
         <w:rPr>
-          <w:rFonts w:ascii="Calibri" w:hAnsi="Calibri"/>
-          <w:sz w:val="22"/>
-        </w:rPr>
-        <w:t xml:space="preserve">3. </w:t>
-      </w:r>
-      <w:r>
-        <w:rPr>
-          <w:rFonts w:ascii="Calibri" w:hAnsi="Calibri"/>
           <w:b/>
-          <w:sz w:val="22"/>
         </w:rPr>
         <w:t>Externos</w:t>
       </w:r>
       <w:r>
-        <w:rPr>
-          <w:rFonts w:ascii="Calibri" w:hAnsi="Calibri"/>
-          <w:sz w:val="22"/>
-        </w:rPr>
         <w:t xml:space="preserve"> — CSV novo para o mundo fora do cânone ellâmico (autores, obras, empresas, pessoas do canal). Remove ~90% dos </w:t>
       </w:r>
       <w:r>
@@ -9552,97 +7679,71 @@
         <w:t>[NOTA]</w:t>
       </w:r>
       <w:r>
+        <w:t xml:space="preserve"> indevidos. </w:t>
+      </w:r>
+      <w:r>
         <w:rPr>
-          <w:rFonts w:ascii="Calibri" w:hAnsi="Calibri"/>
-          <w:sz w:val="22"/>
+          <w:b/>
         </w:rPr>
-        <w:t xml:space="preserve"> indevidos. </w:t>
-      </w:r>
+        <w:t>Aqui proponho uma exceção controlada à proibição de busca externa:</w:t>
+      </w:r>
+      <w:r>
+        <w:t xml:space="preserve"> consulta permitida </w:t>
+      </w:r>
+      <w:r>
+        <w:rPr>
+          <w:i/>
+        </w:rPr>
+        <w:t>apenas</w:t>
+      </w:r>
+      <w:r>
+        <w:t xml:space="preserve"> para esta camada, sempre registrada no CSV com a fonte e a data.</w:t>
+      </w:r>
+    </w:p>
+    <w:p>
+      <w:pPr>
+        <w:pStyle w:val="ListNumber"/>
+      </w:pPr>
+      <w:r>
+        <w:rPr>
+          <w:b/>
+        </w:rPr>
+        <w:t>Guarda</w:t>
+      </w:r>
+      <w:r>
+        <w:t xml:space="preserve"> — vocabulário comum pt-BR que nunca deve ser tratado como termo.</w:t>
+      </w:r>
+    </w:p>
+    <w:p>
+      <w:pPr>
+        <w:pStyle w:val="Heading3"/>
+        <w:keepNext/>
+        <w:spacing w:before="200"/>
+      </w:pPr>
       <w:r>
         <w:rPr>
           <w:rFonts w:ascii="Calibri" w:hAnsi="Calibri"/>
           <w:b/>
+          <w:color w:val="1F3B57"/>
           <w:sz w:val="22"/>
         </w:rPr>
-        <w:t>Aqui proponho uma exceção controlada à proibição de busca externa:</w:t>
-      </w:r>
-      <w:r>
-        <w:rPr>
-          <w:rFonts w:ascii="Calibri" w:hAnsi="Calibri"/>
-          <w:sz w:val="22"/>
-        </w:rPr>
-        <w:t xml:space="preserve"> consulta permitida </w:t>
-      </w:r>
-      <w:r>
-        <w:rPr>
-          <w:rFonts w:ascii="Calibri" w:hAnsi="Calibri"/>
-          <w:i/>
-          <w:sz w:val="22"/>
-        </w:rPr>
-        <w:t>apenas</w:t>
-      </w:r>
-      <w:r>
-        <w:rPr>
-          <w:rFonts w:ascii="Calibri" w:hAnsi="Calibri"/>
-          <w:sz w:val="22"/>
-        </w:rPr>
-        <w:t xml:space="preserve"> para esta camada, sempre registrada no CSV com a fonte e a data.</w:t>
+        <w:t>6.4 Política de notas [NOTA]</w:t>
       </w:r>
     </w:p>
     <w:p>
-      <w:r>
-        <w:rPr>
-          <w:rFonts w:ascii="Calibri" w:hAnsi="Calibri"/>
-          <w:sz w:val="22"/>
-        </w:rPr>
-        <w:t xml:space="preserve">4. </w:t>
-      </w:r>
-      <w:r>
-        <w:rPr>
-          <w:rFonts w:ascii="Calibri" w:hAnsi="Calibri"/>
-          <w:b/>
-          <w:sz w:val="22"/>
-        </w:rPr>
-        <w:t>Guarda</w:t>
-      </w:r>
-      <w:r>
-        <w:rPr>
-          <w:rFonts w:ascii="Calibri" w:hAnsi="Calibri"/>
-          <w:sz w:val="22"/>
-        </w:rPr>
-        <w:t xml:space="preserve"> — vocabulário comum pt-BR que nunca deve ser tratado como termo.</w:t>
-      </w:r>
-    </w:p>
-    <w:p>
+      <w:pPr>
+        <w:jc w:val="both"/>
+      </w:pPr>
+      <w:r>
+        <w:t xml:space="preserve">Manter as três etiquetas do Guia, com dois acréscimos: (a) </w:t>
+      </w:r>
       <w:r>
         <w:rPr>
           <w:b/>
-          <w:sz w:val="24"/>
-        </w:rPr>
-        <w:t>6.4 Política de notas `[NOTA]`</w:t>
-      </w:r>
-    </w:p>
-    <w:p>
-      <w:r>
-        <w:rPr>
-          <w:rFonts w:ascii="Calibri" w:hAnsi="Calibri"/>
-          <w:sz w:val="22"/>
-        </w:rPr>
-        <w:t xml:space="preserve">Manter as três etiquetas do Guia, com dois acréscimos: (a) </w:t>
-      </w:r>
-      <w:r>
-        <w:rPr>
-          <w:rFonts w:ascii="Calibri" w:hAnsi="Calibri"/>
-          <w:b/>
-          <w:sz w:val="22"/>
         </w:rPr>
         <w:t>teto de 5 notas por bloco</w:t>
       </w:r>
       <w:r>
-        <w:rPr>
-          <w:rFonts w:ascii="Calibri" w:hAnsi="Calibri"/>
-          <w:sz w:val="22"/>
-        </w:rPr>
         <w:t xml:space="preserve"> — acima disso, o padrão remete ao anexo </w:t>
       </w:r>
       <w:r>
@@ -9653,10 +7754,6 @@
         <w:t>50-notas.md</w:t>
       </w:r>
       <w:r>
-        <w:rPr>
-          <w:rFonts w:ascii="Calibri" w:hAnsi="Calibri"/>
-          <w:sz w:val="22"/>
-        </w:rPr>
         <w:t xml:space="preserve">; (b) nova etiqueta </w:t>
       </w:r>
       <w:r>
@@ -9667,43 +7764,39 @@
         <w:t>[NOTA: nome externo — grafia confirmada em &lt;fonte&gt;, &lt;data&gt;]</w:t>
       </w:r>
       <w:r>
+        <w:t xml:space="preserve"> para a camada </w:t>
+      </w:r>
+      <w:r>
+        <w:rPr>
+          <w:i/>
+        </w:rPr>
+        <w:t>Externos</w:t>
+      </w:r>
+      <w:r>
+        <w:t>, distinguindo "não sei" de "sei, mas não está no cânone".</w:t>
+      </w:r>
+    </w:p>
+    <w:p>
+      <w:pPr>
+        <w:pStyle w:val="Heading3"/>
+        <w:keepNext/>
+        <w:spacing w:before="200"/>
+      </w:pPr>
+      <w:r>
         <w:rPr>
           <w:rFonts w:ascii="Calibri" w:hAnsi="Calibri"/>
+          <w:b/>
+          <w:color w:val="1F3B57"/>
           <w:sz w:val="22"/>
         </w:rPr>
-        <w:t xml:space="preserve"> para a camada </w:t>
-      </w:r>
-      <w:r>
-        <w:rPr>
-          <w:rFonts w:ascii="Calibri" w:hAnsi="Calibri"/>
-          <w:i/>
-          <w:sz w:val="22"/>
-        </w:rPr>
-        <w:t>Externos</w:t>
-      </w:r>
-      <w:r>
-        <w:rPr>
-          <w:rFonts w:ascii="Calibri" w:hAnsi="Calibri"/>
-          <w:sz w:val="22"/>
-        </w:rPr>
-        <w:t>, distinguindo "não sei" de "sei, mas não está no cânone".</w:t>
+        <w:t>6.5 Guia v2 — o que eu reescreveria</w:t>
       </w:r>
     </w:p>
     <w:p>
-      <w:r>
-        <w:rPr>
-          <w:b/>
-          <w:sz w:val="24"/>
-        </w:rPr>
-        <w:t>6.5 Guia v2 — o que eu reescreveria</w:t>
-      </w:r>
-    </w:p>
-    <w:p>
-      <w:r>
-        <w:rPr>
-          <w:rFonts w:ascii="Calibri" w:hAnsi="Calibri"/>
-          <w:sz w:val="22"/>
-        </w:rPr>
+      <w:pPr>
+        <w:jc w:val="both"/>
+      </w:pPr>
+      <w:r>
         <w:t xml:space="preserve">Manter: governança por status, etiquetas </w:t>
       </w:r>
       <w:r>
@@ -9714,39 +7807,37 @@
         <w:t>[NOTA]</w:t>
       </w:r>
       <w:r>
-        <w:rPr>
-          <w:rFonts w:ascii="Calibri" w:hAnsi="Calibri"/>
-          <w:sz w:val="22"/>
-        </w:rPr>
         <w:t>, proibição de inventar grafias, preservação de anúncios.</w:t>
-      </w:r>
-    </w:p>
-    <w:p>
-      <w:r>
-        <w:rPr>
-          <w:rFonts w:ascii="Calibri" w:hAnsi="Calibri"/>
-          <w:sz w:val="22"/>
-        </w:rPr>
-        <w:t>Alterar: Passo 1 ("dossiê filtrado por transcrição" no lugar de "consulta única consolidada"); Passo 3 ("montagem programática em blocos"); números das abas; os conflitos do §3; as entidades HTML.</w:t>
-      </w:r>
-    </w:p>
-    <w:p>
-      <w:r>
-        <w:rPr>
-          <w:rFonts w:ascii="Calibri" w:hAnsi="Calibri"/>
-          <w:sz w:val="22"/>
-        </w:rPr>
-        <w:t>Acrescentar: § Pontuação e segmentação; § Diarização; § Disfluências (3 níveis); § Números e grandezas; § Camada Externos; § QA e devolução à base.</w:t>
       </w:r>
     </w:p>
     <w:p>
       <w:pPr>
+        <w:jc w:val="both"/>
+      </w:pPr>
+      <w:r>
+        <w:t>Alterar: Passo 1 ("dossiê filtrado por transcrição" no lugar de "consulta única consolidada"); Passo 3 ("montagem programática em blocos"); números das abas; os conflitos do §3; as entidades HTML.</w:t>
+      </w:r>
+    </w:p>
+    <w:p>
+      <w:pPr>
+        <w:jc w:val="both"/>
+      </w:pPr>
+      <w:r>
+        <w:t>Acrescentar: § Pontuação e segmentação; § Diarização; § Disfluências (3 níveis); § Números e grandezas; § Camada Externos; § QA e devolução à base.</w:t>
+      </w:r>
+    </w:p>
+    <w:p>
+      <w:pPr>
+        <w:pStyle w:val="Heading2"/>
+        <w:keepNext/>
         <w:spacing w:before="200"/>
       </w:pPr>
       <w:r>
         <w:rPr>
+          <w:rFonts w:ascii="Calibri" w:hAnsi="Calibri"/>
           <w:b/>
-          <w:sz w:val="26"/>
+          <w:color w:val="1F3B57"/>
+          <w:sz w:val="24"/>
         </w:rPr>
         <w:t>7. Custos estimados</w:t>
       </w:r>
@@ -9755,6 +7846,7 @@
       <w:tblPr>
         <w:tblStyle w:val="LightGrid-Accent1"/>
         <w:tblW w:type="auto" w:w="0"/>
+        <w:jc w:val="center"/>
         <w:tblLook w:firstColumn="1" w:firstRow="1" w:lastColumn="0" w:lastRow="0" w:noHBand="0" w:noVBand="1" w:val="04A0"/>
       </w:tblPr>
       <w:tblGrid>
@@ -9770,7 +7862,6 @@
             <w:r/>
             <w:r>
               <w:rPr>
-                <w:rFonts w:ascii="Calibri" w:hAnsi="Calibri"/>
                 <w:b/>
                 <w:sz w:val="20"/>
               </w:rPr>
@@ -9786,7 +7877,6 @@
             <w:r/>
             <w:r>
               <w:rPr>
-                <w:rFonts w:ascii="Calibri" w:hAnsi="Calibri"/>
                 <w:b/>
                 <w:sz w:val="20"/>
               </w:rPr>
@@ -9804,7 +7894,6 @@
             <w:r/>
             <w:r>
               <w:rPr>
-                <w:rFonts w:ascii="Calibri" w:hAnsi="Calibri"/>
                 <w:sz w:val="20"/>
               </w:rPr>
               <w:t>blocos necessários (125 min ÷ ~15 min)</w:t>
@@ -9819,8 +7908,6 @@
             <w:r/>
             <w:r>
               <w:rPr>
-                <w:rFonts w:ascii="Calibri" w:hAnsi="Calibri"/>
-                <w:b/>
                 <w:sz w:val="20"/>
               </w:rPr>
               <w:t>8</w:t>
@@ -9837,7 +7924,6 @@
             <w:r/>
             <w:r>
               <w:rPr>
-                <w:rFonts w:ascii="Calibri" w:hAnsi="Calibri"/>
                 <w:sz w:val="20"/>
               </w:rPr>
               <w:t>entrada por bloco (bruto ~13 KB + dossê 4,4 KB + regras ~3 KB)</w:t>
@@ -9852,7 +7938,6 @@
             <w:r/>
             <w:r>
               <w:rPr>
-                <w:rFonts w:ascii="Calibri" w:hAnsi="Calibri"/>
                 <w:sz w:val="20"/>
               </w:rPr>
               <w:t>~6–7 mil tokens</w:t>
@@ -9869,7 +7954,6 @@
             <w:r/>
             <w:r>
               <w:rPr>
-                <w:rFonts w:ascii="Calibri" w:hAnsi="Calibri"/>
                 <w:sz w:val="20"/>
               </w:rPr>
               <w:t>saída por bloco (texto revisado + notas)</w:t>
@@ -9884,7 +7968,6 @@
             <w:r/>
             <w:r>
               <w:rPr>
-                <w:rFonts w:ascii="Calibri" w:hAnsi="Calibri"/>
                 <w:sz w:val="20"/>
               </w:rPr>
               <w:t>~4–6 mil tokens</w:t>
@@ -9901,7 +7984,6 @@
             <w:r/>
             <w:r>
               <w:rPr>
-                <w:rFonts w:ascii="Calibri" w:hAnsi="Calibri"/>
                 <w:sz w:val="20"/>
               </w:rPr>
               <w:t>turnos de trabalho</w:t>
@@ -9916,7 +7998,6 @@
             <w:r/>
             <w:r>
               <w:rPr>
-                <w:rFonts w:ascii="Calibri" w:hAnsi="Calibri"/>
                 <w:sz w:val="20"/>
               </w:rPr>
               <w:t>8 de revisão + 1 de montagem/QA + 1 de consolidação na base</w:t>
@@ -9933,7 +8014,6 @@
             <w:r/>
             <w:r>
               <w:rPr>
-                <w:rFonts w:ascii="Calibri" w:hAnsi="Calibri"/>
                 <w:sz w:val="20"/>
               </w:rPr>
               <w:t>custo evitado pelo dossê filtrado</w:t>
@@ -9948,25 +8028,9 @@
             <w:r/>
             <w:r>
               <w:rPr>
-                <w:rFonts w:ascii="Calibri" w:hAnsi="Calibri"/>
-                <w:sz w:val="20"/>
-              </w:rPr>
-              <w:t>de ~9.500 para ~1.000 tokens de contexto terminológico por bloco (</w:t>
-            </w:r>
-            <w:r>
-              <w:rPr>
-                <w:rFonts w:ascii="Calibri" w:hAnsi="Calibri"/>
-                <w:b/>
-                <w:sz w:val="20"/>
-              </w:rPr>
-              <w:t>−89%</w:t>
-            </w:r>
-            <w:r>
-              <w:rPr>
-                <w:rFonts w:ascii="Calibri" w:hAnsi="Calibri"/>
-                <w:sz w:val="20"/>
-              </w:rPr>
-              <w:t>)</w:t>
+                <w:sz w:val="20"/>
+              </w:rPr>
+              <w:t>de ~9.500 para ~1.000 tokens de contexto terminológico por bloco (−89%)</w:t>
             </w:r>
           </w:p>
         </w:tc>
@@ -9980,7 +8044,6 @@
             <w:r/>
             <w:r>
               <w:rPr>
-                <w:rFonts w:ascii="Calibri" w:hAnsi="Calibri"/>
                 <w:sz w:val="20"/>
               </w:rPr>
               <w:t>tentativa em passe único (o que o Guia propõe)</w:t>
@@ -9995,18 +8058,9 @@
             <w:r/>
             <w:r>
               <w:rPr>
-                <w:rFonts w:ascii="Calibri" w:hAnsi="Calibri"/>
-                <w:sz w:val="20"/>
-              </w:rPr>
-              <w:t xml:space="preserve">~88 mil tokens de entrada + ~35 mil de saída → </w:t>
-            </w:r>
-            <w:r>
-              <w:rPr>
-                <w:rFonts w:ascii="Calibri" w:hAnsi="Calibri"/>
-                <w:b/>
-                <w:sz w:val="20"/>
-              </w:rPr>
-              <w:t>falha provável</w:t>
+                <w:sz w:val="20"/>
+              </w:rPr>
+              <w:t>~88 mil tokens de entrada + ~35 mil de saída → falha provável</w:t>
             </w:r>
           </w:p>
         </w:tc>
@@ -10015,12 +8069,16 @@
     <w:p/>
     <w:p>
       <w:pPr>
+        <w:pStyle w:val="Heading2"/>
+        <w:keepNext/>
         <w:spacing w:before="200"/>
       </w:pPr>
       <w:r>
         <w:rPr>
+          <w:rFonts w:ascii="Calibri" w:hAnsi="Calibri"/>
           <w:b/>
-          <w:sz w:val="26"/>
+          <w:color w:val="1F3B57"/>
+          <w:sz w:val="24"/>
         </w:rPr>
         <w:t>8. Riscos e mitigações</w:t>
       </w:r>
@@ -10029,6 +8087,7 @@
       <w:tblPr>
         <w:tblStyle w:val="LightGrid-Accent1"/>
         <w:tblW w:type="auto" w:w="0"/>
+        <w:jc w:val="center"/>
         <w:tblLook w:firstColumn="1" w:firstRow="1" w:lastColumn="0" w:lastRow="0" w:noHBand="0" w:noVBand="1" w:val="04A0"/>
       </w:tblPr>
       <w:tblGrid>
@@ -10046,7 +8105,6 @@
             <w:r/>
             <w:r>
               <w:rPr>
-                <w:rFonts w:ascii="Calibri" w:hAnsi="Calibri"/>
                 <w:b/>
                 <w:sz w:val="20"/>
               </w:rPr>
@@ -10062,7 +8120,6 @@
             <w:r/>
             <w:r>
               <w:rPr>
-                <w:rFonts w:ascii="Calibri" w:hAnsi="Calibri"/>
                 <w:b/>
                 <w:sz w:val="20"/>
               </w:rPr>
@@ -10078,7 +8135,6 @@
             <w:r/>
             <w:r>
               <w:rPr>
-                <w:rFonts w:ascii="Calibri" w:hAnsi="Calibri"/>
                 <w:b/>
                 <w:sz w:val="20"/>
               </w:rPr>
@@ -10094,7 +8150,6 @@
             <w:r/>
             <w:r>
               <w:rPr>
-                <w:rFonts w:ascii="Calibri" w:hAnsi="Calibri"/>
                 <w:b/>
                 <w:sz w:val="20"/>
               </w:rPr>
@@ -10112,24 +8167,9 @@
             <w:r/>
             <w:r>
               <w:rPr>
-                <w:rFonts w:ascii="Calibri" w:hAnsi="Calibri"/>
-                <w:sz w:val="20"/>
-              </w:rPr>
-              <w:t>Hipercorreção: trocar palavra comum por termo exótico da base (</w:t>
-            </w:r>
-            <w:r>
-              <w:rPr>
-                <w:rFonts w:ascii="Consolas" w:hAnsi="Consolas"/>
-                <w:sz w:val="18"/>
-              </w:rPr>
-              <w:t>melhor</w:t>
-            </w:r>
-            <w:r>
-              <w:rPr>
-                <w:rFonts w:ascii="Calibri" w:hAnsi="Calibri"/>
-                <w:sz w:val="20"/>
-              </w:rPr>
-              <w:t>→Melkor)</w:t>
+                <w:sz w:val="20"/>
+              </w:rPr>
+              <w:t>Hipercorreção: trocar palavra comum por termo exótico da base (melhor→Melkor)</w:t>
             </w:r>
           </w:p>
         </w:tc>
@@ -10141,7 +8181,6 @@
             <w:r/>
             <w:r>
               <w:rPr>
-                <w:rFonts w:ascii="Calibri" w:hAnsi="Calibri"/>
                 <w:sz w:val="20"/>
               </w:rPr>
               <w:t>alta</w:t>
@@ -10156,7 +8195,6 @@
             <w:r/>
             <w:r>
               <w:rPr>
-                <w:rFonts w:ascii="Calibri" w:hAnsi="Calibri"/>
                 <w:sz w:val="20"/>
               </w:rPr>
               <w:t>grave</w:t>
@@ -10171,7 +8209,6 @@
             <w:r/>
             <w:r>
               <w:rPr>
-                <w:rFonts w:ascii="Calibri" w:hAnsi="Calibri"/>
                 <w:sz w:val="20"/>
               </w:rPr>
               <w:t>guarda de vocabulário + dupla métrica + proibição de substituir sem contexto; QA por amostragem</w:t>
@@ -10188,7 +8225,6 @@
             <w:r/>
             <w:r>
               <w:rPr>
-                <w:rFonts w:ascii="Calibri" w:hAnsi="Calibri"/>
                 <w:sz w:val="20"/>
               </w:rPr>
               <w:t>Alterar sentido ao pontuar 18,7 mil palavras sem áudio</w:t>
@@ -10203,7 +8239,6 @@
             <w:r/>
             <w:r>
               <w:rPr>
-                <w:rFonts w:ascii="Calibri" w:hAnsi="Calibri"/>
                 <w:sz w:val="20"/>
               </w:rPr>
               <w:t>alta</w:t>
@@ -10218,7 +8253,6 @@
             <w:r/>
             <w:r>
               <w:rPr>
-                <w:rFonts w:ascii="Calibri" w:hAnsi="Calibri"/>
                 <w:sz w:val="20"/>
               </w:rPr>
               <w:t>grave</w:t>
@@ -10233,7 +8267,6 @@
             <w:r/>
             <w:r>
               <w:rPr>
-                <w:rFonts w:ascii="Calibri" w:hAnsi="Calibri"/>
                 <w:sz w:val="20"/>
               </w:rPr>
               <w:t>política de disfluência contratada; frase curta; nunca fundir duas ideias em uma; revisão por blocos curtos</w:t>
@@ -10250,7 +8283,6 @@
             <w:r/>
             <w:r>
               <w:rPr>
-                <w:rFonts w:ascii="Calibri" w:hAnsi="Calibri"/>
                 <w:sz w:val="20"/>
               </w:rPr>
               <w:t>Substituir grafia por intuição (o que o Guia proíbe)</w:t>
@@ -10265,7 +8297,6 @@
             <w:r/>
             <w:r>
               <w:rPr>
-                <w:rFonts w:ascii="Calibri" w:hAnsi="Calibri"/>
                 <w:sz w:val="20"/>
               </w:rPr>
               <w:t>média</w:t>
@@ -10280,7 +8311,6 @@
             <w:r/>
             <w:r>
               <w:rPr>
-                <w:rFonts w:ascii="Calibri" w:hAnsi="Calibri"/>
                 <w:sz w:val="20"/>
               </w:rPr>
               <w:t>grave</w:t>
@@ -10295,17 +8325,9 @@
             <w:r/>
             <w:r>
               <w:rPr>
-                <w:rFonts w:ascii="Calibri" w:hAnsi="Calibri"/>
-                <w:sz w:val="20"/>
-              </w:rPr>
-              <w:t xml:space="preserve">só substitui o que está na base ou em CSV aprovado; resto vira </w:t>
-            </w:r>
-            <w:r>
-              <w:rPr>
-                <w:rFonts w:ascii="Consolas" w:hAnsi="Consolas"/>
-                <w:sz w:val="18"/>
-              </w:rPr>
-              <w:t>[NOTA]</w:t>
+                <w:sz w:val="20"/>
+              </w:rPr>
+              <w:t>só substitui o que está na base ou em CSV aprovado; resto vira [NOTA]</w:t>
             </w:r>
           </w:p>
         </w:tc>
@@ -10319,17 +8341,9 @@
             <w:r/>
             <w:r>
               <w:rPr>
-                <w:rFonts w:ascii="Consolas" w:hAnsi="Consolas"/>
-                <w:sz w:val="18"/>
-              </w:rPr>
-              <w:t>[NOTA]</w:t>
-            </w:r>
-            <w:r>
-              <w:rPr>
-                <w:rFonts w:ascii="Calibri" w:hAnsi="Calibri"/>
-                <w:sz w:val="20"/>
-              </w:rPr>
-              <w:t xml:space="preserve"> em excesso poluir o texto</w:t>
+                <w:sz w:val="20"/>
+              </w:rPr>
+              <w:t>[NOTA] em excesso poluir o texto</w:t>
             </w:r>
           </w:p>
         </w:tc>
@@ -10341,7 +8355,6 @@
             <w:r/>
             <w:r>
               <w:rPr>
-                <w:rFonts w:ascii="Calibri" w:hAnsi="Calibri"/>
                 <w:sz w:val="20"/>
               </w:rPr>
               <w:t>alta</w:t>
@@ -10356,7 +8369,6 @@
             <w:r/>
             <w:r>
               <w:rPr>
-                <w:rFonts w:ascii="Calibri" w:hAnsi="Calibri"/>
                 <w:sz w:val="20"/>
               </w:rPr>
               <w:t>médio</w:t>
@@ -10371,25 +8383,9 @@
             <w:r/>
             <w:r>
               <w:rPr>
-                <w:rFonts w:ascii="Calibri" w:hAnsi="Calibri"/>
-                <w:sz w:val="20"/>
-              </w:rPr>
-              <w:t xml:space="preserve">camada </w:t>
-            </w:r>
-            <w:r>
-              <w:rPr>
-                <w:rFonts w:ascii="Calibri" w:hAnsi="Calibri"/>
-                <w:i/>
-                <w:sz w:val="20"/>
-              </w:rPr>
-              <w:t>Externos</w:t>
-            </w:r>
-            <w:r>
-              <w:rPr>
-                <w:rFonts w:ascii="Calibri" w:hAnsi="Calibri"/>
-                <w:sz w:val="20"/>
-              </w:rPr>
-              <w:t xml:space="preserve"> + teto de notas por bloco + anexo</w:t>
+                <w:sz w:val="20"/>
+              </w:rPr>
+              <w:t>camada Externos + teto de notas por bloco + anexo</w:t>
             </w:r>
           </w:p>
         </w:tc>
@@ -10403,7 +8399,6 @@
             <w:r/>
             <w:r>
               <w:rPr>
-                <w:rFonts w:ascii="Calibri" w:hAnsi="Calibri"/>
                 <w:sz w:val="20"/>
               </w:rPr>
               <w:t>Conflito Guia × Base não resolvido</w:t>
@@ -10418,7 +8413,6 @@
             <w:r/>
             <w:r>
               <w:rPr>
-                <w:rFonts w:ascii="Calibri" w:hAnsi="Calibri"/>
                 <w:sz w:val="20"/>
               </w:rPr>
               <w:t>já ocorreu</w:t>
@@ -10433,7 +8427,6 @@
             <w:r/>
             <w:r>
               <w:rPr>
-                <w:rFonts w:ascii="Calibri" w:hAnsi="Calibri"/>
                 <w:sz w:val="20"/>
               </w:rPr>
               <w:t>médio</w:t>
@@ -10448,7 +8441,6 @@
             <w:r/>
             <w:r>
               <w:rPr>
-                <w:rFonts w:ascii="Calibri" w:hAnsi="Calibri"/>
                 <w:sz w:val="20"/>
               </w:rPr>
               <w:t>§3 deste parecer: 8 decisões pendentes</w:t>
@@ -10465,7 +8457,6 @@
             <w:r/>
             <w:r>
               <w:rPr>
-                <w:rFonts w:ascii="Calibri" w:hAnsi="Calibri"/>
                 <w:sz w:val="20"/>
               </w:rPr>
               <w:t>Duplicados na base gerarem referência ambígua</w:t>
@@ -10480,7 +8471,6 @@
             <w:r/>
             <w:r>
               <w:rPr>
-                <w:rFonts w:ascii="Calibri" w:hAnsi="Calibri"/>
                 <w:sz w:val="20"/>
               </w:rPr>
               <w:t>já ocorre</w:t>
@@ -10495,7 +8485,6 @@
             <w:r/>
             <w:r>
               <w:rPr>
-                <w:rFonts w:ascii="Calibri" w:hAnsi="Calibri"/>
                 <w:sz w:val="20"/>
               </w:rPr>
               <w:t>médio</w:t>
@@ -10510,7 +8499,6 @@
             <w:r/>
             <w:r>
               <w:rPr>
-                <w:rFonts w:ascii="Calibri" w:hAnsi="Calibri"/>
                 <w:sz w:val="20"/>
               </w:rPr>
               <w:t>fusão/marcação de registro preferencial</w:t>
@@ -10527,7 +8515,6 @@
             <w:r/>
             <w:r>
               <w:rPr>
-                <w:rFonts w:ascii="Calibri" w:hAnsi="Calibri"/>
                 <w:sz w:val="20"/>
               </w:rPr>
               <w:t>Perda de fidelidade na montagem entre blocos</w:t>
@@ -10542,7 +8529,6 @@
             <w:r/>
             <w:r>
               <w:rPr>
-                <w:rFonts w:ascii="Calibri" w:hAnsi="Calibri"/>
                 <w:sz w:val="20"/>
               </w:rPr>
               <w:t>média</w:t>
@@ -10557,7 +8543,6 @@
             <w:r/>
             <w:r>
               <w:rPr>
-                <w:rFonts w:ascii="Calibri" w:hAnsi="Calibri"/>
                 <w:sz w:val="20"/>
               </w:rPr>
               <w:t>médio</w:t>
@@ -10572,7 +8557,6 @@
             <w:r/>
             <w:r>
               <w:rPr>
-                <w:rFonts w:ascii="Calibri" w:hAnsi="Calibri"/>
                 <w:sz w:val="20"/>
               </w:rPr>
               <w:t>montagem programática + contagem de palavras ±3% + QA de variantes sobreviventes</w:t>
@@ -10589,7 +8573,6 @@
             <w:r/>
             <w:r>
               <w:rPr>
-                <w:rFonts w:ascii="Calibri" w:hAnsi="Calibri"/>
                 <w:sz w:val="20"/>
               </w:rPr>
               <w:t>Atribuir fala ao interlocutor errado</w:t>
@@ -10604,7 +8587,6 @@
             <w:r/>
             <w:r>
               <w:rPr>
-                <w:rFonts w:ascii="Calibri" w:hAnsi="Calibri"/>
                 <w:sz w:val="20"/>
               </w:rPr>
               <w:t>média</w:t>
@@ -10619,7 +8601,6 @@
             <w:r/>
             <w:r>
               <w:rPr>
-                <w:rFonts w:ascii="Calibri" w:hAnsi="Calibri"/>
                 <w:sz w:val="20"/>
               </w:rPr>
               <w:t>médio</w:t>
@@ -10634,7 +8615,6 @@
             <w:r/>
             <w:r>
               <w:rPr>
-                <w:rFonts w:ascii="Calibri" w:hAnsi="Calibri"/>
                 <w:sz w:val="20"/>
               </w:rPr>
               <w:t>diarização conservadora (opção a/c) ou rótulos só em pergunta-resposta</w:t>
@@ -10651,7 +8631,6 @@
             <w:r/>
             <w:r>
               <w:rPr>
-                <w:rFonts w:ascii="Calibri" w:hAnsi="Calibri"/>
                 <w:sz w:val="20"/>
               </w:rPr>
               <w:t>Contexto insuficiente para a base inteira</w:t>
@@ -10666,7 +8645,6 @@
             <w:r/>
             <w:r>
               <w:rPr>
-                <w:rFonts w:ascii="Calibri" w:hAnsi="Calibri"/>
                 <w:sz w:val="20"/>
               </w:rPr>
               <w:t>alta</w:t>
@@ -10681,7 +8659,6 @@
             <w:r/>
             <w:r>
               <w:rPr>
-                <w:rFonts w:ascii="Calibri" w:hAnsi="Calibri"/>
                 <w:sz w:val="20"/>
               </w:rPr>
               <w:t>médio</w:t>
@@ -10696,7 +8673,6 @@
             <w:r/>
             <w:r>
               <w:rPr>
-                <w:rFonts w:ascii="Calibri" w:hAnsi="Calibri"/>
                 <w:sz w:val="20"/>
               </w:rPr>
               <w:t>dossê filtrado por transcrição (já implementado)</w:t>
@@ -10713,7 +8689,6 @@
             <w:r/>
             <w:r>
               <w:rPr>
-                <w:rFonts w:ascii="Calibri" w:hAnsi="Calibri"/>
                 <w:sz w:val="20"/>
               </w:rPr>
               <w:t>Números/datas "consertados" em silêncio</w:t>
@@ -10728,7 +8703,6 @@
             <w:r/>
             <w:r>
               <w:rPr>
-                <w:rFonts w:ascii="Calibri" w:hAnsi="Calibri"/>
                 <w:sz w:val="20"/>
               </w:rPr>
               <w:t>média</w:t>
@@ -10743,7 +8717,6 @@
             <w:r/>
             <w:r>
               <w:rPr>
-                <w:rFonts w:ascii="Calibri" w:hAnsi="Calibri"/>
                 <w:sz w:val="20"/>
               </w:rPr>
               <w:t>alto</w:t>
@@ -10758,7 +8731,6 @@
             <w:r/>
             <w:r>
               <w:rPr>
-                <w:rFonts w:ascii="Calibri" w:hAnsi="Calibri"/>
                 <w:sz w:val="20"/>
               </w:rPr>
               <w:t>regra de nota obrigatória em alteração numérica</w:t>
@@ -10770,40 +8742,35 @@
     <w:p/>
     <w:p>
       <w:pPr>
+        <w:pStyle w:val="Heading2"/>
+        <w:keepNext/>
         <w:spacing w:before="200"/>
       </w:pPr>
       <w:r>
         <w:rPr>
+          <w:rFonts w:ascii="Calibri" w:hAnsi="Calibri"/>
           <w:b/>
-          <w:sz w:val="26"/>
+          <w:color w:val="1F3B57"/>
+          <w:sz w:val="24"/>
         </w:rPr>
         <w:t>9. Recomendações imediatas (checklist)</w:t>
       </w:r>
     </w:p>
     <w:p>
       <w:pPr>
-        <w:ind w:left="340"/>
+        <w:pStyle w:val="ListBullet"/>
+        <w:ind w:left="360"/>
       </w:pPr>
       <w:r>
+        <w:t xml:space="preserve">[ ] </w:t>
+      </w:r>
+      <w:r>
         <w:rPr>
-          <w:rFonts w:ascii="Calibri" w:hAnsi="Calibri"/>
-          <w:sz w:val="22"/>
-        </w:rPr>
-        <w:t xml:space="preserve">☐ </w:t>
-      </w:r>
-      <w:r>
-        <w:rPr>
-          <w:rFonts w:ascii="Calibri" w:hAnsi="Calibri"/>
           <w:b/>
-          <w:sz w:val="22"/>
         </w:rPr>
         <w:t>1.</w:t>
       </w:r>
       <w:r>
-        <w:rPr>
-          <w:rFonts w:ascii="Calibri" w:hAnsi="Calibri"/>
-          <w:sz w:val="22"/>
-        </w:rPr>
         <w:t xml:space="preserve"> Importar para o repositório a pasta </w:t>
       </w:r>
       <w:r>
@@ -10814,10 +8781,6 @@
         <w:t>termos/</w:t>
       </w:r>
       <w:r>
-        <w:rPr>
-          <w:rFonts w:ascii="Calibri" w:hAnsi="Calibri"/>
-          <w:sz w:val="22"/>
-        </w:rPr>
         <w:t xml:space="preserve"> (fichas Markdown) e o </w:t>
       </w:r>
       <w:r>
@@ -10828,52 +8791,33 @@
         <w:t>ferramentas/build_xlsx.py</w:t>
       </w:r>
       <w:r>
+        <w:t xml:space="preserve"> — sem eles, a coluna </w:t>
+      </w:r>
+      <w:r>
         <w:rPr>
-          <w:rFonts w:ascii="Calibri" w:hAnsi="Calibri"/>
-          <w:sz w:val="22"/>
-        </w:rPr>
-        <w:t xml:space="preserve"> — sem eles, a coluna </w:t>
-      </w:r>
-      <w:r>
-        <w:rPr>
-          <w:rFonts w:ascii="Calibri" w:hAnsi="Calibri"/>
           <w:i/>
-          <w:sz w:val="22"/>
         </w:rPr>
         <w:t>Etimologia/Grafias</w:t>
       </w:r>
       <w:r>
-        <w:rPr>
-          <w:rFonts w:ascii="Calibri" w:hAnsi="Calibri"/>
-          <w:sz w:val="22"/>
-        </w:rPr>
         <w:t xml:space="preserve"> permanece vazia e o Passo 1 do Guia fica sem fonte.</w:t>
       </w:r>
     </w:p>
     <w:p>
       <w:pPr>
-        <w:ind w:left="340"/>
+        <w:pStyle w:val="ListBullet"/>
+        <w:ind w:left="360"/>
       </w:pPr>
       <w:r>
+        <w:t xml:space="preserve">[ ] </w:t>
+      </w:r>
+      <w:r>
         <w:rPr>
-          <w:rFonts w:ascii="Calibri" w:hAnsi="Calibri"/>
-          <w:sz w:val="22"/>
-        </w:rPr>
-        <w:t xml:space="preserve">☐ </w:t>
-      </w:r>
-      <w:r>
-        <w:rPr>
-          <w:rFonts w:ascii="Calibri" w:hAnsi="Calibri"/>
           <w:b/>
-          <w:sz w:val="22"/>
         </w:rPr>
         <w:t>2.</w:t>
       </w:r>
       <w:r>
-        <w:rPr>
-          <w:rFonts w:ascii="Calibri" w:hAnsi="Calibri"/>
-          <w:sz w:val="22"/>
-        </w:rPr>
         <w:t xml:space="preserve"> Decidir os conflitos do §3 (8 pontos de decisão; 10 linhas marcadas como </w:t>
       </w:r>
       <w:r>
@@ -10884,136 +8828,87 @@
         <w:t>conflito</w:t>
       </w:r>
       <w:r>
-        <w:rPr>
-          <w:rFonts w:ascii="Calibri" w:hAnsi="Calibri"/>
-          <w:sz w:val="22"/>
-        </w:rPr>
         <w:t xml:space="preserve"> no CSV de sementes).</w:t>
       </w:r>
     </w:p>
     <w:p>
       <w:pPr>
-        <w:ind w:left="340"/>
+        <w:pStyle w:val="ListBullet"/>
+        <w:ind w:left="360"/>
       </w:pPr>
       <w:r>
+        <w:t xml:space="preserve">[ ] </w:t>
+      </w:r>
+      <w:r>
         <w:rPr>
-          <w:rFonts w:ascii="Calibri" w:hAnsi="Calibri"/>
-          <w:sz w:val="22"/>
-        </w:rPr>
-        <w:t xml:space="preserve">☐ </w:t>
-      </w:r>
-      <w:r>
-        <w:rPr>
-          <w:rFonts w:ascii="Calibri" w:hAnsi="Calibri"/>
           <w:b/>
-          <w:sz w:val="22"/>
         </w:rPr>
         <w:t>3.</w:t>
       </w:r>
       <w:r>
+        <w:t xml:space="preserve"> Aprovar a criação das camadas </w:t>
+      </w:r>
+      <w:r>
         <w:rPr>
-          <w:rFonts w:ascii="Calibri" w:hAnsi="Calibri"/>
-          <w:sz w:val="22"/>
-        </w:rPr>
-        <w:t xml:space="preserve"> Aprovar a criação das camadas </w:t>
-      </w:r>
-      <w:r>
-        <w:rPr>
-          <w:rFonts w:ascii="Calibri" w:hAnsi="Calibri"/>
           <w:b/>
-          <w:sz w:val="22"/>
         </w:rPr>
         <w:t>Variantes STT</w:t>
       </w:r>
       <w:r>
+        <w:t xml:space="preserve"> e </w:t>
+      </w:r>
+      <w:r>
         <w:rPr>
-          <w:rFonts w:ascii="Calibri" w:hAnsi="Calibri"/>
-          <w:sz w:val="22"/>
-        </w:rPr>
-        <w:t xml:space="preserve"> e </w:t>
-      </w:r>
-      <w:r>
-        <w:rPr>
-          <w:rFonts w:ascii="Calibri" w:hAnsi="Calibri"/>
           <w:b/>
-          <w:sz w:val="22"/>
         </w:rPr>
         <w:t>Externos</w:t>
       </w:r>
       <w:r>
+        <w:t xml:space="preserve"> (CSVs versionados) e a exceção de busca externa restrita a </w:t>
+      </w:r>
+      <w:r>
         <w:rPr>
-          <w:rFonts w:ascii="Calibri" w:hAnsi="Calibri"/>
-          <w:sz w:val="22"/>
-        </w:rPr>
-        <w:t xml:space="preserve"> (CSVs versionados) e a exceção de busca externa restrita a </w:t>
-      </w:r>
-      <w:r>
-        <w:rPr>
-          <w:rFonts w:ascii="Calibri" w:hAnsi="Calibri"/>
           <w:i/>
-          <w:sz w:val="22"/>
         </w:rPr>
         <w:t>Externos</w:t>
       </w:r>
       <w:r>
-        <w:rPr>
-          <w:rFonts w:ascii="Calibri" w:hAnsi="Calibri"/>
-          <w:sz w:val="22"/>
-        </w:rPr>
         <w:t>.</w:t>
       </w:r>
     </w:p>
     <w:p>
       <w:pPr>
-        <w:ind w:left="340"/>
+        <w:pStyle w:val="ListBullet"/>
+        <w:ind w:left="360"/>
       </w:pPr>
       <w:r>
+        <w:t xml:space="preserve">[ ] </w:t>
+      </w:r>
+      <w:r>
         <w:rPr>
-          <w:rFonts w:ascii="Calibri" w:hAnsi="Calibri"/>
-          <w:sz w:val="22"/>
-        </w:rPr>
-        <w:t xml:space="preserve">☐ </w:t>
-      </w:r>
-      <w:r>
-        <w:rPr>
-          <w:rFonts w:ascii="Calibri" w:hAnsi="Calibri"/>
           <w:b/>
-          <w:sz w:val="22"/>
         </w:rPr>
         <w:t>4.</w:t>
       </w:r>
       <w:r>
-        <w:rPr>
-          <w:rFonts w:ascii="Calibri" w:hAnsi="Calibri"/>
-          <w:sz w:val="22"/>
-        </w:rPr>
         <w:t xml:space="preserve"> Definir o contrato editorial: formato de saída (DOCX/MD/ambos), nível de disfluência (fiel/leve/limpo), diarização (a/b/c), destino do "Guia de fontes" e dos anúncios.</w:t>
       </w:r>
     </w:p>
     <w:p>
       <w:pPr>
-        <w:ind w:left="340"/>
+        <w:pStyle w:val="ListBullet"/>
+        <w:ind w:left="360"/>
       </w:pPr>
       <w:r>
+        <w:t xml:space="preserve">[ ] </w:t>
+      </w:r>
+      <w:r>
         <w:rPr>
-          <w:rFonts w:ascii="Calibri" w:hAnsi="Calibri"/>
-          <w:sz w:val="22"/>
-        </w:rPr>
-        <w:t xml:space="preserve">☐ </w:t>
-      </w:r>
-      <w:r>
-        <w:rPr>
-          <w:rFonts w:ascii="Calibri" w:hAnsi="Calibri"/>
           <w:b/>
-          <w:sz w:val="22"/>
         </w:rPr>
         <w:t>5.</w:t>
       </w:r>
       <w:r>
-        <w:rPr>
-          <w:rFonts w:ascii="Calibri" w:hAnsi="Calibri"/>
-          <w:sz w:val="22"/>
-        </w:rPr>
         <w:t xml:space="preserve"> Validar a amostra do bloco 1 (</w:t>
       </w:r>
       <w:r>
@@ -11024,106 +8919,69 @@
         <w:t>EXEMPLO-saida-bloco-01.docx</w:t>
       </w:r>
       <w:r>
-        <w:rPr>
-          <w:rFonts w:ascii="Calibri" w:hAnsi="Calibri"/>
-          <w:sz w:val="22"/>
-        </w:rPr>
         <w:t>) como padrão visual.</w:t>
       </w:r>
     </w:p>
     <w:p>
       <w:pPr>
-        <w:ind w:left="340"/>
+        <w:pStyle w:val="ListBullet"/>
+        <w:ind w:left="360"/>
       </w:pPr>
       <w:r>
+        <w:t xml:space="preserve">[ ] </w:t>
+      </w:r>
+      <w:r>
         <w:rPr>
-          <w:rFonts w:ascii="Calibri" w:hAnsi="Calibri"/>
-          <w:sz w:val="22"/>
-        </w:rPr>
-        <w:t xml:space="preserve">☐ </w:t>
-      </w:r>
-      <w:r>
-        <w:rPr>
-          <w:rFonts w:ascii="Calibri" w:hAnsi="Calibri"/>
           <w:b/>
-          <w:sz w:val="22"/>
         </w:rPr>
         <w:t>6.</w:t>
       </w:r>
       <w:r>
-        <w:rPr>
-          <w:rFonts w:ascii="Calibri" w:hAnsi="Calibri"/>
-          <w:sz w:val="22"/>
-        </w:rPr>
         <w:t xml:space="preserve"> Rodar as 8 etapas de revisão desta live conforme o fluxo 6.2.</w:t>
       </w:r>
     </w:p>
     <w:p>
       <w:pPr>
-        <w:ind w:left="340"/>
+        <w:pStyle w:val="ListBullet"/>
+        <w:ind w:left="360"/>
       </w:pPr>
       <w:r>
+        <w:t xml:space="preserve">[ ] </w:t>
+      </w:r>
+      <w:r>
         <w:rPr>
-          <w:rFonts w:ascii="Calibri" w:hAnsi="Calibri"/>
-          <w:sz w:val="22"/>
-        </w:rPr>
-        <w:t xml:space="preserve">☐ </w:t>
-      </w:r>
-      <w:r>
-        <w:rPr>
-          <w:rFonts w:ascii="Calibri" w:hAnsi="Calibri"/>
           <w:b/>
-          <w:sz w:val="22"/>
         </w:rPr>
         <w:t>7.</w:t>
       </w:r>
       <w:r>
+        <w:t xml:space="preserve"> Emitir o </w:t>
+      </w:r>
+      <w:r>
         <w:rPr>
-          <w:rFonts w:ascii="Calibri" w:hAnsi="Calibri"/>
-          <w:sz w:val="22"/>
-        </w:rPr>
-        <w:t xml:space="preserve"> Emitir o </w:t>
-      </w:r>
-      <w:r>
-        <w:rPr>
-          <w:rFonts w:ascii="Calibri" w:hAnsi="Calibri"/>
           <w:b/>
-          <w:sz w:val="22"/>
         </w:rPr>
         <w:t>Guia v2</w:t>
       </w:r>
       <w:r>
-        <w:rPr>
-          <w:rFonts w:ascii="Calibri" w:hAnsi="Calibri"/>
-          <w:sz w:val="22"/>
-        </w:rPr>
         <w:t xml:space="preserve"> com as seções novas (pontuação, diarização, disfluência, números, externos, QA).</w:t>
       </w:r>
     </w:p>
     <w:p>
       <w:pPr>
-        <w:ind w:left="340"/>
+        <w:pStyle w:val="ListBullet"/>
+        <w:ind w:left="360"/>
       </w:pPr>
       <w:r>
+        <w:t xml:space="preserve">[ ] </w:t>
+      </w:r>
+      <w:r>
         <w:rPr>
-          <w:rFonts w:ascii="Calibri" w:hAnsi="Calibri"/>
-          <w:sz w:val="22"/>
-        </w:rPr>
-        <w:t xml:space="preserve">☐ </w:t>
-      </w:r>
-      <w:r>
-        <w:rPr>
-          <w:rFonts w:ascii="Calibri" w:hAnsi="Calibri"/>
           <w:b/>
-          <w:sz w:val="22"/>
         </w:rPr>
         <w:t>8.</w:t>
       </w:r>
       <w:r>
-        <w:rPr>
-          <w:rFonts w:ascii="Calibri" w:hAnsi="Calibri"/>
-          <w:sz w:val="22"/>
-        </w:rPr>
         <w:t xml:space="preserve"> Tratar as duplicidades da base (começar por </w:t>
       </w:r>
       <w:r>
@@ -11134,148 +8992,100 @@
         <w:t>Choque de Realidade</w:t>
       </w:r>
       <w:r>
-        <w:rPr>
-          <w:rFonts w:ascii="Calibri" w:hAnsi="Calibri"/>
-          <w:sz w:val="22"/>
-        </w:rPr>
         <w:t>, RC-867/RC-898/RC-936).</w:t>
       </w:r>
     </w:p>
     <w:p>
       <w:pPr>
-        <w:ind w:left="340"/>
+        <w:pStyle w:val="ListBullet"/>
+        <w:ind w:left="360"/>
       </w:pPr>
       <w:r>
+        <w:t xml:space="preserve">[ ] </w:t>
+      </w:r>
+      <w:r>
         <w:rPr>
-          <w:rFonts w:ascii="Calibri" w:hAnsi="Calibri"/>
-          <w:sz w:val="22"/>
+          <w:b/>
         </w:rPr>
-        <w:t xml:space="preserve">☐ </w:t>
-      </w:r>
+        <w:t>9.</w:t>
+      </w:r>
+      <w:r>
+        <w:t xml:space="preserve"> Padronizar a Bibliografia: separar obras (B###) de podcasts/palestras (P####) em abas distintas.</w:t>
+      </w:r>
+    </w:p>
+    <w:p>
+      <w:pPr>
+        <w:pStyle w:val="ListBullet"/>
+        <w:ind w:left="360"/>
+      </w:pPr>
+      <w:r>
+        <w:t xml:space="preserve">[ ] </w:t>
+      </w:r>
+      <w:r>
+        <w:rPr>
+          <w:b/>
+        </w:rPr>
+        <w:t>10.</w:t>
+      </w:r>
+      <w:r>
+        <w:t xml:space="preserve"> Definir convenção de nomenclatura de arquivos e de metadados mínimos por vídeo (URL, canal, data, duração, participantes).</w:t>
+      </w:r>
+    </w:p>
+    <w:p>
+      <w:pPr>
+        <w:pStyle w:val="Heading2"/>
+        <w:keepNext/>
+        <w:spacing w:before="200"/>
+      </w:pPr>
       <w:r>
         <w:rPr>
           <w:rFonts w:ascii="Calibri" w:hAnsi="Calibri"/>
           <w:b/>
-          <w:sz w:val="22"/>
+          <w:color w:val="1F3B57"/>
+          <w:sz w:val="24"/>
         </w:rPr>
-        <w:t>9.</w:t>
-      </w:r>
-      <w:r>
-        <w:rPr>
-          <w:rFonts w:ascii="Calibri" w:hAnsi="Calibri"/>
-          <w:sz w:val="22"/>
-        </w:rPr>
-        <w:t xml:space="preserve"> Padronizar a Bibliografia: separar obras (B###) de podcasts/palestras (P####) em abas distintas.</w:t>
+        <w:t>10. Decisões que preciso de você</w:t>
       </w:r>
     </w:p>
     <w:p>
       <w:pPr>
-        <w:ind w:left="340"/>
+        <w:pStyle w:val="ListNumber"/>
       </w:pPr>
       <w:r>
         <w:rPr>
-          <w:rFonts w:ascii="Calibri" w:hAnsi="Calibri"/>
-          <w:sz w:val="22"/>
+          <w:b/>
         </w:rPr>
-        <w:t xml:space="preserve">☐ </w:t>
-      </w:r>
-      <w:r>
-        <w:rPr>
-          <w:rFonts w:ascii="Calibri" w:hAnsi="Calibri"/>
-          <w:b/>
-          <w:sz w:val="22"/>
-        </w:rPr>
-        <w:t>10.</w:t>
-      </w:r>
-      <w:r>
-        <w:rPr>
-          <w:rFonts w:ascii="Calibri" w:hAnsi="Calibri"/>
-          <w:sz w:val="22"/>
-        </w:rPr>
-        <w:t xml:space="preserve"> Definir convenção de nomenclatura de arquivos e de metadados mínimos por vídeo (URL, canal, data, duração, participantes).</w:t>
+        <w:t>Contrato editorial de saída</w:t>
+      </w:r>
+      <w:r>
+        <w:t xml:space="preserve"> — DOCX, Markdown ou ambos? Mantém o "Guia de fontes" no cabeçalho, move para anexo ou remove?</w:t>
       </w:r>
     </w:p>
     <w:p>
       <w:pPr>
-        <w:spacing w:before="200"/>
+        <w:pStyle w:val="ListNumber"/>
       </w:pPr>
       <w:r>
         <w:rPr>
           <w:b/>
-          <w:sz w:val="26"/>
         </w:rPr>
-        <w:t>10. Decisões que preciso de você</w:t>
+        <w:t>Diarização e disfluência</w:t>
+      </w:r>
+      <w:r>
+        <w:t xml:space="preserve"> — rótulos de falante (como na amostra) ou texto corrido? Nível fiel, leve ou limpo?</w:t>
       </w:r>
     </w:p>
     <w:p>
+      <w:pPr>
+        <w:pStyle w:val="ListNumber"/>
+      </w:pPr>
       <w:r>
         <w:rPr>
-          <w:rFonts w:ascii="Calibri" w:hAnsi="Calibri"/>
-          <w:sz w:val="22"/>
-        </w:rPr>
-        <w:t xml:space="preserve">1. </w:t>
-      </w:r>
-      <w:r>
-        <w:rPr>
-          <w:rFonts w:ascii="Calibri" w:hAnsi="Calibri"/>
           <w:b/>
-          <w:sz w:val="22"/>
-        </w:rPr>
-        <w:t>Contrato editorial de saída</w:t>
-      </w:r>
-      <w:r>
-        <w:rPr>
-          <w:rFonts w:ascii="Calibri" w:hAnsi="Calibri"/>
-          <w:sz w:val="22"/>
-        </w:rPr>
-        <w:t xml:space="preserve"> — DOCX, Markdown ou ambos? Mantém o "Guia de fontes" no cabeçalho, move para anexo ou remove?</w:t>
-      </w:r>
-    </w:p>
-    <w:p>
-      <w:r>
-        <w:rPr>
-          <w:rFonts w:ascii="Calibri" w:hAnsi="Calibri"/>
-          <w:sz w:val="22"/>
-        </w:rPr>
-        <w:t xml:space="preserve">2. </w:t>
-      </w:r>
-      <w:r>
-        <w:rPr>
-          <w:rFonts w:ascii="Calibri" w:hAnsi="Calibri"/>
-          <w:b/>
-          <w:sz w:val="22"/>
-        </w:rPr>
-        <w:t>Diarização e disfluência</w:t>
-      </w:r>
-      <w:r>
-        <w:rPr>
-          <w:rFonts w:ascii="Calibri" w:hAnsi="Calibri"/>
-          <w:sz w:val="22"/>
-        </w:rPr>
-        <w:t xml:space="preserve"> — rótulos de falante (como na amostra) ou texto corrido? Nível fiel, leve ou limpo?</w:t>
-      </w:r>
-    </w:p>
-    <w:p>
-      <w:r>
-        <w:rPr>
-          <w:rFonts w:ascii="Calibri" w:hAnsi="Calibri"/>
-          <w:sz w:val="22"/>
-        </w:rPr>
-        <w:t xml:space="preserve">3. </w:t>
-      </w:r>
-      <w:r>
-        <w:rPr>
-          <w:rFonts w:ascii="Calibri" w:hAnsi="Calibri"/>
-          <w:b/>
-          <w:sz w:val="22"/>
         </w:rPr>
         <w:t>Camadas novas e busca externa</w:t>
       </w:r>
       <w:r>
-        <w:rPr>
-          <w:rFonts w:ascii="Calibri" w:hAnsi="Calibri"/>
-          <w:sz w:val="22"/>
-        </w:rPr>
         <w:t xml:space="preserve"> — aprova criar </w:t>
       </w:r>
       <w:r>
@@ -11286,65 +9096,52 @@
         <w:t>Externos</w:t>
       </w:r>
       <w:r>
+        <w:t xml:space="preserve"> e permitir consulta externa </w:t>
+      </w:r>
+      <w:r>
         <w:rPr>
-          <w:rFonts w:ascii="Calibri" w:hAnsi="Calibri"/>
-          <w:sz w:val="22"/>
-        </w:rPr>
-        <w:t xml:space="preserve"> e permitir consulta externa </w:t>
-      </w:r>
-      <w:r>
-        <w:rPr>
-          <w:rFonts w:ascii="Calibri" w:hAnsi="Calibri"/>
           <w:i/>
-          <w:sz w:val="22"/>
         </w:rPr>
         <w:t>só</w:t>
       </w:r>
       <w:r>
-        <w:rPr>
-          <w:rFonts w:ascii="Calibri" w:hAnsi="Calibri"/>
-          <w:sz w:val="22"/>
-        </w:rPr>
         <w:t xml:space="preserve"> para nomes/obras do mundo real, com registro de fonte e data?</w:t>
       </w:r>
     </w:p>
     <w:p>
+      <w:pPr>
+        <w:pStyle w:val="ListNumber"/>
+      </w:pPr>
       <w:r>
         <w:rPr>
-          <w:rFonts w:ascii="Calibri" w:hAnsi="Calibri"/>
-          <w:sz w:val="22"/>
+          <w:b/>
         </w:rPr>
-        <w:t xml:space="preserve">4. </w:t>
-      </w:r>
+        <w:t>Ordem de execução</w:t>
+      </w:r>
+      <w:r>
+        <w:t xml:space="preserve"> — quer que eu comece já a revisão completa desta live (8 blocos), ou prefere primeiro fechar Guia v2 + correções da base?</w:t>
+      </w:r>
+    </w:p>
+    <w:p>
+      <w:pPr>
+        <w:pStyle w:val="Heading2"/>
+        <w:keepNext/>
+        <w:spacing w:before="200"/>
+      </w:pPr>
       <w:r>
         <w:rPr>
           <w:rFonts w:ascii="Calibri" w:hAnsi="Calibri"/>
           <w:b/>
-          <w:sz w:val="22"/>
+          <w:color w:val="1F3B57"/>
+          <w:sz w:val="24"/>
         </w:rPr>
-        <w:t>Ordem de execução</w:t>
-      </w:r>
-      <w:r>
-        <w:rPr>
-          <w:rFonts w:ascii="Calibri" w:hAnsi="Calibri"/>
-          <w:sz w:val="22"/>
-        </w:rPr>
-        <w:t xml:space="preserve"> — quer que eu comece já a revisão completa desta live (8 blocos), ou prefere primeiro fechar Guia v2 + correções da base?</w:t>
+        <w:t>Anexo A — Como reproduzir este diagnóstico</w:t>
       </w:r>
     </w:p>
     <w:p>
       <w:pPr>
-        <w:spacing w:before="200"/>
+        <w:ind w:left="360"/>
       </w:pPr>
-      <w:r>
-        <w:rPr>
-          <w:b/>
-          <w:sz w:val="26"/>
-        </w:rPr>
-        <w:t>Anexo A — Como reproduzir este diagnóstico</w:t>
-      </w:r>
-    </w:p>
-    <w:p>
       <w:r>
         <w:rPr>
           <w:rFonts w:ascii="Consolas" w:hAnsi="Consolas"/>
@@ -11377,12 +9174,16 @@
     </w:p>
     <w:p>
       <w:pPr>
+        <w:pStyle w:val="Heading2"/>
+        <w:keepNext/>
         <w:spacing w:before="200"/>
       </w:pPr>
       <w:r>
         <w:rPr>
+          <w:rFonts w:ascii="Calibri" w:hAnsi="Calibri"/>
           <w:b/>
-          <w:sz w:val="26"/>
+          <w:color w:val="1F3B57"/>
+          <w:sz w:val="24"/>
         </w:rPr>
         <w:t>Anexo B — Arquivos gerados nesta análise</w:t>
       </w:r>
@@ -11391,6 +9192,7 @@
       <w:tblPr>
         <w:tblStyle w:val="LightGrid-Accent1"/>
         <w:tblW w:type="auto" w:w="0"/>
+        <w:jc w:val="center"/>
         <w:tblLook w:firstColumn="1" w:firstRow="1" w:lastColumn="0" w:lastRow="0" w:noHBand="0" w:noVBand="1" w:val="04A0"/>
       </w:tblPr>
       <w:tblGrid>
@@ -11406,7 +9208,6 @@
             <w:r/>
             <w:r>
               <w:rPr>
-                <w:rFonts w:ascii="Calibri" w:hAnsi="Calibri"/>
                 <w:b/>
                 <w:sz w:val="20"/>
               </w:rPr>
@@ -11422,7 +9223,6 @@
             <w:r/>
             <w:r>
               <w:rPr>
-                <w:rFonts w:ascii="Calibri" w:hAnsi="Calibri"/>
                 <w:b/>
                 <w:sz w:val="20"/>
               </w:rPr>
@@ -11440,8 +9240,7 @@
             <w:r/>
             <w:r>
               <w:rPr>
-                <w:rFonts w:ascii="Consolas" w:hAnsi="Consolas"/>
-                <w:sz w:val="18"/>
+                <w:sz w:val="20"/>
               </w:rPr>
               <w:t>analise/revelacoes-cosmicas-urgente-jan-val-ellam/diagnostico.md</w:t>
             </w:r>
@@ -11455,7 +9254,6 @@
             <w:r/>
             <w:r>
               <w:rPr>
-                <w:rFonts w:ascii="Calibri" w:hAnsi="Calibri"/>
                 <w:sz w:val="20"/>
               </w:rPr>
               <w:t>diagnóstico legível (6 seções)</w:t>
@@ -11472,8 +9270,7 @@
             <w:r/>
             <w:r>
               <w:rPr>
-                <w:rFonts w:ascii="Consolas" w:hAnsi="Consolas"/>
-                <w:sz w:val="18"/>
+                <w:sz w:val="20"/>
               </w:rPr>
               <w:t>…/diagnostico.json</w:t>
             </w:r>
@@ -11487,7 +9284,6 @@
             <w:r/>
             <w:r>
               <w:rPr>
-                <w:rFonts w:ascii="Calibri" w:hAnsi="Calibri"/>
                 <w:sz w:val="20"/>
               </w:rPr>
               <w:t>diagnóstico completo para máquinas (inclui os 572 candidatos brutos)</w:t>
@@ -11504,8 +9300,7 @@
             <w:r/>
             <w:r>
               <w:rPr>
-                <w:rFonts w:ascii="Consolas" w:hAnsi="Consolas"/>
-                <w:sz w:val="18"/>
+                <w:sz w:val="20"/>
               </w:rPr>
               <w:t>…/variantes-propostas.csv</w:t>
             </w:r>
@@ -11519,7 +9314,6 @@
             <w:r/>
             <w:r>
               <w:rPr>
-                <w:rFonts w:ascii="Calibri" w:hAnsi="Calibri"/>
                 <w:sz w:val="20"/>
               </w:rPr>
               <w:t>77 linhas prontas para triagem (variante, canônico, código, classe, contexto, aprovação)</w:t>
@@ -11536,8 +9330,7 @@
             <w:r/>
             <w:r>
               <w:rPr>
-                <w:rFonts w:ascii="Consolas" w:hAnsi="Consolas"/>
-                <w:sz w:val="18"/>
+                <w:sz w:val="20"/>
               </w:rPr>
               <w:t>…/ausentes-da-base.csv</w:t>
             </w:r>
@@ -11551,7 +9344,6 @@
             <w:r/>
             <w:r>
               <w:rPr>
-                <w:rFonts w:ascii="Calibri" w:hAnsi="Calibri"/>
                 <w:sz w:val="20"/>
               </w:rPr>
               <w:t>169 entidades do texto sem registro na base</w:t>
@@ -11568,8 +9360,7 @@
             <w:r/>
             <w:r>
               <w:rPr>
-                <w:rFonts w:ascii="Consolas" w:hAnsi="Consolas"/>
-                <w:sz w:val="18"/>
+                <w:sz w:val="20"/>
               </w:rPr>
               <w:t>…/dossie-bloco.txt</w:t>
             </w:r>
@@ -11583,7 +9374,6 @@
             <w:r/>
             <w:r>
               <w:rPr>
-                <w:rFonts w:ascii="Calibri" w:hAnsi="Calibri"/>
                 <w:sz w:val="20"/>
               </w:rPr>
               <w:t>os 78 termos relevantes para esta transcrição (contexto de trabalho)</w:t>
@@ -11600,8 +9390,7 @@
             <w:r/>
             <w:r>
               <w:rPr>
-                <w:rFonts w:ascii="Consolas" w:hAnsi="Consolas"/>
-                <w:sz w:val="18"/>
+                <w:sz w:val="20"/>
               </w:rPr>
               <w:t>…/exemplo-bloco-01.md</w:t>
             </w:r>
@@ -11615,7 +9404,6 @@
             <w:r/>
             <w:r>
               <w:rPr>
-                <w:rFonts w:ascii="Calibri" w:hAnsi="Calibri"/>
                 <w:sz w:val="20"/>
               </w:rPr>
               <w:t>amostra revisada do bloco 1 (~570 palavras do bruto)</w:t>
@@ -11632,8 +9420,7 @@
             <w:r/>
             <w:r>
               <w:rPr>
-                <w:rFonts w:ascii="Consolas" w:hAnsi="Consolas"/>
-                <w:sz w:val="18"/>
+                <w:sz w:val="20"/>
               </w:rPr>
               <w:t>…/EXEMPLO-saida-bloco-01.docx</w:t>
             </w:r>
@@ -11647,7 +9434,6 @@
             <w:r/>
             <w:r>
               <w:rPr>
-                <w:rFonts w:ascii="Calibri" w:hAnsi="Calibri"/>
                 <w:sz w:val="20"/>
               </w:rPr>
               <w:t>amostra montada com a tipografia do Guia (justificado, 1,5, 12 pt)</w:t>
@@ -12031,8 +9817,7 @@
     <w:qFormat/>
     <w:rsid w:val="00FC693F"/>
     <w:pPr>
-      <w:spacing w:after="80"/>
-      <w:jc w:val="both"/>
+      <w:spacing w:after="120" w:line="276" w:lineRule="auto"/>
     </w:pPr>
     <w:rPr>
       <w:rFonts w:ascii="Calibri" w:hAnsi="Calibri"/>
